--- a/lessons/4-5/downloads/reveal/teacher/4.5-homework-packet-level-1.docx
+++ b/lessons/4-5/downloads/reveal/teacher/4.5-homework-packet-level-1.docx
@@ -15,8 +15,8 @@
         <w:rPr>
           <w:rFonts w:ascii="Avenir Next" w:hAnsi="Avenir Next" w:cs="Avenir Next" w:eastAsia="Avenir Next"/>
           <w:color w:val="1A1A1A"/>
-          <w:sz w:val="22"/>
-          <w:szCs w:val="22"/>
+          <w:sz w:val="23"/>
+          <w:szCs w:val="23"/>
         </w:rPr>
         <w:t xml:space="preserve">Name</w:t>
       </w:r>
@@ -24,8 +24,8 @@
         <w:rPr>
           <w:rFonts w:ascii="Avenir Next" w:hAnsi="Avenir Next" w:cs="Avenir Next" w:eastAsia="Avenir Next"/>
           <w:color w:val="1A1A1A"/>
-          <w:sz w:val="22"/>
-          <w:szCs w:val="22"/>
+          <w:sz w:val="23"/>
+          <w:szCs w:val="23"/>
         </w:rPr>
         <w:tab/>
       </w:r>
@@ -33,8 +33,8 @@
         <w:rPr>
           <w:rFonts w:ascii="Avenir Next" w:hAnsi="Avenir Next" w:cs="Avenir Next" w:eastAsia="Avenir Next"/>
           <w:color w:val="1A1A1A"/>
-          <w:sz w:val="22"/>
-          <w:szCs w:val="22"/>
+          <w:sz w:val="23"/>
+          <w:szCs w:val="23"/>
         </w:rPr>
         <w:t xml:space="preserve">   Date</w:t>
       </w:r>
@@ -42,8 +42,8 @@
         <w:rPr>
           <w:rFonts w:ascii="Avenir Next" w:hAnsi="Avenir Next" w:cs="Avenir Next" w:eastAsia="Avenir Next"/>
           <w:color w:val="1A1A1A"/>
-          <w:sz w:val="22"/>
-          <w:szCs w:val="22"/>
+          <w:sz w:val="23"/>
+          <w:szCs w:val="23"/>
         </w:rPr>
         <w:tab/>
       </w:r>
@@ -51,8 +51,8 @@
         <w:rPr>
           <w:rFonts w:ascii="Avenir Next" w:hAnsi="Avenir Next" w:cs="Avenir Next" w:eastAsia="Avenir Next"/>
           <w:color w:val="1A1A1A"/>
-          <w:sz w:val="22"/>
-          <w:szCs w:val="22"/>
+          <w:sz w:val="23"/>
+          <w:szCs w:val="23"/>
         </w:rPr>
         <w:t xml:space="preserve">   Period</w:t>
       </w:r>
@@ -60,8 +60,8 @@
         <w:rPr>
           <w:rFonts w:ascii="Avenir Next" w:hAnsi="Avenir Next" w:cs="Avenir Next" w:eastAsia="Avenir Next"/>
           <w:color w:val="1A1A1A"/>
-          <w:sz w:val="22"/>
-          <w:szCs w:val="22"/>
+          <w:sz w:val="23"/>
+          <w:szCs w:val="23"/>
         </w:rPr>
         <w:tab/>
       </w:r>
@@ -78,8 +78,8 @@
           <w:caps/>
           <w:color w:val="003A70"/>
           <w:spacing w:val="12"/>
-          <w:sz w:val="21"/>
-          <w:szCs w:val="21"/>
+          <w:sz w:val="22"/>
+          <w:szCs w:val="22"/>
         </w:rPr>
         <w:t xml:space="preserve">Lesson 4-5  ·  Homework Packet  ·  Level 1  ·  Sheet 1 of 2</w:t>
       </w:r>
@@ -114,7 +114,7 @@
           <w:sz w:val="17"/>
           <w:szCs w:val="17"/>
         </w:rPr>
-        <w:t xml:space="preserve">Maryland Standard 6.RP.A.3c   ·   Learning target — I can find the whole when I know a part and the percent it represents.</w:t>
+        <w:t xml:space="preserve">Maryland Standard 6.AT.4   ·   Learning target — I can find the whole when I know a part and the percent it represents.</w:t>
       </w:r>
     </w:p>
     <w:p>
@@ -185,8 +185,8 @@
                 <w:rFonts w:ascii="Avenir Next" w:hAnsi="Avenir Next" w:cs="Avenir Next" w:eastAsia="Avenir Next"/>
                 <w:b/>
                 <w:color w:val="003A70"/>
-                <w:sz w:val="18"/>
-                <w:szCs w:val="18"/>
+                <w:sz w:val="22"/>
+                <w:szCs w:val="22"/>
               </w:rPr>
               <w:t xml:space="preserve">•</w:t>
             </w:r>
@@ -194,8 +194,8 @@
               <w:rPr>
                 <w:rFonts w:ascii="Avenir Next" w:hAnsi="Avenir Next" w:cs="Avenir Next" w:eastAsia="Avenir Next"/>
                 <w:color w:val="1A1A1A"/>
-                <w:sz w:val="18"/>
-                <w:szCs w:val="18"/>
+                <w:sz w:val="22"/>
+                <w:szCs w:val="22"/>
               </w:rPr>
               <w:tab/>
             </w:r>
@@ -203,8 +203,8 @@
               <w:rPr>
                 <w:rFonts w:ascii="Avenir Next" w:hAnsi="Avenir Next" w:cs="Avenir Next" w:eastAsia="Avenir Next"/>
                 <w:color w:val="1A1A1A"/>
-                <w:sz w:val="18"/>
-                <w:szCs w:val="18"/>
+                <w:sz w:val="22"/>
+                <w:szCs w:val="22"/>
               </w:rPr>
               <w:t xml:space="preserve">The </w:t>
             </w:r>
@@ -213,8 +213,8 @@
                 <w:rFonts w:ascii="Avenir Next" w:hAnsi="Avenir Next" w:cs="Avenir Next" w:eastAsia="Avenir Next"/>
                 <w:b/>
                 <w:color w:val="1A1A1A"/>
-                <w:sz w:val="18"/>
-                <w:szCs w:val="18"/>
+                <w:sz w:val="22"/>
+                <w:szCs w:val="22"/>
               </w:rPr>
               <w:t xml:space="preserve">part</w:t>
             </w:r>
@@ -222,8 +222,8 @@
               <w:rPr>
                 <w:rFonts w:ascii="Avenir Next" w:hAnsi="Avenir Next" w:cs="Avenir Next" w:eastAsia="Avenir Next"/>
                 <w:color w:val="1A1A1A"/>
-                <w:sz w:val="18"/>
-                <w:szCs w:val="18"/>
+                <w:sz w:val="22"/>
+                <w:szCs w:val="22"/>
               </w:rPr>
               <w:t xml:space="preserve"> is what you know. The </w:t>
             </w:r>
@@ -232,8 +232,8 @@
                 <w:rFonts w:ascii="Avenir Next" w:hAnsi="Avenir Next" w:cs="Avenir Next" w:eastAsia="Avenir Next"/>
                 <w:b/>
                 <w:color w:val="1A1A1A"/>
-                <w:sz w:val="18"/>
-                <w:szCs w:val="18"/>
+                <w:sz w:val="22"/>
+                <w:szCs w:val="22"/>
               </w:rPr>
               <w:t xml:space="preserve">whole</w:t>
             </w:r>
@@ -241,8 +241,8 @@
               <w:rPr>
                 <w:rFonts w:ascii="Avenir Next" w:hAnsi="Avenir Next" w:cs="Avenir Next" w:eastAsia="Avenir Next"/>
                 <w:color w:val="1A1A1A"/>
-                <w:sz w:val="18"/>
-                <w:szCs w:val="18"/>
+                <w:sz w:val="22"/>
+                <w:szCs w:val="22"/>
               </w:rPr>
               <w:t xml:space="preserve"> is 100%.</w:t>
             </w:r>
@@ -260,8 +260,8 @@
                 <w:rFonts w:ascii="Avenir Next" w:hAnsi="Avenir Next" w:cs="Avenir Next" w:eastAsia="Avenir Next"/>
                 <w:b/>
                 <w:color w:val="003A70"/>
-                <w:sz w:val="18"/>
-                <w:szCs w:val="18"/>
+                <w:sz w:val="22"/>
+                <w:szCs w:val="22"/>
               </w:rPr>
               <w:t xml:space="preserve">•</w:t>
             </w:r>
@@ -269,8 +269,8 @@
               <w:rPr>
                 <w:rFonts w:ascii="Avenir Next" w:hAnsi="Avenir Next" w:cs="Avenir Next" w:eastAsia="Avenir Next"/>
                 <w:color w:val="1A1A1A"/>
-                <w:sz w:val="18"/>
-                <w:szCs w:val="18"/>
+                <w:sz w:val="22"/>
+                <w:szCs w:val="22"/>
               </w:rPr>
               <w:tab/>
             </w:r>
@@ -278,8 +278,8 @@
               <w:rPr>
                 <w:rFonts w:ascii="Avenir Next" w:hAnsi="Avenir Next" w:cs="Avenir Next" w:eastAsia="Avenir Next"/>
                 <w:color w:val="1A1A1A"/>
-                <w:sz w:val="18"/>
-                <w:szCs w:val="18"/>
+                <w:sz w:val="22"/>
+                <w:szCs w:val="22"/>
               </w:rPr>
               <w:t xml:space="preserve">Step </w:t>
             </w:r>
@@ -288,8 +288,8 @@
                 <w:rFonts w:ascii="Avenir Next" w:hAnsi="Avenir Next" w:cs="Avenir Next" w:eastAsia="Avenir Next"/>
                 <w:b/>
                 <w:color w:val="1A1A1A"/>
-                <w:sz w:val="18"/>
-                <w:szCs w:val="18"/>
+                <w:sz w:val="22"/>
+                <w:szCs w:val="22"/>
               </w:rPr>
               <w:t xml:space="preserve">down</w:t>
             </w:r>
@@ -297,8 +297,8 @@
               <w:rPr>
                 <w:rFonts w:ascii="Avenir Next" w:hAnsi="Avenir Next" w:cs="Avenir Next" w:eastAsia="Avenir Next"/>
                 <w:color w:val="1A1A1A"/>
-                <w:sz w:val="18"/>
-                <w:szCs w:val="18"/>
+                <w:sz w:val="22"/>
+                <w:szCs w:val="22"/>
               </w:rPr>
               <w:t xml:space="preserve"> to a friendly percent, then build </w:t>
             </w:r>
@@ -307,8 +307,8 @@
                 <w:rFonts w:ascii="Avenir Next" w:hAnsi="Avenir Next" w:cs="Avenir Next" w:eastAsia="Avenir Next"/>
                 <w:b/>
                 <w:color w:val="1A1A1A"/>
-                <w:sz w:val="18"/>
-                <w:szCs w:val="18"/>
+                <w:sz w:val="22"/>
+                <w:szCs w:val="22"/>
               </w:rPr>
               <w:t xml:space="preserve">up</w:t>
             </w:r>
@@ -316,8 +316,8 @@
               <w:rPr>
                 <w:rFonts w:ascii="Avenir Next" w:hAnsi="Avenir Next" w:cs="Avenir Next" w:eastAsia="Avenir Next"/>
                 <w:color w:val="1A1A1A"/>
-                <w:sz w:val="18"/>
-                <w:szCs w:val="18"/>
+                <w:sz w:val="22"/>
+                <w:szCs w:val="22"/>
               </w:rPr>
               <w:t xml:space="preserve"> to 100%.</w:t>
             </w:r>
@@ -335,8 +335,8 @@
                 <w:rFonts w:ascii="Avenir Next" w:hAnsi="Avenir Next" w:cs="Avenir Next" w:eastAsia="Avenir Next"/>
                 <w:b/>
                 <w:color w:val="003A70"/>
-                <w:sz w:val="18"/>
-                <w:szCs w:val="18"/>
+                <w:sz w:val="22"/>
+                <w:szCs w:val="22"/>
               </w:rPr>
               <w:t xml:space="preserve">•</w:t>
             </w:r>
@@ -344,8 +344,8 @@
               <w:rPr>
                 <w:rFonts w:ascii="Avenir Next" w:hAnsi="Avenir Next" w:cs="Avenir Next" w:eastAsia="Avenir Next"/>
                 <w:color w:val="1A1A1A"/>
-                <w:sz w:val="18"/>
-                <w:szCs w:val="18"/>
+                <w:sz w:val="22"/>
+                <w:szCs w:val="22"/>
               </w:rPr>
               <w:tab/>
             </w:r>
@@ -353,8 +353,8 @@
               <w:rPr>
                 <w:rFonts w:ascii="Avenir Next" w:hAnsi="Avenir Next" w:cs="Avenir Next" w:eastAsia="Avenir Next"/>
                 <w:color w:val="1A1A1A"/>
-                <w:sz w:val="18"/>
-                <w:szCs w:val="18"/>
+                <w:sz w:val="22"/>
+                <w:szCs w:val="22"/>
               </w:rPr>
               <w:t xml:space="preserve">Percent below 100%? The whole is </w:t>
             </w:r>
@@ -363,8 +363,8 @@
                 <w:rFonts w:ascii="Avenir Next" w:hAnsi="Avenir Next" w:cs="Avenir Next" w:eastAsia="Avenir Next"/>
                 <w:b/>
                 <w:color w:val="1A1A1A"/>
-                <w:sz w:val="18"/>
-                <w:szCs w:val="18"/>
+                <w:sz w:val="22"/>
+                <w:szCs w:val="22"/>
               </w:rPr>
               <w:t xml:space="preserve">greater</w:t>
             </w:r>
@@ -372,8 +372,8 @@
               <w:rPr>
                 <w:rFonts w:ascii="Avenir Next" w:hAnsi="Avenir Next" w:cs="Avenir Next" w:eastAsia="Avenir Next"/>
                 <w:color w:val="1A1A1A"/>
-                <w:sz w:val="18"/>
-                <w:szCs w:val="18"/>
+                <w:sz w:val="22"/>
+                <w:szCs w:val="22"/>
               </w:rPr>
               <w:t xml:space="preserve"> than the part.</w:t>
             </w:r>
@@ -409,8 +409,8 @@
               <w:rPr>
                 <w:rFonts w:ascii="Avenir Next" w:hAnsi="Avenir Next" w:cs="Avenir Next" w:eastAsia="Avenir Next"/>
                 <w:color w:val="1A1A1A"/>
-                <w:sz w:val="17"/>
-                <w:szCs w:val="17"/>
+                <w:sz w:val="21"/>
+                <w:szCs w:val="21"/>
               </w:rPr>
               <w:t xml:space="preserve">24 is 40% of what number?</w:t>
             </w:r>
@@ -428,8 +428,8 @@
                 <w:rFonts w:ascii="Avenir Next" w:hAnsi="Avenir Next" w:cs="Avenir Next" w:eastAsia="Avenir Next"/>
                 <w:b/>
                 <w:color w:val="003A70"/>
-                <w:sz w:val="17"/>
-                <w:szCs w:val="17"/>
+                <w:sz w:val="21"/>
+                <w:szCs w:val="21"/>
               </w:rPr>
               <w:t xml:space="preserve">Step 1</w:t>
             </w:r>
@@ -437,8 +437,8 @@
               <w:rPr>
                 <w:rFonts w:ascii="Avenir Next" w:hAnsi="Avenir Next" w:cs="Avenir Next" w:eastAsia="Avenir Next"/>
                 <w:color w:val="1A1A1A"/>
-                <w:sz w:val="17"/>
-                <w:szCs w:val="17"/>
+                <w:sz w:val="21"/>
+                <w:szCs w:val="21"/>
               </w:rPr>
               <w:tab/>
             </w:r>
@@ -446,8 +446,8 @@
               <w:rPr>
                 <w:rFonts w:ascii="Avenir Next" w:hAnsi="Avenir Next" w:cs="Avenir Next" w:eastAsia="Avenir Next"/>
                 <w:color w:val="1A1A1A"/>
-                <w:sz w:val="17"/>
-                <w:szCs w:val="17"/>
+                <w:sz w:val="21"/>
+                <w:szCs w:val="21"/>
               </w:rPr>
               <w:t xml:space="preserve">40% is 24, so 10% is 24 ÷ 4 = 6.</w:t>
             </w:r>
@@ -465,8 +465,8 @@
                 <w:rFonts w:ascii="Avenir Next" w:hAnsi="Avenir Next" w:cs="Avenir Next" w:eastAsia="Avenir Next"/>
                 <w:b/>
                 <w:color w:val="003A70"/>
-                <w:sz w:val="17"/>
-                <w:szCs w:val="17"/>
+                <w:sz w:val="21"/>
+                <w:szCs w:val="21"/>
               </w:rPr>
               <w:t xml:space="preserve">Step 2</w:t>
             </w:r>
@@ -474,8 +474,8 @@
               <w:rPr>
                 <w:rFonts w:ascii="Avenir Next" w:hAnsi="Avenir Next" w:cs="Avenir Next" w:eastAsia="Avenir Next"/>
                 <w:color w:val="1A1A1A"/>
-                <w:sz w:val="17"/>
-                <w:szCs w:val="17"/>
+                <w:sz w:val="21"/>
+                <w:szCs w:val="21"/>
               </w:rPr>
               <w:tab/>
             </w:r>
@@ -483,8 +483,8 @@
               <w:rPr>
                 <w:rFonts w:ascii="Avenir Next" w:hAnsi="Avenir Next" w:cs="Avenir Next" w:eastAsia="Avenir Next"/>
                 <w:color w:val="1A1A1A"/>
-                <w:sz w:val="17"/>
-                <w:szCs w:val="17"/>
+                <w:sz w:val="21"/>
+                <w:szCs w:val="21"/>
               </w:rPr>
               <w:t xml:space="preserve">100% is 10 × 6 = 60.</w:t>
             </w:r>
@@ -502,8 +502,8 @@
                 <w:rFonts w:ascii="Avenir Next" w:hAnsi="Avenir Next" w:cs="Avenir Next" w:eastAsia="Avenir Next"/>
                 <w:b/>
                 <w:color w:val="003A70"/>
-                <w:sz w:val="17"/>
-                <w:szCs w:val="17"/>
+                <w:sz w:val="21"/>
+                <w:szCs w:val="21"/>
               </w:rPr>
               <w:t xml:space="preserve">Step 3</w:t>
             </w:r>
@@ -511,8 +511,8 @@
               <w:rPr>
                 <w:rFonts w:ascii="Avenir Next" w:hAnsi="Avenir Next" w:cs="Avenir Next" w:eastAsia="Avenir Next"/>
                 <w:color w:val="1A1A1A"/>
-                <w:sz w:val="17"/>
-                <w:szCs w:val="17"/>
+                <w:sz w:val="21"/>
+                <w:szCs w:val="21"/>
               </w:rPr>
               <w:tab/>
             </w:r>
@@ -520,8 +520,8 @@
               <w:rPr>
                 <w:rFonts w:ascii="Avenir Next" w:hAnsi="Avenir Next" w:cs="Avenir Next" w:eastAsia="Avenir Next"/>
                 <w:color w:val="1A1A1A"/>
-                <w:sz w:val="17"/>
-                <w:szCs w:val="17"/>
+                <w:sz w:val="21"/>
+                <w:szCs w:val="21"/>
               </w:rPr>
               <w:t xml:space="preserve">Check: 0.4 × 60 = 24, so it checks.</w:t>
             </w:r>
@@ -539,8 +539,8 @@
                 <w:rFonts w:ascii="Avenir Next" w:hAnsi="Avenir Next" w:cs="Avenir Next" w:eastAsia="Avenir Next"/>
                 <w:b/>
                 <w:color w:val="1A1A1A"/>
-                <w:sz w:val="17"/>
-                <w:szCs w:val="17"/>
+                <w:sz w:val="21"/>
+                <w:szCs w:val="21"/>
               </w:rPr>
               <w:t xml:space="preserve">Answer</w:t>
             </w:r>
@@ -548,8 +548,8 @@
               <w:rPr>
                 <w:rFonts w:ascii="Avenir Next" w:hAnsi="Avenir Next" w:cs="Avenir Next" w:eastAsia="Avenir Next"/>
                 <w:color w:val="1A1A1A"/>
-                <w:sz w:val="17"/>
-                <w:szCs w:val="17"/>
+                <w:sz w:val="21"/>
+                <w:szCs w:val="21"/>
               </w:rPr>
               <w:tab/>
             </w:r>
@@ -558,8 +558,8 @@
                 <w:rFonts w:ascii="Avenir Next" w:hAnsi="Avenir Next" w:cs="Avenir Next" w:eastAsia="Avenir Next"/>
                 <w:b/>
                 <w:color w:val="1A1A1A"/>
-                <w:sz w:val="17"/>
-                <w:szCs w:val="17"/>
+                <w:sz w:val="21"/>
+                <w:szCs w:val="21"/>
               </w:rPr>
               <w:t xml:space="preserve">60</w:t>
             </w:r>
@@ -631,17 +631,17 @@
                 <w:rFonts w:ascii="Avenir Next" w:hAnsi="Avenir Next" w:cs="Avenir Next" w:eastAsia="Avenir Next"/>
                 <w:b/>
                 <w:color w:val="1A1A1A"/>
-                <w:sz w:val="21"/>
-                <w:szCs w:val="21"/>
-              </w:rPr>
-              <w:t xml:space="preserve">part</w:t>
+                <w:sz w:val="22"/>
+                <w:szCs w:val="22"/>
+              </w:rPr>
+              <w:t xml:space="preserve">part (parte)</w:t>
             </w:r>
             <w:r>
               <w:rPr>
                 <w:rFonts w:ascii="Avenir Next" w:hAnsi="Avenir Next" w:cs="Avenir Next" w:eastAsia="Avenir Next"/>
                 <w:color w:val="5A5F66"/>
-                <w:sz w:val="21"/>
-                <w:szCs w:val="21"/>
+                <w:sz w:val="22"/>
+                <w:szCs w:val="22"/>
               </w:rPr>
               <w:t xml:space="preserve"> — </w:t>
             </w:r>
@@ -649,8 +649,8 @@
               <w:rPr>
                 <w:rFonts w:ascii="Avenir Next" w:hAnsi="Avenir Next" w:cs="Avenir Next" w:eastAsia="Avenir Next"/>
                 <w:color w:val="1A1A1A"/>
-                <w:sz w:val="21"/>
-                <w:szCs w:val="21"/>
+                <w:sz w:val="22"/>
+                <w:szCs w:val="22"/>
               </w:rPr>
               <w:t xml:space="preserve">the amount you know</w:t>
             </w:r>
@@ -664,17 +664,17 @@
                 <w:rFonts w:ascii="Avenir Next" w:hAnsi="Avenir Next" w:cs="Avenir Next" w:eastAsia="Avenir Next"/>
                 <w:b/>
                 <w:color w:val="1A1A1A"/>
-                <w:sz w:val="21"/>
-                <w:szCs w:val="21"/>
-              </w:rPr>
-              <w:t xml:space="preserve">whole</w:t>
+                <w:sz w:val="22"/>
+                <w:szCs w:val="22"/>
+              </w:rPr>
+              <w:t xml:space="preserve">whole (el entero)</w:t>
             </w:r>
             <w:r>
               <w:rPr>
                 <w:rFonts w:ascii="Avenir Next" w:hAnsi="Avenir Next" w:cs="Avenir Next" w:eastAsia="Avenir Next"/>
                 <w:color w:val="5A5F66"/>
-                <w:sz w:val="21"/>
-                <w:szCs w:val="21"/>
+                <w:sz w:val="22"/>
+                <w:szCs w:val="22"/>
               </w:rPr>
               <w:t xml:space="preserve"> — </w:t>
             </w:r>
@@ -682,8 +682,8 @@
               <w:rPr>
                 <w:rFonts w:ascii="Avenir Next" w:hAnsi="Avenir Next" w:cs="Avenir Next" w:eastAsia="Avenir Next"/>
                 <w:color w:val="1A1A1A"/>
-                <w:sz w:val="21"/>
-                <w:szCs w:val="21"/>
+                <w:sz w:val="22"/>
+                <w:szCs w:val="22"/>
               </w:rPr>
               <w:t xml:space="preserve">the full amount; it is 100%</w:t>
             </w:r>
@@ -708,17 +708,17 @@
                 <w:rFonts w:ascii="Avenir Next" w:hAnsi="Avenir Next" w:cs="Avenir Next" w:eastAsia="Avenir Next"/>
                 <w:b/>
                 <w:color w:val="1A1A1A"/>
-                <w:sz w:val="21"/>
-                <w:szCs w:val="21"/>
-              </w:rPr>
-              <w:t xml:space="preserve">percent</w:t>
+                <w:sz w:val="22"/>
+                <w:szCs w:val="22"/>
+              </w:rPr>
+              <w:t xml:space="preserve">percent (por ciento)</w:t>
             </w:r>
             <w:r>
               <w:rPr>
                 <w:rFonts w:ascii="Avenir Next" w:hAnsi="Avenir Next" w:cs="Avenir Next" w:eastAsia="Avenir Next"/>
                 <w:color w:val="5A5F66"/>
-                <w:sz w:val="21"/>
-                <w:szCs w:val="21"/>
+                <w:sz w:val="22"/>
+                <w:szCs w:val="22"/>
               </w:rPr>
               <w:t xml:space="preserve"> — </w:t>
             </w:r>
@@ -726,8 +726,8 @@
               <w:rPr>
                 <w:rFonts w:ascii="Avenir Next" w:hAnsi="Avenir Next" w:cs="Avenir Next" w:eastAsia="Avenir Next"/>
                 <w:color w:val="1A1A1A"/>
-                <w:sz w:val="21"/>
-                <w:szCs w:val="21"/>
+                <w:sz w:val="22"/>
+                <w:szCs w:val="22"/>
               </w:rPr>
               <w:t xml:space="preserve">out of 100</w:t>
             </w:r>
@@ -741,17 +741,17 @@
                 <w:rFonts w:ascii="Avenir Next" w:hAnsi="Avenir Next" w:cs="Avenir Next" w:eastAsia="Avenir Next"/>
                 <w:b/>
                 <w:color w:val="1A1A1A"/>
-                <w:sz w:val="21"/>
-                <w:szCs w:val="21"/>
-              </w:rPr>
-              <w:t xml:space="preserve">double number line</w:t>
+                <w:sz w:val="22"/>
+                <w:szCs w:val="22"/>
+              </w:rPr>
+              <w:t xml:space="preserve">double number line (doble recta numérica)</w:t>
             </w:r>
             <w:r>
               <w:rPr>
                 <w:rFonts w:ascii="Avenir Next" w:hAnsi="Avenir Next" w:cs="Avenir Next" w:eastAsia="Avenir Next"/>
                 <w:color w:val="5A5F66"/>
-                <w:sz w:val="21"/>
-                <w:szCs w:val="21"/>
+                <w:sz w:val="22"/>
+                <w:szCs w:val="22"/>
               </w:rPr>
               <w:t xml:space="preserve"> — </w:t>
             </w:r>
@@ -759,8 +759,8 @@
               <w:rPr>
                 <w:rFonts w:ascii="Avenir Next" w:hAnsi="Avenir Next" w:cs="Avenir Next" w:eastAsia="Avenir Next"/>
                 <w:color w:val="1A1A1A"/>
-                <w:sz w:val="21"/>
-                <w:szCs w:val="21"/>
+                <w:sz w:val="22"/>
+                <w:szCs w:val="22"/>
               </w:rPr>
               <w:t xml:space="preserve">two lines that match amounts and percents</w:t>
             </w:r>
@@ -778,6 +778,7 @@
           <w:tab w:val="right" w:pos="9504"/>
         </w:tabs>
         <w:spacing w:before="90" w:after="50" w:line="240" w:lineRule="auto"/>
+        <w:outlineLvl w:val="1"/>
       </w:pPr>
       <w:r>
         <w:rPr>
@@ -785,8 +786,8 @@
           <w:b/>
           <w:color w:val="003A70"/>
           <w:spacing w:val="14"/>
-          <w:sz w:val="21"/>
-          <w:szCs w:val="21"/>
+          <w:sz w:val="22"/>
+          <w:szCs w:val="22"/>
         </w:rPr>
         <w:t xml:space="preserve">PRACTICE</w:t>
       </w:r>
@@ -862,8 +863,8 @@
                 <w:rFonts w:ascii="Avenir Next" w:hAnsi="Avenir Next" w:cs="Avenir Next" w:eastAsia="Avenir Next"/>
                 <w:b/>
                 <w:color w:val="1A1A1A"/>
-                <w:sz w:val="22"/>
-                <w:szCs w:val="22"/>
+                <w:sz w:val="24"/>
+                <w:szCs w:val="24"/>
               </w:rPr>
               <w:t xml:space="preserve">1.</w:t>
             </w:r>
@@ -871,8 +872,8 @@
               <w:rPr>
                 <w:rFonts w:ascii="Avenir Next" w:hAnsi="Avenir Next" w:cs="Avenir Next" w:eastAsia="Avenir Next"/>
                 <w:color w:val="1A1A1A"/>
-                <w:sz w:val="22"/>
-                <w:szCs w:val="22"/>
+                <w:sz w:val="24"/>
+                <w:szCs w:val="24"/>
               </w:rPr>
               <w:tab/>
             </w:r>
@@ -881,8 +882,8 @@
                 <w:rFonts w:ascii="Avenir Next" w:hAnsi="Avenir Next" w:cs="Avenir Next" w:eastAsia="Avenir Next"/>
                 <w:b/>
                 <w:color w:val="1A1A1A"/>
-                <w:sz w:val="22"/>
-                <w:szCs w:val="22"/>
+                <w:sz w:val="24"/>
+                <w:szCs w:val="24"/>
               </w:rPr>
               <w:t xml:space="preserve">Bike Helmet.  </w:t>
             </w:r>
@@ -890,8 +891,8 @@
               <w:rPr>
                 <w:rFonts w:ascii="Avenir Next" w:hAnsi="Avenir Next" w:cs="Avenir Next" w:eastAsia="Avenir Next"/>
                 <w:color w:val="1A1A1A"/>
-                <w:sz w:val="22"/>
-                <w:szCs w:val="22"/>
+                <w:sz w:val="24"/>
+                <w:szCs w:val="24"/>
               </w:rPr>
               <w:t xml:space="preserve">Andre has saved $36. That is 40% of the cost of a bike helmet. Fill in the double number line. Then find the cost of the helmet.</w:t>
             </w:r>
@@ -910,8 +911,8 @@
                 <w:rFonts w:ascii="Avenir Next" w:hAnsi="Avenir Next" w:cs="Avenir Next" w:eastAsia="Avenir Next"/>
                 <w:b/>
                 <w:color w:val="003A70"/>
-                <w:sz w:val="18"/>
-                <w:szCs w:val="18"/>
+                <w:sz w:val="21"/>
+                <w:szCs w:val="21"/>
               </w:rPr>
               <w:t xml:space="preserve">Step 1</w:t>
             </w:r>
@@ -919,8 +920,8 @@
               <w:rPr>
                 <w:rFonts w:ascii="Avenir Next" w:hAnsi="Avenir Next" w:cs="Avenir Next" w:eastAsia="Avenir Next"/>
                 <w:color w:val="1A1A1A"/>
-                <w:sz w:val="18"/>
-                <w:szCs w:val="18"/>
+                <w:sz w:val="21"/>
+                <w:szCs w:val="21"/>
               </w:rPr>
               <w:tab/>
             </w:r>
@@ -928,8 +929,8 @@
               <w:rPr>
                 <w:rFonts w:ascii="Avenir Next" w:hAnsi="Avenir Next" w:cs="Avenir Next" w:eastAsia="Avenir Next"/>
                 <w:color w:val="1A1A1A"/>
-                <w:sz w:val="21"/>
-                <w:szCs w:val="21"/>
+                <w:sz w:val="22"/>
+                <w:szCs w:val="22"/>
               </w:rPr>
               <w:t xml:space="preserve">40% ÷ 2 = 20%. So $36 ÷ 2 = the 20% amount.</w:t>
             </w:r>
@@ -948,8 +949,8 @@
                 <w:rFonts w:ascii="Avenir Next" w:hAnsi="Avenir Next" w:cs="Avenir Next" w:eastAsia="Avenir Next"/>
                 <w:b/>
                 <w:color w:val="003A70"/>
-                <w:sz w:val="18"/>
-                <w:szCs w:val="18"/>
+                <w:sz w:val="21"/>
+                <w:szCs w:val="21"/>
               </w:rPr>
               <w:t xml:space="preserve">Step 2</w:t>
             </w:r>
@@ -957,8 +958,8 @@
               <w:rPr>
                 <w:rFonts w:ascii="Avenir Next" w:hAnsi="Avenir Next" w:cs="Avenir Next" w:eastAsia="Avenir Next"/>
                 <w:color w:val="1A1A1A"/>
-                <w:sz w:val="18"/>
-                <w:szCs w:val="18"/>
+                <w:sz w:val="21"/>
+                <w:szCs w:val="21"/>
               </w:rPr>
               <w:tab/>
             </w:r>
@@ -966,8 +967,8 @@
               <w:rPr>
                 <w:rFonts w:ascii="Avenir Next" w:hAnsi="Avenir Next" w:cs="Avenir Next" w:eastAsia="Avenir Next"/>
                 <w:color w:val="1A1A1A"/>
-                <w:sz w:val="21"/>
-                <w:szCs w:val="21"/>
+                <w:sz w:val="22"/>
+                <w:szCs w:val="22"/>
               </w:rPr>
               <w:t xml:space="preserve">Add that amount at each jump.</w:t>
             </w:r>
@@ -986,8 +987,8 @@
                 <w:rFonts w:ascii="Avenir Next" w:hAnsi="Avenir Next" w:cs="Avenir Next" w:eastAsia="Avenir Next"/>
                 <w:b/>
                 <w:color w:val="003A70"/>
-                <w:sz w:val="18"/>
-                <w:szCs w:val="18"/>
+                <w:sz w:val="21"/>
+                <w:szCs w:val="21"/>
               </w:rPr>
               <w:t xml:space="preserve">Step 3</w:t>
             </w:r>
@@ -995,8 +996,8 @@
               <w:rPr>
                 <w:rFonts w:ascii="Avenir Next" w:hAnsi="Avenir Next" w:cs="Avenir Next" w:eastAsia="Avenir Next"/>
                 <w:color w:val="1A1A1A"/>
-                <w:sz w:val="18"/>
-                <w:szCs w:val="18"/>
+                <w:sz w:val="21"/>
+                <w:szCs w:val="21"/>
               </w:rPr>
               <w:tab/>
             </w:r>
@@ -1004,8 +1005,8 @@
               <w:rPr>
                 <w:rFonts w:ascii="Avenir Next" w:hAnsi="Avenir Next" w:cs="Avenir Next" w:eastAsia="Avenir Next"/>
                 <w:color w:val="1A1A1A"/>
-                <w:sz w:val="21"/>
-                <w:szCs w:val="21"/>
+                <w:sz w:val="22"/>
+                <w:szCs w:val="22"/>
               </w:rPr>
               <w:t xml:space="preserve">The amount under 100% is the cost.</w:t>
             </w:r>
@@ -1063,8 +1064,8 @@
                 <w:rFonts w:ascii="Avenir Next" w:hAnsi="Avenir Next" w:cs="Avenir Next" w:eastAsia="Avenir Next"/>
                 <w:b/>
                 <w:color w:val="1A1A1A"/>
-                <w:sz w:val="18"/>
-                <w:szCs w:val="18"/>
+                <w:sz w:val="21"/>
+                <w:szCs w:val="21"/>
               </w:rPr>
               <w:t xml:space="preserve">Cost</w:t>
             </w:r>
@@ -1072,8 +1073,8 @@
               <w:rPr>
                 <w:rFonts w:ascii="Avenir Next" w:hAnsi="Avenir Next" w:cs="Avenir Next" w:eastAsia="Avenir Next"/>
                 <w:color w:val="1A1A1A"/>
-                <w:sz w:val="18"/>
-                <w:szCs w:val="18"/>
+                <w:sz w:val="21"/>
+                <w:szCs w:val="21"/>
               </w:rPr>
               <w:tab/>
             </w:r>
@@ -1081,8 +1082,8 @@
               <w:rPr>
                 <w:rFonts w:ascii="Avenir Next" w:hAnsi="Avenir Next" w:cs="Avenir Next" w:eastAsia="Avenir Next"/>
                 <w:color w:val="1A1A1A"/>
-                <w:sz w:val="18"/>
-                <w:szCs w:val="18"/>
+                <w:sz w:val="21"/>
+                <w:szCs w:val="21"/>
               </w:rPr>
               <w:t xml:space="preserve">  dollars</w:t>
             </w:r>
@@ -1147,8 +1148,8 @@
                 <w:rFonts w:ascii="Avenir Next" w:hAnsi="Avenir Next" w:cs="Avenir Next" w:eastAsia="Avenir Next"/>
                 <w:b/>
                 <w:color w:val="1A1A1A"/>
-                <w:sz w:val="22"/>
-                <w:szCs w:val="22"/>
+                <w:sz w:val="24"/>
+                <w:szCs w:val="24"/>
               </w:rPr>
               <w:t xml:space="preserve">2.</w:t>
             </w:r>
@@ -1156,8 +1157,8 @@
               <w:rPr>
                 <w:rFonts w:ascii="Avenir Next" w:hAnsi="Avenir Next" w:cs="Avenir Next" w:eastAsia="Avenir Next"/>
                 <w:color w:val="1A1A1A"/>
-                <w:sz w:val="22"/>
-                <w:szCs w:val="22"/>
+                <w:sz w:val="24"/>
+                <w:szCs w:val="24"/>
               </w:rPr>
               <w:tab/>
             </w:r>
@@ -1165,8 +1166,8 @@
               <w:rPr>
                 <w:rFonts w:ascii="Avenir Next" w:hAnsi="Avenir Next" w:cs="Avenir Next" w:eastAsia="Avenir Next"/>
                 <w:color w:val="1A1A1A"/>
-                <w:sz w:val="22"/>
-                <w:szCs w:val="22"/>
+                <w:sz w:val="24"/>
+                <w:szCs w:val="24"/>
               </w:rPr>
               <w:t xml:space="preserve">Find each whole.</w:t>
             </w:r>
@@ -1185,8 +1186,8 @@
                 <w:rFonts w:ascii="Avenir Next" w:hAnsi="Avenir Next" w:cs="Avenir Next" w:eastAsia="Avenir Next"/>
                 <w:b/>
                 <w:color w:val="003A70"/>
-                <w:sz w:val="18"/>
-                <w:szCs w:val="18"/>
+                <w:sz w:val="21"/>
+                <w:szCs w:val="21"/>
               </w:rPr>
               <w:t xml:space="preserve">Step 1</w:t>
             </w:r>
@@ -1194,8 +1195,8 @@
               <w:rPr>
                 <w:rFonts w:ascii="Avenir Next" w:hAnsi="Avenir Next" w:cs="Avenir Next" w:eastAsia="Avenir Next"/>
                 <w:color w:val="1A1A1A"/>
-                <w:sz w:val="18"/>
-                <w:szCs w:val="18"/>
+                <w:sz w:val="21"/>
+                <w:szCs w:val="21"/>
               </w:rPr>
               <w:tab/>
             </w:r>
@@ -1203,8 +1204,8 @@
               <w:rPr>
                 <w:rFonts w:ascii="Avenir Next" w:hAnsi="Avenir Next" w:cs="Avenir Next" w:eastAsia="Avenir Next"/>
                 <w:color w:val="1A1A1A"/>
-                <w:sz w:val="21"/>
-                <w:szCs w:val="21"/>
+                <w:sz w:val="22"/>
+                <w:szCs w:val="22"/>
               </w:rPr>
               <w:t xml:space="preserve">Find 10% (or 5% or 25%) first.</w:t>
             </w:r>
@@ -1223,8 +1224,8 @@
                 <w:rFonts w:ascii="Avenir Next" w:hAnsi="Avenir Next" w:cs="Avenir Next" w:eastAsia="Avenir Next"/>
                 <w:b/>
                 <w:color w:val="003A70"/>
-                <w:sz w:val="18"/>
-                <w:szCs w:val="18"/>
+                <w:sz w:val="21"/>
+                <w:szCs w:val="21"/>
               </w:rPr>
               <w:t xml:space="preserve">Step 2</w:t>
             </w:r>
@@ -1232,8 +1233,8 @@
               <w:rPr>
                 <w:rFonts w:ascii="Avenir Next" w:hAnsi="Avenir Next" w:cs="Avenir Next" w:eastAsia="Avenir Next"/>
                 <w:color w:val="1A1A1A"/>
-                <w:sz w:val="18"/>
-                <w:szCs w:val="18"/>
+                <w:sz w:val="21"/>
+                <w:szCs w:val="21"/>
               </w:rPr>
               <w:tab/>
             </w:r>
@@ -1241,8 +1242,8 @@
               <w:rPr>
                 <w:rFonts w:ascii="Avenir Next" w:hAnsi="Avenir Next" w:cs="Avenir Next" w:eastAsia="Avenir Next"/>
                 <w:color w:val="1A1A1A"/>
-                <w:sz w:val="21"/>
-                <w:szCs w:val="21"/>
+                <w:sz w:val="22"/>
+                <w:szCs w:val="22"/>
               </w:rPr>
               <w:t xml:space="preserve">Multiply up to 100%.</w:t>
             </w:r>
@@ -1297,8 +1298,8 @@
                       <w:rFonts w:ascii="Avenir Next" w:hAnsi="Avenir Next" w:cs="Avenir Next" w:eastAsia="Avenir Next"/>
                       <w:b/>
                       <w:color w:val="003A70"/>
-                      <w:sz w:val="22"/>
-                      <w:szCs w:val="22"/>
+                      <w:sz w:val="24"/>
+                      <w:szCs w:val="24"/>
                     </w:rPr>
                     <w:t xml:space="preserve">a.</w:t>
                   </w:r>
@@ -1306,8 +1307,8 @@
                     <w:rPr>
                       <w:rFonts w:ascii="Avenir Next" w:hAnsi="Avenir Next" w:cs="Avenir Next" w:eastAsia="Avenir Next"/>
                       <w:color w:val="1A1A1A"/>
-                      <w:sz w:val="22"/>
-                      <w:szCs w:val="22"/>
+                      <w:sz w:val="24"/>
+                      <w:szCs w:val="24"/>
                     </w:rPr>
                     <w:tab/>
                   </w:r>
@@ -1315,8 +1316,8 @@
                     <w:rPr>
                       <w:rFonts w:ascii="Avenir Next" w:hAnsi="Avenir Next" w:cs="Avenir Next" w:eastAsia="Avenir Next"/>
                       <w:color w:val="1A1A1A"/>
-                      <w:sz w:val="22"/>
-                      <w:szCs w:val="22"/>
+                      <w:sz w:val="24"/>
+                      <w:szCs w:val="24"/>
                     </w:rPr>
                     <w:t xml:space="preserve">13 is 10% of</w:t>
                   </w:r>
@@ -1324,8 +1325,8 @@
                     <w:rPr>
                       <w:rFonts w:ascii="Avenir Next" w:hAnsi="Avenir Next" w:cs="Avenir Next" w:eastAsia="Avenir Next"/>
                       <w:color w:val="1A1A1A"/>
-                      <w:sz w:val="22"/>
-                      <w:szCs w:val="22"/>
+                      <w:sz w:val="24"/>
+                      <w:szCs w:val="24"/>
                     </w:rPr>
                     <w:t xml:space="preserve">  </w:t>
                   </w:r>
@@ -1333,8 +1334,8 @@
                     <w:rPr>
                       <w:rFonts w:ascii="Avenir Next" w:hAnsi="Avenir Next" w:cs="Avenir Next" w:eastAsia="Avenir Next"/>
                       <w:color w:val="1A1A1A"/>
-                      <w:sz w:val="22"/>
-                      <w:szCs w:val="22"/>
+                      <w:sz w:val="24"/>
+                      <w:szCs w:val="24"/>
                       <w:u w:val="single"/>
                     </w:rPr>
                     <w:t xml:space="preserve">          </w:t>
@@ -1359,8 +1360,8 @@
                       <w:rFonts w:ascii="Avenir Next" w:hAnsi="Avenir Next" w:cs="Avenir Next" w:eastAsia="Avenir Next"/>
                       <w:b/>
                       <w:color w:val="003A70"/>
-                      <w:sz w:val="22"/>
-                      <w:szCs w:val="22"/>
+                      <w:sz w:val="24"/>
+                      <w:szCs w:val="24"/>
                     </w:rPr>
                     <w:t xml:space="preserve">b.</w:t>
                   </w:r>
@@ -1368,8 +1369,8 @@
                     <w:rPr>
                       <w:rFonts w:ascii="Avenir Next" w:hAnsi="Avenir Next" w:cs="Avenir Next" w:eastAsia="Avenir Next"/>
                       <w:color w:val="1A1A1A"/>
-                      <w:sz w:val="22"/>
-                      <w:szCs w:val="22"/>
+                      <w:sz w:val="24"/>
+                      <w:szCs w:val="24"/>
                     </w:rPr>
                     <w:tab/>
                   </w:r>
@@ -1377,8 +1378,8 @@
                     <w:rPr>
                       <w:rFonts w:ascii="Avenir Next" w:hAnsi="Avenir Next" w:cs="Avenir Next" w:eastAsia="Avenir Next"/>
                       <w:color w:val="1A1A1A"/>
-                      <w:sz w:val="22"/>
-                      <w:szCs w:val="22"/>
+                      <w:sz w:val="24"/>
+                      <w:szCs w:val="24"/>
                     </w:rPr>
                     <w:t xml:space="preserve">11 is 25% of</w:t>
                   </w:r>
@@ -1386,8 +1387,8 @@
                     <w:rPr>
                       <w:rFonts w:ascii="Avenir Next" w:hAnsi="Avenir Next" w:cs="Avenir Next" w:eastAsia="Avenir Next"/>
                       <w:color w:val="1A1A1A"/>
-                      <w:sz w:val="22"/>
-                      <w:szCs w:val="22"/>
+                      <w:sz w:val="24"/>
+                      <w:szCs w:val="24"/>
                     </w:rPr>
                     <w:t xml:space="preserve">  </w:t>
                   </w:r>
@@ -1395,8 +1396,8 @@
                     <w:rPr>
                       <w:rFonts w:ascii="Avenir Next" w:hAnsi="Avenir Next" w:cs="Avenir Next" w:eastAsia="Avenir Next"/>
                       <w:color w:val="1A1A1A"/>
-                      <w:sz w:val="22"/>
-                      <w:szCs w:val="22"/>
+                      <w:sz w:val="24"/>
+                      <w:szCs w:val="24"/>
                       <w:u w:val="single"/>
                     </w:rPr>
                     <w:t xml:space="preserve">          </w:t>
@@ -1421,8 +1422,8 @@
                       <w:rFonts w:ascii="Avenir Next" w:hAnsi="Avenir Next" w:cs="Avenir Next" w:eastAsia="Avenir Next"/>
                       <w:b/>
                       <w:color w:val="003A70"/>
-                      <w:sz w:val="22"/>
-                      <w:szCs w:val="22"/>
+                      <w:sz w:val="24"/>
+                      <w:szCs w:val="24"/>
                     </w:rPr>
                     <w:t xml:space="preserve">c.</w:t>
                   </w:r>
@@ -1430,8 +1431,8 @@
                     <w:rPr>
                       <w:rFonts w:ascii="Avenir Next" w:hAnsi="Avenir Next" w:cs="Avenir Next" w:eastAsia="Avenir Next"/>
                       <w:color w:val="1A1A1A"/>
-                      <w:sz w:val="22"/>
-                      <w:szCs w:val="22"/>
+                      <w:sz w:val="24"/>
+                      <w:szCs w:val="24"/>
                     </w:rPr>
                     <w:tab/>
                   </w:r>
@@ -1439,8 +1440,8 @@
                     <w:rPr>
                       <w:rFonts w:ascii="Avenir Next" w:hAnsi="Avenir Next" w:cs="Avenir Next" w:eastAsia="Avenir Next"/>
                       <w:color w:val="1A1A1A"/>
-                      <w:sz w:val="22"/>
-                      <w:szCs w:val="22"/>
+                      <w:sz w:val="24"/>
+                      <w:szCs w:val="24"/>
                     </w:rPr>
                     <w:t xml:space="preserve">21 is 30% of</w:t>
                   </w:r>
@@ -1448,8 +1449,8 @@
                     <w:rPr>
                       <w:rFonts w:ascii="Avenir Next" w:hAnsi="Avenir Next" w:cs="Avenir Next" w:eastAsia="Avenir Next"/>
                       <w:color w:val="1A1A1A"/>
-                      <w:sz w:val="22"/>
-                      <w:szCs w:val="22"/>
+                      <w:sz w:val="24"/>
+                      <w:szCs w:val="24"/>
                     </w:rPr>
                     <w:t xml:space="preserve">  </w:t>
                   </w:r>
@@ -1457,8 +1458,8 @@
                     <w:rPr>
                       <w:rFonts w:ascii="Avenir Next" w:hAnsi="Avenir Next" w:cs="Avenir Next" w:eastAsia="Avenir Next"/>
                       <w:color w:val="1A1A1A"/>
-                      <w:sz w:val="22"/>
-                      <w:szCs w:val="22"/>
+                      <w:sz w:val="24"/>
+                      <w:szCs w:val="24"/>
                       <w:u w:val="single"/>
                     </w:rPr>
                     <w:t xml:space="preserve">          </w:t>
@@ -1489,8 +1490,8 @@
                       <w:rFonts w:ascii="Avenir Next" w:hAnsi="Avenir Next" w:cs="Avenir Next" w:eastAsia="Avenir Next"/>
                       <w:b/>
                       <w:color w:val="003A70"/>
-                      <w:sz w:val="22"/>
-                      <w:szCs w:val="22"/>
+                      <w:sz w:val="24"/>
+                      <w:szCs w:val="24"/>
                     </w:rPr>
                     <w:t xml:space="preserve">d.</w:t>
                   </w:r>
@@ -1498,8 +1499,8 @@
                     <w:rPr>
                       <w:rFonts w:ascii="Avenir Next" w:hAnsi="Avenir Next" w:cs="Avenir Next" w:eastAsia="Avenir Next"/>
                       <w:color w:val="1A1A1A"/>
-                      <w:sz w:val="22"/>
-                      <w:szCs w:val="22"/>
+                      <w:sz w:val="24"/>
+                      <w:szCs w:val="24"/>
                     </w:rPr>
                     <w:tab/>
                   </w:r>
@@ -1507,8 +1508,8 @@
                     <w:rPr>
                       <w:rFonts w:ascii="Avenir Next" w:hAnsi="Avenir Next" w:cs="Avenir Next" w:eastAsia="Avenir Next"/>
                       <w:color w:val="1A1A1A"/>
-                      <w:sz w:val="22"/>
-                      <w:szCs w:val="22"/>
+                      <w:sz w:val="24"/>
+                      <w:szCs w:val="24"/>
                     </w:rPr>
                     <w:t xml:space="preserve">32 is 40% of</w:t>
                   </w:r>
@@ -1516,8 +1517,8 @@
                     <w:rPr>
                       <w:rFonts w:ascii="Avenir Next" w:hAnsi="Avenir Next" w:cs="Avenir Next" w:eastAsia="Avenir Next"/>
                       <w:color w:val="1A1A1A"/>
-                      <w:sz w:val="22"/>
-                      <w:szCs w:val="22"/>
+                      <w:sz w:val="24"/>
+                      <w:szCs w:val="24"/>
                     </w:rPr>
                     <w:t xml:space="preserve">  </w:t>
                   </w:r>
@@ -1525,8 +1526,8 @@
                     <w:rPr>
                       <w:rFonts w:ascii="Avenir Next" w:hAnsi="Avenir Next" w:cs="Avenir Next" w:eastAsia="Avenir Next"/>
                       <w:color w:val="1A1A1A"/>
-                      <w:sz w:val="22"/>
-                      <w:szCs w:val="22"/>
+                      <w:sz w:val="24"/>
+                      <w:szCs w:val="24"/>
                       <w:u w:val="single"/>
                     </w:rPr>
                     <w:t xml:space="preserve">          </w:t>
@@ -1551,8 +1552,8 @@
                       <w:rFonts w:ascii="Avenir Next" w:hAnsi="Avenir Next" w:cs="Avenir Next" w:eastAsia="Avenir Next"/>
                       <w:b/>
                       <w:color w:val="003A70"/>
-                      <w:sz w:val="22"/>
-                      <w:szCs w:val="22"/>
+                      <w:sz w:val="24"/>
+                      <w:szCs w:val="24"/>
                     </w:rPr>
                     <w:t xml:space="preserve">e.</w:t>
                   </w:r>
@@ -1560,8 +1561,8 @@
                     <w:rPr>
                       <w:rFonts w:ascii="Avenir Next" w:hAnsi="Avenir Next" w:cs="Avenir Next" w:eastAsia="Avenir Next"/>
                       <w:color w:val="1A1A1A"/>
-                      <w:sz w:val="22"/>
-                      <w:szCs w:val="22"/>
+                      <w:sz w:val="24"/>
+                      <w:szCs w:val="24"/>
                     </w:rPr>
                     <w:tab/>
                   </w:r>
@@ -1569,8 +1570,8 @@
                     <w:rPr>
                       <w:rFonts w:ascii="Avenir Next" w:hAnsi="Avenir Next" w:cs="Avenir Next" w:eastAsia="Avenir Next"/>
                       <w:color w:val="1A1A1A"/>
-                      <w:sz w:val="22"/>
-                      <w:szCs w:val="22"/>
+                      <w:sz w:val="24"/>
+                      <w:szCs w:val="24"/>
                     </w:rPr>
                     <w:t xml:space="preserve">7 is 5% of</w:t>
                   </w:r>
@@ -1578,8 +1579,8 @@
                     <w:rPr>
                       <w:rFonts w:ascii="Avenir Next" w:hAnsi="Avenir Next" w:cs="Avenir Next" w:eastAsia="Avenir Next"/>
                       <w:color w:val="1A1A1A"/>
-                      <w:sz w:val="22"/>
-                      <w:szCs w:val="22"/>
+                      <w:sz w:val="24"/>
+                      <w:szCs w:val="24"/>
                     </w:rPr>
                     <w:t xml:space="preserve">  </w:t>
                   </w:r>
@@ -1587,8 +1588,8 @@
                     <w:rPr>
                       <w:rFonts w:ascii="Avenir Next" w:hAnsi="Avenir Next" w:cs="Avenir Next" w:eastAsia="Avenir Next"/>
                       <w:color w:val="1A1A1A"/>
-                      <w:sz w:val="22"/>
-                      <w:szCs w:val="22"/>
+                      <w:sz w:val="24"/>
+                      <w:szCs w:val="24"/>
                       <w:u w:val="single"/>
                     </w:rPr>
                     <w:t xml:space="preserve">          </w:t>
@@ -1613,8 +1614,8 @@
                       <w:rFonts w:ascii="Avenir Next" w:hAnsi="Avenir Next" w:cs="Avenir Next" w:eastAsia="Avenir Next"/>
                       <w:b/>
                       <w:color w:val="003A70"/>
-                      <w:sz w:val="22"/>
-                      <w:szCs w:val="22"/>
+                      <w:sz w:val="24"/>
+                      <w:szCs w:val="24"/>
                     </w:rPr>
                     <w:t xml:space="preserve">f.</w:t>
                   </w:r>
@@ -1622,8 +1623,8 @@
                     <w:rPr>
                       <w:rFonts w:ascii="Avenir Next" w:hAnsi="Avenir Next" w:cs="Avenir Next" w:eastAsia="Avenir Next"/>
                       <w:color w:val="1A1A1A"/>
-                      <w:sz w:val="22"/>
-                      <w:szCs w:val="22"/>
+                      <w:sz w:val="24"/>
+                      <w:szCs w:val="24"/>
                     </w:rPr>
                     <w:tab/>
                   </w:r>
@@ -1631,8 +1632,8 @@
                     <w:rPr>
                       <w:rFonts w:ascii="Avenir Next" w:hAnsi="Avenir Next" w:cs="Avenir Next" w:eastAsia="Avenir Next"/>
                       <w:color w:val="1A1A1A"/>
-                      <w:sz w:val="22"/>
-                      <w:szCs w:val="22"/>
+                      <w:sz w:val="24"/>
+                      <w:szCs w:val="24"/>
                     </w:rPr>
                     <w:t xml:space="preserve">54 is 60% of</w:t>
                   </w:r>
@@ -1640,8 +1641,8 @@
                     <w:rPr>
                       <w:rFonts w:ascii="Avenir Next" w:hAnsi="Avenir Next" w:cs="Avenir Next" w:eastAsia="Avenir Next"/>
                       <w:color w:val="1A1A1A"/>
-                      <w:sz w:val="22"/>
-                      <w:szCs w:val="22"/>
+                      <w:sz w:val="24"/>
+                      <w:szCs w:val="24"/>
                     </w:rPr>
                     <w:t xml:space="preserve">  </w:t>
                   </w:r>
@@ -1649,8 +1650,8 @@
                     <w:rPr>
                       <w:rFonts w:ascii="Avenir Next" w:hAnsi="Avenir Next" w:cs="Avenir Next" w:eastAsia="Avenir Next"/>
                       <w:color w:val="1A1A1A"/>
-                      <w:sz w:val="22"/>
-                      <w:szCs w:val="22"/>
+                      <w:sz w:val="24"/>
+                      <w:szCs w:val="24"/>
                       <w:u w:val="single"/>
                     </w:rPr>
                     <w:t xml:space="preserve">          </w:t>
@@ -1724,8 +1725,8 @@
                 <w:rFonts w:ascii="Avenir Next" w:hAnsi="Avenir Next" w:cs="Avenir Next" w:eastAsia="Avenir Next"/>
                 <w:b/>
                 <w:color w:val="1A1A1A"/>
-                <w:sz w:val="22"/>
-                <w:szCs w:val="22"/>
+                <w:sz w:val="24"/>
+                <w:szCs w:val="24"/>
               </w:rPr>
               <w:t xml:space="preserve">3.</w:t>
             </w:r>
@@ -1733,8 +1734,8 @@
               <w:rPr>
                 <w:rFonts w:ascii="Avenir Next" w:hAnsi="Avenir Next" w:cs="Avenir Next" w:eastAsia="Avenir Next"/>
                 <w:color w:val="1A1A1A"/>
-                <w:sz w:val="22"/>
-                <w:szCs w:val="22"/>
+                <w:sz w:val="24"/>
+                <w:szCs w:val="24"/>
               </w:rPr>
               <w:tab/>
             </w:r>
@@ -1743,8 +1744,8 @@
                 <w:rFonts w:ascii="Avenir Next" w:hAnsi="Avenir Next" w:cs="Avenir Next" w:eastAsia="Avenir Next"/>
                 <w:b/>
                 <w:color w:val="1A1A1A"/>
-                <w:sz w:val="22"/>
-                <w:szCs w:val="22"/>
+                <w:sz w:val="24"/>
+                <w:szCs w:val="24"/>
               </w:rPr>
               <w:t xml:space="preserve">Water Tank.  </w:t>
             </w:r>
@@ -1752,8 +1753,8 @@
               <w:rPr>
                 <w:rFonts w:ascii="Avenir Next" w:hAnsi="Avenir Next" w:cs="Avenir Next" w:eastAsia="Avenir Next"/>
                 <w:color w:val="1A1A1A"/>
-                <w:sz w:val="22"/>
-                <w:szCs w:val="22"/>
+                <w:sz w:val="24"/>
+                <w:szCs w:val="24"/>
               </w:rPr>
               <w:t xml:space="preserve">A water tank is 75% full. It holds 18 gallons now. Each part of the tape diagram is 25% of the full tank. How many gallons does the tank hold when it is full?</w:t>
             </w:r>
@@ -1772,8 +1773,8 @@
                 <w:rFonts w:ascii="Avenir Next" w:hAnsi="Avenir Next" w:cs="Avenir Next" w:eastAsia="Avenir Next"/>
                 <w:b/>
                 <w:color w:val="003A70"/>
-                <w:sz w:val="18"/>
-                <w:szCs w:val="18"/>
+                <w:sz w:val="21"/>
+                <w:szCs w:val="21"/>
               </w:rPr>
               <w:t xml:space="preserve">Step 1</w:t>
             </w:r>
@@ -1781,8 +1782,8 @@
               <w:rPr>
                 <w:rFonts w:ascii="Avenir Next" w:hAnsi="Avenir Next" w:cs="Avenir Next" w:eastAsia="Avenir Next"/>
                 <w:color w:val="1A1A1A"/>
-                <w:sz w:val="18"/>
-                <w:szCs w:val="18"/>
+                <w:sz w:val="21"/>
+                <w:szCs w:val="21"/>
               </w:rPr>
               <w:tab/>
             </w:r>
@@ -1790,8 +1791,8 @@
               <w:rPr>
                 <w:rFonts w:ascii="Avenir Next" w:hAnsi="Avenir Next" w:cs="Avenir Next" w:eastAsia="Avenir Next"/>
                 <w:color w:val="1A1A1A"/>
-                <w:sz w:val="21"/>
-                <w:szCs w:val="21"/>
+                <w:sz w:val="22"/>
+                <w:szCs w:val="22"/>
               </w:rPr>
               <w:t xml:space="preserve">3 parts = 18 gallons. Find 1 part.</w:t>
             </w:r>
@@ -1810,8 +1811,8 @@
                 <w:rFonts w:ascii="Avenir Next" w:hAnsi="Avenir Next" w:cs="Avenir Next" w:eastAsia="Avenir Next"/>
                 <w:b/>
                 <w:color w:val="003A70"/>
-                <w:sz w:val="18"/>
-                <w:szCs w:val="18"/>
+                <w:sz w:val="21"/>
+                <w:szCs w:val="21"/>
               </w:rPr>
               <w:t xml:space="preserve">Step 2</w:t>
             </w:r>
@@ -1819,8 +1820,8 @@
               <w:rPr>
                 <w:rFonts w:ascii="Avenir Next" w:hAnsi="Avenir Next" w:cs="Avenir Next" w:eastAsia="Avenir Next"/>
                 <w:color w:val="1A1A1A"/>
-                <w:sz w:val="18"/>
-                <w:szCs w:val="18"/>
+                <w:sz w:val="21"/>
+                <w:szCs w:val="21"/>
               </w:rPr>
               <w:tab/>
             </w:r>
@@ -1828,8 +1829,8 @@
               <w:rPr>
                 <w:rFonts w:ascii="Avenir Next" w:hAnsi="Avenir Next" w:cs="Avenir Next" w:eastAsia="Avenir Next"/>
                 <w:color w:val="1A1A1A"/>
-                <w:sz w:val="21"/>
-                <w:szCs w:val="21"/>
+                <w:sz w:val="22"/>
+                <w:szCs w:val="22"/>
               </w:rPr>
               <w:t xml:space="preserve">The full tank is 4 parts.</w:t>
             </w:r>
@@ -1887,8 +1888,8 @@
                 <w:rFonts w:ascii="Avenir Next" w:hAnsi="Avenir Next" w:cs="Avenir Next" w:eastAsia="Avenir Next"/>
                 <w:b/>
                 <w:color w:val="1A1A1A"/>
-                <w:sz w:val="18"/>
-                <w:szCs w:val="18"/>
+                <w:sz w:val="21"/>
+                <w:szCs w:val="21"/>
               </w:rPr>
               <w:t xml:space="preserve">Answer</w:t>
             </w:r>
@@ -1896,8 +1897,8 @@
               <w:rPr>
                 <w:rFonts w:ascii="Avenir Next" w:hAnsi="Avenir Next" w:cs="Avenir Next" w:eastAsia="Avenir Next"/>
                 <w:color w:val="1A1A1A"/>
-                <w:sz w:val="18"/>
-                <w:szCs w:val="18"/>
+                <w:sz w:val="21"/>
+                <w:szCs w:val="21"/>
               </w:rPr>
               <w:tab/>
             </w:r>
@@ -1905,8 +1906,8 @@
               <w:rPr>
                 <w:rFonts w:ascii="Avenir Next" w:hAnsi="Avenir Next" w:cs="Avenir Next" w:eastAsia="Avenir Next"/>
                 <w:color w:val="1A1A1A"/>
-                <w:sz w:val="18"/>
-                <w:szCs w:val="18"/>
+                <w:sz w:val="21"/>
+                <w:szCs w:val="21"/>
               </w:rPr>
               <w:t xml:space="preserve">  gallons</w:t>
             </w:r>
@@ -1971,8 +1972,8 @@
                 <w:rFonts w:ascii="Avenir Next" w:hAnsi="Avenir Next" w:cs="Avenir Next" w:eastAsia="Avenir Next"/>
                 <w:b/>
                 <w:color w:val="1A1A1A"/>
-                <w:sz w:val="22"/>
-                <w:szCs w:val="22"/>
+                <w:sz w:val="24"/>
+                <w:szCs w:val="24"/>
               </w:rPr>
               <w:t xml:space="preserve">4.</w:t>
             </w:r>
@@ -1980,8 +1981,8 @@
               <w:rPr>
                 <w:rFonts w:ascii="Avenir Next" w:hAnsi="Avenir Next" w:cs="Avenir Next" w:eastAsia="Avenir Next"/>
                 <w:color w:val="1A1A1A"/>
-                <w:sz w:val="22"/>
-                <w:szCs w:val="22"/>
+                <w:sz w:val="24"/>
+                <w:szCs w:val="24"/>
               </w:rPr>
               <w:tab/>
             </w:r>
@@ -1990,8 +1991,8 @@
                 <w:rFonts w:ascii="Avenir Next" w:hAnsi="Avenir Next" w:cs="Avenir Next" w:eastAsia="Avenir Next"/>
                 <w:b/>
                 <w:color w:val="1A1A1A"/>
-                <w:sz w:val="22"/>
-                <w:szCs w:val="22"/>
+                <w:sz w:val="24"/>
+                <w:szCs w:val="24"/>
               </w:rPr>
               <w:t xml:space="preserve">Chapter Book.  </w:t>
             </w:r>
@@ -1999,8 +2000,8 @@
               <w:rPr>
                 <w:rFonts w:ascii="Avenir Next" w:hAnsi="Avenir Next" w:cs="Avenir Next" w:eastAsia="Avenir Next"/>
                 <w:color w:val="1A1A1A"/>
-                <w:sz w:val="22"/>
-                <w:szCs w:val="22"/>
+                <w:sz w:val="24"/>
+                <w:szCs w:val="24"/>
               </w:rPr>
               <w:t xml:space="preserve">Lena has read 120 pages. That is </w:t>
             </w:r>
@@ -2009,8 +2010,8 @@
                 <w:rFonts w:ascii="Avenir Next" w:hAnsi="Avenir Next" w:cs="Avenir Next" w:eastAsia="Avenir Next"/>
                 <w:b/>
                 <w:color w:val="1A1A1A"/>
-                <w:sz w:val="22"/>
-                <w:szCs w:val="22"/>
+                <w:sz w:val="24"/>
+                <w:szCs w:val="24"/>
               </w:rPr>
               <w:t xml:space="preserve">75%</w:t>
             </w:r>
@@ -2018,8 +2019,8 @@
               <w:rPr>
                 <w:rFonts w:ascii="Avenir Next" w:hAnsi="Avenir Next" w:cs="Avenir Next" w:eastAsia="Avenir Next"/>
                 <w:color w:val="1A1A1A"/>
-                <w:sz w:val="22"/>
-                <w:szCs w:val="22"/>
+                <w:sz w:val="24"/>
+                <w:szCs w:val="24"/>
               </w:rPr>
               <w:t xml:space="preserve"> of her book. How many pages are in the </w:t>
             </w:r>
@@ -2028,8 +2029,8 @@
                 <w:rFonts w:ascii="Avenir Next" w:hAnsi="Avenir Next" w:cs="Avenir Next" w:eastAsia="Avenir Next"/>
                 <w:b/>
                 <w:color w:val="1A1A1A"/>
-                <w:sz w:val="22"/>
-                <w:szCs w:val="22"/>
+                <w:sz w:val="24"/>
+                <w:szCs w:val="24"/>
               </w:rPr>
               <w:t xml:space="preserve">whole</w:t>
             </w:r>
@@ -2037,8 +2038,8 @@
               <w:rPr>
                 <w:rFonts w:ascii="Avenir Next" w:hAnsi="Avenir Next" w:cs="Avenir Next" w:eastAsia="Avenir Next"/>
                 <w:color w:val="1A1A1A"/>
-                <w:sz w:val="22"/>
-                <w:szCs w:val="22"/>
+                <w:sz w:val="24"/>
+                <w:szCs w:val="24"/>
               </w:rPr>
               <w:t xml:space="preserve"> book?</w:t>
             </w:r>
@@ -2057,8 +2058,8 @@
                 <w:rFonts w:ascii="Avenir Next" w:hAnsi="Avenir Next" w:cs="Avenir Next" w:eastAsia="Avenir Next"/>
                 <w:b/>
                 <w:color w:val="003A70"/>
-                <w:sz w:val="18"/>
-                <w:szCs w:val="18"/>
+                <w:sz w:val="21"/>
+                <w:szCs w:val="21"/>
               </w:rPr>
               <w:t xml:space="preserve">Step 1</w:t>
             </w:r>
@@ -2066,8 +2067,8 @@
               <w:rPr>
                 <w:rFonts w:ascii="Avenir Next" w:hAnsi="Avenir Next" w:cs="Avenir Next" w:eastAsia="Avenir Next"/>
                 <w:color w:val="1A1A1A"/>
-                <w:sz w:val="18"/>
-                <w:szCs w:val="18"/>
+                <w:sz w:val="21"/>
+                <w:szCs w:val="21"/>
               </w:rPr>
               <w:tab/>
             </w:r>
@@ -2075,8 +2076,8 @@
               <w:rPr>
                 <w:rFonts w:ascii="Avenir Next" w:hAnsi="Avenir Next" w:cs="Avenir Next" w:eastAsia="Avenir Next"/>
                 <w:color w:val="1A1A1A"/>
-                <w:sz w:val="21"/>
-                <w:szCs w:val="21"/>
+                <w:sz w:val="22"/>
+                <w:szCs w:val="22"/>
               </w:rPr>
               <w:t xml:space="preserve">75% is 3 parts of 25%. Find 1 part: 120 ÷ 3.</w:t>
             </w:r>
@@ -2095,8 +2096,8 @@
                 <w:rFonts w:ascii="Avenir Next" w:hAnsi="Avenir Next" w:cs="Avenir Next" w:eastAsia="Avenir Next"/>
                 <w:b/>
                 <w:color w:val="003A70"/>
-                <w:sz w:val="18"/>
-                <w:szCs w:val="18"/>
+                <w:sz w:val="21"/>
+                <w:szCs w:val="21"/>
               </w:rPr>
               <w:t xml:space="preserve">Step 2</w:t>
             </w:r>
@@ -2104,8 +2105,8 @@
               <w:rPr>
                 <w:rFonts w:ascii="Avenir Next" w:hAnsi="Avenir Next" w:cs="Avenir Next" w:eastAsia="Avenir Next"/>
                 <w:color w:val="1A1A1A"/>
-                <w:sz w:val="18"/>
-                <w:szCs w:val="18"/>
+                <w:sz w:val="21"/>
+                <w:szCs w:val="21"/>
               </w:rPr>
               <w:tab/>
             </w:r>
@@ -2113,8 +2114,8 @@
               <w:rPr>
                 <w:rFonts w:ascii="Avenir Next" w:hAnsi="Avenir Next" w:cs="Avenir Next" w:eastAsia="Avenir Next"/>
                 <w:color w:val="1A1A1A"/>
-                <w:sz w:val="21"/>
-                <w:szCs w:val="21"/>
+                <w:sz w:val="22"/>
+                <w:szCs w:val="22"/>
               </w:rPr>
               <w:t xml:space="preserve">Multiply by 4 to get 100%.</w:t>
             </w:r>
@@ -2132,8 +2133,8 @@
                 <w:rFonts w:ascii="Avenir Next" w:hAnsi="Avenir Next" w:cs="Avenir Next" w:eastAsia="Avenir Next"/>
                 <w:b/>
                 <w:color w:val="1A1A1A"/>
-                <w:sz w:val="18"/>
-                <w:szCs w:val="18"/>
+                <w:sz w:val="21"/>
+                <w:szCs w:val="21"/>
               </w:rPr>
               <w:t xml:space="preserve">Answer</w:t>
             </w:r>
@@ -2141,8 +2142,8 @@
               <w:rPr>
                 <w:rFonts w:ascii="Avenir Next" w:hAnsi="Avenir Next" w:cs="Avenir Next" w:eastAsia="Avenir Next"/>
                 <w:color w:val="1A1A1A"/>
-                <w:sz w:val="18"/>
-                <w:szCs w:val="18"/>
+                <w:sz w:val="21"/>
+                <w:szCs w:val="21"/>
               </w:rPr>
               <w:tab/>
             </w:r>
@@ -2150,8 +2151,8 @@
               <w:rPr>
                 <w:rFonts w:ascii="Avenir Next" w:hAnsi="Avenir Next" w:cs="Avenir Next" w:eastAsia="Avenir Next"/>
                 <w:color w:val="1A1A1A"/>
-                <w:sz w:val="18"/>
-                <w:szCs w:val="18"/>
+                <w:sz w:val="21"/>
+                <w:szCs w:val="21"/>
               </w:rPr>
               <w:t xml:space="preserve">  pages</w:t>
             </w:r>
@@ -2216,8 +2217,8 @@
                 <w:rFonts w:ascii="Avenir Next" w:hAnsi="Avenir Next" w:cs="Avenir Next" w:eastAsia="Avenir Next"/>
                 <w:b/>
                 <w:color w:val="1A1A1A"/>
-                <w:sz w:val="22"/>
-                <w:szCs w:val="22"/>
+                <w:sz w:val="24"/>
+                <w:szCs w:val="24"/>
               </w:rPr>
               <w:t xml:space="preserve">5.</w:t>
             </w:r>
@@ -2225,8 +2226,8 @@
               <w:rPr>
                 <w:rFonts w:ascii="Avenir Next" w:hAnsi="Avenir Next" w:cs="Avenir Next" w:eastAsia="Avenir Next"/>
                 <w:color w:val="1A1A1A"/>
-                <w:sz w:val="22"/>
-                <w:szCs w:val="22"/>
+                <w:sz w:val="24"/>
+                <w:szCs w:val="24"/>
               </w:rPr>
               <w:tab/>
             </w:r>
@@ -2235,8 +2236,8 @@
                 <w:rFonts w:ascii="Avenir Next" w:hAnsi="Avenir Next" w:cs="Avenir Next" w:eastAsia="Avenir Next"/>
                 <w:b/>
                 <w:color w:val="1A1A1A"/>
-                <w:sz w:val="22"/>
-                <w:szCs w:val="22"/>
+                <w:sz w:val="24"/>
+                <w:szCs w:val="24"/>
               </w:rPr>
               <w:t xml:space="preserve">Reason.  </w:t>
             </w:r>
@@ -2244,8 +2245,8 @@
               <w:rPr>
                 <w:rFonts w:ascii="Avenir Next" w:hAnsi="Avenir Next" w:cs="Avenir Next" w:eastAsia="Avenir Next"/>
                 <w:color w:val="1A1A1A"/>
-                <w:sz w:val="22"/>
-                <w:szCs w:val="22"/>
+                <w:sz w:val="24"/>
+                <w:szCs w:val="24"/>
               </w:rPr>
               <w:t xml:space="preserve">20 is 40% of number A. 20 is also 80% of number B. Without solving, which number is greater, A or B? Explain. Then find both numbers.</w:t>
             </w:r>
@@ -2270,8 +2271,8 @@
               <w:rPr>
                 <w:rFonts w:ascii="Avenir Next" w:hAnsi="Avenir Next" w:cs="Avenir Next" w:eastAsia="Avenir Next"/>
                 <w:color w:val="1A1A1A"/>
-                <w:sz w:val="18"/>
-                <w:szCs w:val="18"/>
+                <w:sz w:val="21"/>
+                <w:szCs w:val="21"/>
                 <w:u w:val="single"/>
               </w:rPr>
               <w:t xml:space="preserve">      </w:t>
@@ -2281,8 +2282,8 @@
                 <w:rFonts w:ascii="Avenir Next" w:hAnsi="Avenir Next" w:cs="Avenir Next" w:eastAsia="Avenir Next"/>
                 <w:i/>
                 <w:color w:val="1A1A1A"/>
-                <w:sz w:val="18"/>
-                <w:szCs w:val="18"/>
+                <w:sz w:val="21"/>
+                <w:szCs w:val="21"/>
               </w:rPr>
               <w:t xml:space="preserve"> is greater because 20 is a </w:t>
             </w:r>
@@ -2290,8 +2291,8 @@
               <w:rPr>
                 <w:rFonts w:ascii="Avenir Next" w:hAnsi="Avenir Next" w:cs="Avenir Next" w:eastAsia="Avenir Next"/>
                 <w:color w:val="1A1A1A"/>
-                <w:sz w:val="18"/>
-                <w:szCs w:val="18"/>
+                <w:sz w:val="21"/>
+                <w:szCs w:val="21"/>
                 <w:u w:val="single"/>
               </w:rPr>
               <w:t xml:space="preserve">      </w:t>
@@ -2301,8 +2302,8 @@
                 <w:rFonts w:ascii="Avenir Next" w:hAnsi="Avenir Next" w:cs="Avenir Next" w:eastAsia="Avenir Next"/>
                 <w:i/>
                 <w:color w:val="1A1A1A"/>
-                <w:sz w:val="18"/>
-                <w:szCs w:val="18"/>
+                <w:sz w:val="21"/>
+                <w:szCs w:val="21"/>
               </w:rPr>
               <w:t xml:space="preserve"> percent of it. A = </w:t>
             </w:r>
@@ -2310,8 +2311,8 @@
               <w:rPr>
                 <w:rFonts w:ascii="Avenir Next" w:hAnsi="Avenir Next" w:cs="Avenir Next" w:eastAsia="Avenir Next"/>
                 <w:color w:val="1A1A1A"/>
-                <w:sz w:val="18"/>
-                <w:szCs w:val="18"/>
+                <w:sz w:val="21"/>
+                <w:szCs w:val="21"/>
                 <w:u w:val="single"/>
               </w:rPr>
               <w:t xml:space="preserve">      </w:t>
@@ -2321,8 +2322,8 @@
                 <w:rFonts w:ascii="Avenir Next" w:hAnsi="Avenir Next" w:cs="Avenir Next" w:eastAsia="Avenir Next"/>
                 <w:i/>
                 <w:color w:val="1A1A1A"/>
-                <w:sz w:val="18"/>
-                <w:szCs w:val="18"/>
+                <w:sz w:val="21"/>
+                <w:szCs w:val="21"/>
               </w:rPr>
               <w:t xml:space="preserve"> and B = </w:t>
             </w:r>
@@ -2330,8 +2331,8 @@
               <w:rPr>
                 <w:rFonts w:ascii="Avenir Next" w:hAnsi="Avenir Next" w:cs="Avenir Next" w:eastAsia="Avenir Next"/>
                 <w:color w:val="1A1A1A"/>
-                <w:sz w:val="18"/>
-                <w:szCs w:val="18"/>
+                <w:sz w:val="21"/>
+                <w:szCs w:val="21"/>
                 <w:u w:val="single"/>
               </w:rPr>
               <w:t xml:space="preserve">      </w:t>
@@ -2341,8 +2342,8 @@
                 <w:rFonts w:ascii="Avenir Next" w:hAnsi="Avenir Next" w:cs="Avenir Next" w:eastAsia="Avenir Next"/>
                 <w:i/>
                 <w:color w:val="1A1A1A"/>
-                <w:sz w:val="18"/>
-                <w:szCs w:val="18"/>
+                <w:sz w:val="21"/>
+                <w:szCs w:val="21"/>
               </w:rPr>
               <w:t xml:space="preserve">.</w:t>
             </w:r>
@@ -2606,7 +2607,64 @@
           <w:sz w:val="17"/>
           <w:szCs w:val="17"/>
         </w:rPr>
-        <w:t xml:space="preserve">Tell someone at home: if 10 is 50% of a number, what is the number? Explain how you know.</w:t>
+        <w:t xml:space="preserve">Tell someone at home: if 10 is 50% of a number, what is the number? Explain how you know.  </w:t>
+      </w:r>
+      <w:r>
+        <w:rPr>
+          <w:rFonts w:ascii="Avenir Next" w:hAnsi="Avenir Next" w:cs="Avenir Next" w:eastAsia="Avenir Next"/>
+          <w:b/>
+          <w:color w:val="5A5F66"/>
+          <w:sz w:val="17"/>
+          <w:szCs w:val="17"/>
+        </w:rPr>
+        <w:t xml:space="preserve">Sentence frame:</w:t>
+      </w:r>
+      <w:r>
+        <w:rPr>
+          <w:rFonts w:ascii="Avenir Next" w:hAnsi="Avenir Next" w:cs="Avenir Next" w:eastAsia="Avenir Next"/>
+          <w:color w:val="5A5F66"/>
+          <w:sz w:val="17"/>
+          <w:szCs w:val="17"/>
+        </w:rPr>
+        <w:t xml:space="preserve"> “I know the number is </w:t>
+      </w:r>
+      <w:r>
+        <w:rPr>
+          <w:rFonts w:ascii="Avenir Next" w:hAnsi="Avenir Next" w:cs="Avenir Next" w:eastAsia="Avenir Next"/>
+          <w:color w:val="1A1A1A"/>
+          <w:sz w:val="17"/>
+          <w:szCs w:val="17"/>
+          <w:u w:val="single"/>
+        </w:rPr>
+        <w:t xml:space="preserve">      </w:t>
+      </w:r>
+      <w:r>
+        <w:rPr>
+          <w:rFonts w:ascii="Avenir Next" w:hAnsi="Avenir Next" w:cs="Avenir Next" w:eastAsia="Avenir Next"/>
+          <w:color w:val="5A5F66"/>
+          <w:sz w:val="17"/>
+          <w:szCs w:val="17"/>
+        </w:rPr>
+        <w:t xml:space="preserve"> because </w:t>
+      </w:r>
+      <w:r>
+        <w:rPr>
+          <w:rFonts w:ascii="Avenir Next" w:hAnsi="Avenir Next" w:cs="Avenir Next" w:eastAsia="Avenir Next"/>
+          <w:color w:val="1A1A1A"/>
+          <w:sz w:val="17"/>
+          <w:szCs w:val="17"/>
+          <w:u w:val="single"/>
+        </w:rPr>
+        <w:t xml:space="preserve">      </w:t>
+      </w:r>
+      <w:r>
+        <w:rPr>
+          <w:rFonts w:ascii="Avenir Next" w:hAnsi="Avenir Next" w:cs="Avenir Next" w:eastAsia="Avenir Next"/>
+          <w:color w:val="5A5F66"/>
+          <w:sz w:val="17"/>
+          <w:szCs w:val="17"/>
+        </w:rPr>
+        <w:t xml:space="preserve">.”</w:t>
       </w:r>
     </w:p>
     <w:p>
@@ -2623,8 +2681,8 @@
         <w:rPr>
           <w:rFonts w:ascii="Avenir Next" w:hAnsi="Avenir Next" w:cs="Avenir Next" w:eastAsia="Avenir Next"/>
           <w:color w:val="1A1A1A"/>
-          <w:sz w:val="22"/>
-          <w:szCs w:val="22"/>
+          <w:sz w:val="23"/>
+          <w:szCs w:val="23"/>
         </w:rPr>
         <w:t xml:space="preserve">Name</w:t>
       </w:r>
@@ -2632,8 +2690,8 @@
         <w:rPr>
           <w:rFonts w:ascii="Avenir Next" w:hAnsi="Avenir Next" w:cs="Avenir Next" w:eastAsia="Avenir Next"/>
           <w:color w:val="1A1A1A"/>
-          <w:sz w:val="22"/>
-          <w:szCs w:val="22"/>
+          <w:sz w:val="23"/>
+          <w:szCs w:val="23"/>
         </w:rPr>
         <w:tab/>
       </w:r>
@@ -2641,8 +2699,8 @@
         <w:rPr>
           <w:rFonts w:ascii="Avenir Next" w:hAnsi="Avenir Next" w:cs="Avenir Next" w:eastAsia="Avenir Next"/>
           <w:color w:val="1A1A1A"/>
-          <w:sz w:val="22"/>
-          <w:szCs w:val="22"/>
+          <w:sz w:val="23"/>
+          <w:szCs w:val="23"/>
         </w:rPr>
         <w:t xml:space="preserve">   Date</w:t>
       </w:r>
@@ -2650,8 +2708,8 @@
         <w:rPr>
           <w:rFonts w:ascii="Avenir Next" w:hAnsi="Avenir Next" w:cs="Avenir Next" w:eastAsia="Avenir Next"/>
           <w:color w:val="1A1A1A"/>
-          <w:sz w:val="22"/>
-          <w:szCs w:val="22"/>
+          <w:sz w:val="23"/>
+          <w:szCs w:val="23"/>
         </w:rPr>
         <w:tab/>
       </w:r>
@@ -2659,8 +2717,8 @@
         <w:rPr>
           <w:rFonts w:ascii="Avenir Next" w:hAnsi="Avenir Next" w:cs="Avenir Next" w:eastAsia="Avenir Next"/>
           <w:color w:val="1A1A1A"/>
-          <w:sz w:val="22"/>
-          <w:szCs w:val="22"/>
+          <w:sz w:val="23"/>
+          <w:szCs w:val="23"/>
         </w:rPr>
         <w:t xml:space="preserve">   Period</w:t>
       </w:r>
@@ -2668,8 +2726,8 @@
         <w:rPr>
           <w:rFonts w:ascii="Avenir Next" w:hAnsi="Avenir Next" w:cs="Avenir Next" w:eastAsia="Avenir Next"/>
           <w:color w:val="1A1A1A"/>
-          <w:sz w:val="22"/>
-          <w:szCs w:val="22"/>
+          <w:sz w:val="23"/>
+          <w:szCs w:val="23"/>
         </w:rPr>
         <w:tab/>
       </w:r>
@@ -2686,8 +2744,8 @@
           <w:caps/>
           <w:color w:val="003A70"/>
           <w:spacing w:val="12"/>
-          <w:sz w:val="21"/>
-          <w:szCs w:val="21"/>
+          <w:sz w:val="22"/>
+          <w:szCs w:val="22"/>
         </w:rPr>
         <w:t xml:space="preserve">Lesson 4-5  ·  Homework Packet  ·  Level 1  ·  Sheet 2 of 2</w:t>
       </w:r>
@@ -2722,7 +2780,7 @@
           <w:sz w:val="17"/>
           <w:szCs w:val="17"/>
         </w:rPr>
-        <w:t xml:space="preserve">Maryland Standard 6.RP.A.3c   ·   Learning target — I can write and solve an equation to find the whole from a part and a percent.</w:t>
+        <w:t xml:space="preserve">Maryland Standard 6.AT.4   ·   Learning target — I can write and solve an equation to find the whole from a part and a percent.</w:t>
       </w:r>
     </w:p>
     <w:p>
@@ -2793,8 +2851,8 @@
                 <w:rFonts w:ascii="Avenir Next" w:hAnsi="Avenir Next" w:cs="Avenir Next" w:eastAsia="Avenir Next"/>
                 <w:b/>
                 <w:color w:val="003A70"/>
-                <w:sz w:val="18"/>
-                <w:szCs w:val="18"/>
+                <w:sz w:val="22"/>
+                <w:szCs w:val="22"/>
               </w:rPr>
               <w:t xml:space="preserve">•</w:t>
             </w:r>
@@ -2802,8 +2860,8 @@
               <w:rPr>
                 <w:rFonts w:ascii="Avenir Next" w:hAnsi="Avenir Next" w:cs="Avenir Next" w:eastAsia="Avenir Next"/>
                 <w:color w:val="1A1A1A"/>
-                <w:sz w:val="18"/>
-                <w:szCs w:val="18"/>
+                <w:sz w:val="22"/>
+                <w:szCs w:val="22"/>
               </w:rPr>
               <w:tab/>
             </w:r>
@@ -2811,8 +2869,8 @@
               <w:rPr>
                 <w:rFonts w:ascii="Avenir Next" w:hAnsi="Avenir Next" w:cs="Avenir Next" w:eastAsia="Avenir Next"/>
                 <w:color w:val="1A1A1A"/>
-                <w:sz w:val="18"/>
-                <w:szCs w:val="18"/>
+                <w:sz w:val="22"/>
+                <w:szCs w:val="22"/>
               </w:rPr>
               <w:t xml:space="preserve">Write </w:t>
             </w:r>
@@ -2821,8 +2879,8 @@
                 <w:rFonts w:ascii="Avenir Next" w:hAnsi="Avenir Next" w:cs="Avenir Next" w:eastAsia="Avenir Next"/>
                 <w:b/>
                 <w:color w:val="1A1A1A"/>
-                <w:sz w:val="18"/>
-                <w:szCs w:val="18"/>
+                <w:sz w:val="22"/>
+                <w:szCs w:val="22"/>
               </w:rPr>
               <w:t xml:space="preserve">part = percent × whole</w:t>
             </w:r>
@@ -2830,8 +2888,8 @@
               <w:rPr>
                 <w:rFonts w:ascii="Avenir Next" w:hAnsi="Avenir Next" w:cs="Avenir Next" w:eastAsia="Avenir Next"/>
                 <w:color w:val="1A1A1A"/>
-                <w:sz w:val="18"/>
-                <w:szCs w:val="18"/>
+                <w:sz w:val="22"/>
+                <w:szCs w:val="22"/>
               </w:rPr>
               <w:t xml:space="preserve">, with </w:t>
             </w:r>
@@ -2840,8 +2898,8 @@
                 <w:rFonts w:ascii="Avenir Next" w:hAnsi="Avenir Next" w:cs="Avenir Next" w:eastAsia="Avenir Next"/>
                 <w:i/>
                 <w:color w:val="1A1A1A"/>
-                <w:sz w:val="18"/>
-                <w:szCs w:val="18"/>
+                <w:sz w:val="22"/>
+                <w:szCs w:val="22"/>
               </w:rPr>
               <w:t xml:space="preserve">w</w:t>
             </w:r>
@@ -2849,8 +2907,8 @@
               <w:rPr>
                 <w:rFonts w:ascii="Avenir Next" w:hAnsi="Avenir Next" w:cs="Avenir Next" w:eastAsia="Avenir Next"/>
                 <w:color w:val="1A1A1A"/>
-                <w:sz w:val="18"/>
-                <w:szCs w:val="18"/>
+                <w:sz w:val="22"/>
+                <w:szCs w:val="22"/>
               </w:rPr>
               <w:t xml:space="preserve"> for the whole.</w:t>
             </w:r>
@@ -2868,8 +2926,8 @@
                 <w:rFonts w:ascii="Avenir Next" w:hAnsi="Avenir Next" w:cs="Avenir Next" w:eastAsia="Avenir Next"/>
                 <w:b/>
                 <w:color w:val="003A70"/>
-                <w:sz w:val="18"/>
-                <w:szCs w:val="18"/>
+                <w:sz w:val="22"/>
+                <w:szCs w:val="22"/>
               </w:rPr>
               <w:t xml:space="preserve">•</w:t>
             </w:r>
@@ -2877,8 +2935,8 @@
               <w:rPr>
                 <w:rFonts w:ascii="Avenir Next" w:hAnsi="Avenir Next" w:cs="Avenir Next" w:eastAsia="Avenir Next"/>
                 <w:color w:val="1A1A1A"/>
-                <w:sz w:val="18"/>
-                <w:szCs w:val="18"/>
+                <w:sz w:val="22"/>
+                <w:szCs w:val="22"/>
               </w:rPr>
               <w:tab/>
             </w:r>
@@ -2886,8 +2944,8 @@
               <w:rPr>
                 <w:rFonts w:ascii="Avenir Next" w:hAnsi="Avenir Next" w:cs="Avenir Next" w:eastAsia="Avenir Next"/>
                 <w:color w:val="1A1A1A"/>
-                <w:sz w:val="18"/>
-                <w:szCs w:val="18"/>
+                <w:sz w:val="22"/>
+                <w:szCs w:val="22"/>
               </w:rPr>
               <w:t xml:space="preserve">Solve by dividing: </w:t>
             </w:r>
@@ -2896,8 +2954,8 @@
                 <w:rFonts w:ascii="Avenir Next" w:hAnsi="Avenir Next" w:cs="Avenir Next" w:eastAsia="Avenir Next"/>
                 <w:i/>
                 <w:color w:val="1A1A1A"/>
-                <w:sz w:val="18"/>
-                <w:szCs w:val="18"/>
+                <w:sz w:val="22"/>
+                <w:szCs w:val="22"/>
               </w:rPr>
               <w:t xml:space="preserve">w</w:t>
             </w:r>
@@ -2905,8 +2963,8 @@
               <w:rPr>
                 <w:rFonts w:ascii="Avenir Next" w:hAnsi="Avenir Next" w:cs="Avenir Next" w:eastAsia="Avenir Next"/>
                 <w:color w:val="1A1A1A"/>
-                <w:sz w:val="18"/>
-                <w:szCs w:val="18"/>
+                <w:sz w:val="22"/>
+                <w:szCs w:val="22"/>
               </w:rPr>
               <w:t xml:space="preserve"> = part ÷ decimal.</w:t>
             </w:r>
@@ -2924,8 +2982,8 @@
                 <w:rFonts w:ascii="Avenir Next" w:hAnsi="Avenir Next" w:cs="Avenir Next" w:eastAsia="Avenir Next"/>
                 <w:b/>
                 <w:color w:val="003A70"/>
-                <w:sz w:val="18"/>
-                <w:szCs w:val="18"/>
+                <w:sz w:val="22"/>
+                <w:szCs w:val="22"/>
               </w:rPr>
               <w:t xml:space="preserve">•</w:t>
             </w:r>
@@ -2933,8 +2991,8 @@
               <w:rPr>
                 <w:rFonts w:ascii="Avenir Next" w:hAnsi="Avenir Next" w:cs="Avenir Next" w:eastAsia="Avenir Next"/>
                 <w:color w:val="1A1A1A"/>
-                <w:sz w:val="18"/>
-                <w:szCs w:val="18"/>
+                <w:sz w:val="22"/>
+                <w:szCs w:val="22"/>
               </w:rPr>
               <w:tab/>
             </w:r>
@@ -2943,8 +3001,8 @@
                 <w:rFonts w:ascii="Avenir Next" w:hAnsi="Avenir Next" w:cs="Avenir Next" w:eastAsia="Avenir Next"/>
                 <w:b/>
                 <w:color w:val="1A1A1A"/>
-                <w:sz w:val="18"/>
-                <w:szCs w:val="18"/>
+                <w:sz w:val="22"/>
+                <w:szCs w:val="22"/>
               </w:rPr>
               <w:t xml:space="preserve">Check:</w:t>
             </w:r>
@@ -2952,8 +3010,8 @@
               <w:rPr>
                 <w:rFonts w:ascii="Avenir Next" w:hAnsi="Avenir Next" w:cs="Avenir Next" w:eastAsia="Avenir Next"/>
                 <w:color w:val="1A1A1A"/>
-                <w:sz w:val="18"/>
-                <w:szCs w:val="18"/>
+                <w:sz w:val="22"/>
+                <w:szCs w:val="22"/>
               </w:rPr>
               <w:t xml:space="preserve"> decimal × whole should give the part.</w:t>
             </w:r>
@@ -2989,8 +3047,8 @@
               <w:rPr>
                 <w:rFonts w:ascii="Avenir Next" w:hAnsi="Avenir Next" w:cs="Avenir Next" w:eastAsia="Avenir Next"/>
                 <w:color w:val="1A1A1A"/>
-                <w:sz w:val="17"/>
-                <w:szCs w:val="17"/>
+                <w:sz w:val="21"/>
+                <w:szCs w:val="21"/>
               </w:rPr>
               <w:t xml:space="preserve">$18 is 60% of a shirt’s first price. Find the first price.</w:t>
             </w:r>
@@ -3008,8 +3066,8 @@
                 <w:rFonts w:ascii="Avenir Next" w:hAnsi="Avenir Next" w:cs="Avenir Next" w:eastAsia="Avenir Next"/>
                 <w:b/>
                 <w:color w:val="003A70"/>
-                <w:sz w:val="17"/>
-                <w:szCs w:val="17"/>
+                <w:sz w:val="21"/>
+                <w:szCs w:val="21"/>
               </w:rPr>
               <w:t xml:space="preserve">Step 1</w:t>
             </w:r>
@@ -3017,8 +3075,8 @@
               <w:rPr>
                 <w:rFonts w:ascii="Avenir Next" w:hAnsi="Avenir Next" w:cs="Avenir Next" w:eastAsia="Avenir Next"/>
                 <w:color w:val="1A1A1A"/>
-                <w:sz w:val="17"/>
-                <w:szCs w:val="17"/>
+                <w:sz w:val="21"/>
+                <w:szCs w:val="21"/>
               </w:rPr>
               <w:tab/>
             </w:r>
@@ -3026,8 +3084,8 @@
               <w:rPr>
                 <w:rFonts w:ascii="Avenir Next" w:hAnsi="Avenir Next" w:cs="Avenir Next" w:eastAsia="Avenir Next"/>
                 <w:color w:val="1A1A1A"/>
-                <w:sz w:val="17"/>
-                <w:szCs w:val="17"/>
+                <w:sz w:val="21"/>
+                <w:szCs w:val="21"/>
               </w:rPr>
               <w:t xml:space="preserve">Write the equation: 0.6 × </w:t>
             </w:r>
@@ -3036,8 +3094,8 @@
                 <w:rFonts w:ascii="Avenir Next" w:hAnsi="Avenir Next" w:cs="Avenir Next" w:eastAsia="Avenir Next"/>
                 <w:i/>
                 <w:color w:val="1A1A1A"/>
-                <w:sz w:val="17"/>
-                <w:szCs w:val="17"/>
+                <w:sz w:val="21"/>
+                <w:szCs w:val="21"/>
               </w:rPr>
               <w:t xml:space="preserve">w</w:t>
             </w:r>
@@ -3045,8 +3103,8 @@
               <w:rPr>
                 <w:rFonts w:ascii="Avenir Next" w:hAnsi="Avenir Next" w:cs="Avenir Next" w:eastAsia="Avenir Next"/>
                 <w:color w:val="1A1A1A"/>
-                <w:sz w:val="17"/>
-                <w:szCs w:val="17"/>
+                <w:sz w:val="21"/>
+                <w:szCs w:val="21"/>
               </w:rPr>
               <w:t xml:space="preserve"> = 18</w:t>
             </w:r>
@@ -3064,8 +3122,8 @@
                 <w:rFonts w:ascii="Avenir Next" w:hAnsi="Avenir Next" w:cs="Avenir Next" w:eastAsia="Avenir Next"/>
                 <w:b/>
                 <w:color w:val="003A70"/>
-                <w:sz w:val="17"/>
-                <w:szCs w:val="17"/>
+                <w:sz w:val="21"/>
+                <w:szCs w:val="21"/>
               </w:rPr>
               <w:t xml:space="preserve">Step 2</w:t>
             </w:r>
@@ -3073,8 +3131,8 @@
               <w:rPr>
                 <w:rFonts w:ascii="Avenir Next" w:hAnsi="Avenir Next" w:cs="Avenir Next" w:eastAsia="Avenir Next"/>
                 <w:color w:val="1A1A1A"/>
-                <w:sz w:val="17"/>
-                <w:szCs w:val="17"/>
+                <w:sz w:val="21"/>
+                <w:szCs w:val="21"/>
               </w:rPr>
               <w:tab/>
             </w:r>
@@ -3082,8 +3140,8 @@
               <w:rPr>
                 <w:rFonts w:ascii="Avenir Next" w:hAnsi="Avenir Next" w:cs="Avenir Next" w:eastAsia="Avenir Next"/>
                 <w:color w:val="1A1A1A"/>
-                <w:sz w:val="17"/>
-                <w:szCs w:val="17"/>
+                <w:sz w:val="21"/>
+                <w:szCs w:val="21"/>
               </w:rPr>
               <w:t xml:space="preserve">Divide: </w:t>
             </w:r>
@@ -3092,8 +3150,8 @@
                 <w:rFonts w:ascii="Avenir Next" w:hAnsi="Avenir Next" w:cs="Avenir Next" w:eastAsia="Avenir Next"/>
                 <w:i/>
                 <w:color w:val="1A1A1A"/>
-                <w:sz w:val="17"/>
-                <w:szCs w:val="17"/>
+                <w:sz w:val="21"/>
+                <w:szCs w:val="21"/>
               </w:rPr>
               <w:t xml:space="preserve">w</w:t>
             </w:r>
@@ -3101,8 +3159,8 @@
               <w:rPr>
                 <w:rFonts w:ascii="Avenir Next" w:hAnsi="Avenir Next" w:cs="Avenir Next" w:eastAsia="Avenir Next"/>
                 <w:color w:val="1A1A1A"/>
-                <w:sz w:val="17"/>
-                <w:szCs w:val="17"/>
+                <w:sz w:val="21"/>
+                <w:szCs w:val="21"/>
               </w:rPr>
               <w:t xml:space="preserve"> = 18 ÷ 0.6 = 180 ÷ 6 = 30</w:t>
             </w:r>
@@ -3120,8 +3178,8 @@
                 <w:rFonts w:ascii="Avenir Next" w:hAnsi="Avenir Next" w:cs="Avenir Next" w:eastAsia="Avenir Next"/>
                 <w:b/>
                 <w:color w:val="003A70"/>
-                <w:sz w:val="17"/>
-                <w:szCs w:val="17"/>
+                <w:sz w:val="21"/>
+                <w:szCs w:val="21"/>
               </w:rPr>
               <w:t xml:space="preserve">Step 3</w:t>
             </w:r>
@@ -3129,8 +3187,8 @@
               <w:rPr>
                 <w:rFonts w:ascii="Avenir Next" w:hAnsi="Avenir Next" w:cs="Avenir Next" w:eastAsia="Avenir Next"/>
                 <w:color w:val="1A1A1A"/>
-                <w:sz w:val="17"/>
-                <w:szCs w:val="17"/>
+                <w:sz w:val="21"/>
+                <w:szCs w:val="21"/>
               </w:rPr>
               <w:tab/>
             </w:r>
@@ -3138,8 +3196,8 @@
               <w:rPr>
                 <w:rFonts w:ascii="Avenir Next" w:hAnsi="Avenir Next" w:cs="Avenir Next" w:eastAsia="Avenir Next"/>
                 <w:color w:val="1A1A1A"/>
-                <w:sz w:val="17"/>
-                <w:szCs w:val="17"/>
+                <w:sz w:val="21"/>
+                <w:szCs w:val="21"/>
               </w:rPr>
               <w:t xml:space="preserve">Check: 0.6 × 30 = 18, so it checks.</w:t>
             </w:r>
@@ -3157,8 +3215,8 @@
                 <w:rFonts w:ascii="Avenir Next" w:hAnsi="Avenir Next" w:cs="Avenir Next" w:eastAsia="Avenir Next"/>
                 <w:b/>
                 <w:color w:val="1A1A1A"/>
-                <w:sz w:val="17"/>
-                <w:szCs w:val="17"/>
+                <w:sz w:val="21"/>
+                <w:szCs w:val="21"/>
               </w:rPr>
               <w:t xml:space="preserve">Answer</w:t>
             </w:r>
@@ -3166,8 +3224,8 @@
               <w:rPr>
                 <w:rFonts w:ascii="Avenir Next" w:hAnsi="Avenir Next" w:cs="Avenir Next" w:eastAsia="Avenir Next"/>
                 <w:color w:val="1A1A1A"/>
-                <w:sz w:val="17"/>
-                <w:szCs w:val="17"/>
+                <w:sz w:val="21"/>
+                <w:szCs w:val="21"/>
               </w:rPr>
               <w:tab/>
             </w:r>
@@ -3176,8 +3234,8 @@
                 <w:rFonts w:ascii="Avenir Next" w:hAnsi="Avenir Next" w:cs="Avenir Next" w:eastAsia="Avenir Next"/>
                 <w:b/>
                 <w:color w:val="1A1A1A"/>
-                <w:sz w:val="17"/>
-                <w:szCs w:val="17"/>
+                <w:sz w:val="21"/>
+                <w:szCs w:val="21"/>
               </w:rPr>
               <w:t xml:space="preserve">$30</w:t>
             </w:r>
@@ -3249,17 +3307,69 @@
                 <w:rFonts w:ascii="Avenir Next" w:hAnsi="Avenir Next" w:cs="Avenir Next" w:eastAsia="Avenir Next"/>
                 <w:b/>
                 <w:color w:val="1A1A1A"/>
-                <w:sz w:val="21"/>
-                <w:szCs w:val="21"/>
+                <w:sz w:val="22"/>
+                <w:szCs w:val="22"/>
+              </w:rPr>
+              <w:t xml:space="preserve">variable (variable)</w:t>
+            </w:r>
+            <w:r>
+              <w:rPr>
+                <w:rFonts w:ascii="Avenir Next" w:hAnsi="Avenir Next" w:cs="Avenir Next" w:eastAsia="Avenir Next"/>
+                <w:color w:val="5A5F66"/>
+                <w:sz w:val="22"/>
+                <w:szCs w:val="22"/>
+              </w:rPr>
+              <w:t xml:space="preserve"> — </w:t>
+            </w:r>
+            <w:r>
+              <w:rPr>
+                <w:rFonts w:ascii="Avenir Next" w:hAnsi="Avenir Next" w:cs="Avenir Next" w:eastAsia="Avenir Next"/>
+                <w:color w:val="1A1A1A"/>
+                <w:sz w:val="22"/>
+                <w:szCs w:val="22"/>
+              </w:rPr>
+              <w:t xml:space="preserve">a letter, like </w:t>
+            </w:r>
+            <w:r>
+              <w:rPr>
+                <w:rFonts w:ascii="Avenir Next" w:hAnsi="Avenir Next" w:cs="Avenir Next" w:eastAsia="Avenir Next"/>
+                <w:i/>
+                <w:color w:val="1A1A1A"/>
+                <w:sz w:val="22"/>
+                <w:szCs w:val="22"/>
               </w:rPr>
               <w:t xml:space="preserve">w</w:t>
             </w:r>
             <w:r>
               <w:rPr>
                 <w:rFonts w:ascii="Avenir Next" w:hAnsi="Avenir Next" w:cs="Avenir Next" w:eastAsia="Avenir Next"/>
+                <w:color w:val="1A1A1A"/>
+                <w:sz w:val="22"/>
+                <w:szCs w:val="22"/>
+              </w:rPr>
+              <w:t xml:space="preserve">, for the whole you are looking for</w:t>
+            </w:r>
+          </w:p>
+          <w:p>
+            <w:pPr>
+              <w:spacing w:before="0" w:after="0" w:line="264" w:lineRule="auto"/>
+            </w:pPr>
+            <w:r>
+              <w:rPr>
+                <w:rFonts w:ascii="Avenir Next" w:hAnsi="Avenir Next" w:cs="Avenir Next" w:eastAsia="Avenir Next"/>
+                <w:b/>
+                <w:color w:val="1A1A1A"/>
+                <w:sz w:val="22"/>
+                <w:szCs w:val="22"/>
+              </w:rPr>
+              <w:t xml:space="preserve">equation (ecuación)</w:t>
+            </w:r>
+            <w:r>
+              <w:rPr>
+                <w:rFonts w:ascii="Avenir Next" w:hAnsi="Avenir Next" w:cs="Avenir Next" w:eastAsia="Avenir Next"/>
                 <w:color w:val="5A5F66"/>
-                <w:sz w:val="21"/>
-                <w:szCs w:val="21"/>
+                <w:sz w:val="22"/>
+                <w:szCs w:val="22"/>
               </w:rPr>
               <w:t xml:space="preserve"> — </w:t>
             </w:r>
@@ -3267,41 +3377,8 @@
               <w:rPr>
                 <w:rFonts w:ascii="Avenir Next" w:hAnsi="Avenir Next" w:cs="Avenir Next" w:eastAsia="Avenir Next"/>
                 <w:color w:val="1A1A1A"/>
-                <w:sz w:val="21"/>
-                <w:szCs w:val="21"/>
-              </w:rPr>
-              <w:t xml:space="preserve">the letter for the whole you are looking for</w:t>
-            </w:r>
-          </w:p>
-          <w:p>
-            <w:pPr>
-              <w:spacing w:before="0" w:after="0" w:line="264" w:lineRule="auto"/>
-            </w:pPr>
-            <w:r>
-              <w:rPr>
-                <w:rFonts w:ascii="Avenir Next" w:hAnsi="Avenir Next" w:cs="Avenir Next" w:eastAsia="Avenir Next"/>
-                <w:b/>
-                <w:color w:val="1A1A1A"/>
-                <w:sz w:val="21"/>
-                <w:szCs w:val="21"/>
-              </w:rPr>
-              <w:t xml:space="preserve">equation</w:t>
-            </w:r>
-            <w:r>
-              <w:rPr>
-                <w:rFonts w:ascii="Avenir Next" w:hAnsi="Avenir Next" w:cs="Avenir Next" w:eastAsia="Avenir Next"/>
-                <w:color w:val="5A5F66"/>
-                <w:sz w:val="21"/>
-                <w:szCs w:val="21"/>
-              </w:rPr>
-              <w:t xml:space="preserve"> — </w:t>
-            </w:r>
-            <w:r>
-              <w:rPr>
-                <w:rFonts w:ascii="Avenir Next" w:hAnsi="Avenir Next" w:cs="Avenir Next" w:eastAsia="Avenir Next"/>
-                <w:color w:val="1A1A1A"/>
-                <w:sz w:val="21"/>
-                <w:szCs w:val="21"/>
+                <w:sz w:val="22"/>
+                <w:szCs w:val="22"/>
               </w:rPr>
               <w:t xml:space="preserve">a math sentence with =</w:t>
             </w:r>
@@ -3326,17 +3403,17 @@
                 <w:rFonts w:ascii="Avenir Next" w:hAnsi="Avenir Next" w:cs="Avenir Next" w:eastAsia="Avenir Next"/>
                 <w:b/>
                 <w:color w:val="1A1A1A"/>
-                <w:sz w:val="21"/>
-                <w:szCs w:val="21"/>
-              </w:rPr>
-              <w:t xml:space="preserve">divide</w:t>
+                <w:sz w:val="22"/>
+                <w:szCs w:val="22"/>
+              </w:rPr>
+              <w:t xml:space="preserve">divide (dividir)</w:t>
             </w:r>
             <w:r>
               <w:rPr>
                 <w:rFonts w:ascii="Avenir Next" w:hAnsi="Avenir Next" w:cs="Avenir Next" w:eastAsia="Avenir Next"/>
                 <w:color w:val="5A5F66"/>
-                <w:sz w:val="21"/>
-                <w:szCs w:val="21"/>
+                <w:sz w:val="22"/>
+                <w:szCs w:val="22"/>
               </w:rPr>
               <w:t xml:space="preserve"> — </w:t>
             </w:r>
@@ -3344,8 +3421,8 @@
               <w:rPr>
                 <w:rFonts w:ascii="Avenir Next" w:hAnsi="Avenir Next" w:cs="Avenir Next" w:eastAsia="Avenir Next"/>
                 <w:color w:val="1A1A1A"/>
-                <w:sz w:val="21"/>
-                <w:szCs w:val="21"/>
+                <w:sz w:val="22"/>
+                <w:szCs w:val="22"/>
               </w:rPr>
               <w:t xml:space="preserve">undo multiplying</w:t>
             </w:r>
@@ -3359,17 +3436,17 @@
                 <w:rFonts w:ascii="Avenir Next" w:hAnsi="Avenir Next" w:cs="Avenir Next" w:eastAsia="Avenir Next"/>
                 <w:b/>
                 <w:color w:val="1A1A1A"/>
-                <w:sz w:val="21"/>
-                <w:szCs w:val="21"/>
-              </w:rPr>
-              <w:t xml:space="preserve">check</w:t>
+                <w:sz w:val="22"/>
+                <w:szCs w:val="22"/>
+              </w:rPr>
+              <w:t xml:space="preserve">check (comprobar)</w:t>
             </w:r>
             <w:r>
               <w:rPr>
                 <w:rFonts w:ascii="Avenir Next" w:hAnsi="Avenir Next" w:cs="Avenir Next" w:eastAsia="Avenir Next"/>
                 <w:color w:val="5A5F66"/>
-                <w:sz w:val="21"/>
-                <w:szCs w:val="21"/>
+                <w:sz w:val="22"/>
+                <w:szCs w:val="22"/>
               </w:rPr>
               <w:t xml:space="preserve"> — </w:t>
             </w:r>
@@ -3377,8 +3454,8 @@
               <w:rPr>
                 <w:rFonts w:ascii="Avenir Next" w:hAnsi="Avenir Next" w:cs="Avenir Next" w:eastAsia="Avenir Next"/>
                 <w:color w:val="1A1A1A"/>
-                <w:sz w:val="21"/>
-                <w:szCs w:val="21"/>
+                <w:sz w:val="22"/>
+                <w:szCs w:val="22"/>
               </w:rPr>
               <w:t xml:space="preserve">multiply back to get the part</w:t>
             </w:r>
@@ -3396,6 +3473,7 @@
           <w:tab w:val="right" w:pos="9504"/>
         </w:tabs>
         <w:spacing w:before="90" w:after="50" w:line="240" w:lineRule="auto"/>
+        <w:outlineLvl w:val="1"/>
       </w:pPr>
       <w:r>
         <w:rPr>
@@ -3403,8 +3481,8 @@
           <w:b/>
           <w:color w:val="003A70"/>
           <w:spacing w:val="14"/>
-          <w:sz w:val="21"/>
-          <w:szCs w:val="21"/>
+          <w:sz w:val="22"/>
+          <w:szCs w:val="22"/>
         </w:rPr>
         <w:t xml:space="preserve">PRACTICE</w:t>
       </w:r>
@@ -3480,8 +3558,8 @@
                 <w:rFonts w:ascii="Avenir Next" w:hAnsi="Avenir Next" w:cs="Avenir Next" w:eastAsia="Avenir Next"/>
                 <w:b/>
                 <w:color w:val="1A1A1A"/>
-                <w:sz w:val="22"/>
-                <w:szCs w:val="22"/>
+                <w:sz w:val="24"/>
+                <w:szCs w:val="24"/>
               </w:rPr>
               <w:t xml:space="preserve">1.</w:t>
             </w:r>
@@ -3489,8 +3567,8 @@
               <w:rPr>
                 <w:rFonts w:ascii="Avenir Next" w:hAnsi="Avenir Next" w:cs="Avenir Next" w:eastAsia="Avenir Next"/>
                 <w:color w:val="1A1A1A"/>
-                <w:sz w:val="22"/>
-                <w:szCs w:val="22"/>
+                <w:sz w:val="24"/>
+                <w:szCs w:val="24"/>
               </w:rPr>
               <w:tab/>
             </w:r>
@@ -3498,8 +3576,8 @@
               <w:rPr>
                 <w:rFonts w:ascii="Avenir Next" w:hAnsi="Avenir Next" w:cs="Avenir Next" w:eastAsia="Avenir Next"/>
                 <w:color w:val="1A1A1A"/>
-                <w:sz w:val="22"/>
-                <w:szCs w:val="22"/>
+                <w:sz w:val="24"/>
+                <w:szCs w:val="24"/>
               </w:rPr>
               <w:t xml:space="preserve">Solve each equation for </w:t>
             </w:r>
@@ -3508,8 +3586,8 @@
                 <w:rFonts w:ascii="Avenir Next" w:hAnsi="Avenir Next" w:cs="Avenir Next" w:eastAsia="Avenir Next"/>
                 <w:i/>
                 <w:color w:val="1A1A1A"/>
-                <w:sz w:val="22"/>
-                <w:szCs w:val="22"/>
+                <w:sz w:val="24"/>
+                <w:szCs w:val="24"/>
               </w:rPr>
               <w:t xml:space="preserve">w</w:t>
             </w:r>
@@ -3517,8 +3595,8 @@
               <w:rPr>
                 <w:rFonts w:ascii="Avenir Next" w:hAnsi="Avenir Next" w:cs="Avenir Next" w:eastAsia="Avenir Next"/>
                 <w:color w:val="1A1A1A"/>
-                <w:sz w:val="22"/>
-                <w:szCs w:val="22"/>
+                <w:sz w:val="24"/>
+                <w:szCs w:val="24"/>
               </w:rPr>
               <w:t xml:space="preserve">.</w:t>
             </w:r>
@@ -3537,8 +3615,8 @@
                 <w:rFonts w:ascii="Avenir Next" w:hAnsi="Avenir Next" w:cs="Avenir Next" w:eastAsia="Avenir Next"/>
                 <w:b/>
                 <w:color w:val="003A70"/>
-                <w:sz w:val="18"/>
-                <w:szCs w:val="18"/>
+                <w:sz w:val="21"/>
+                <w:szCs w:val="21"/>
               </w:rPr>
               <w:t xml:space="preserve">Step 1</w:t>
             </w:r>
@@ -3546,8 +3624,8 @@
               <w:rPr>
                 <w:rFonts w:ascii="Avenir Next" w:hAnsi="Avenir Next" w:cs="Avenir Next" w:eastAsia="Avenir Next"/>
                 <w:color w:val="1A1A1A"/>
-                <w:sz w:val="18"/>
-                <w:szCs w:val="18"/>
+                <w:sz w:val="21"/>
+                <w:szCs w:val="21"/>
               </w:rPr>
               <w:tab/>
             </w:r>
@@ -3555,8 +3633,8 @@
               <w:rPr>
                 <w:rFonts w:ascii="Avenir Next" w:hAnsi="Avenir Next" w:cs="Avenir Next" w:eastAsia="Avenir Next"/>
                 <w:color w:val="1A1A1A"/>
-                <w:sz w:val="21"/>
-                <w:szCs w:val="21"/>
+                <w:sz w:val="22"/>
+                <w:szCs w:val="22"/>
               </w:rPr>
               <w:t xml:space="preserve">Divide the number on the right by the decimal.</w:t>
             </w:r>
@@ -3575,8 +3653,8 @@
                 <w:rFonts w:ascii="Avenir Next" w:hAnsi="Avenir Next" w:cs="Avenir Next" w:eastAsia="Avenir Next"/>
                 <w:b/>
                 <w:color w:val="003A70"/>
-                <w:sz w:val="18"/>
-                <w:szCs w:val="18"/>
+                <w:sz w:val="21"/>
+                <w:szCs w:val="21"/>
               </w:rPr>
               <w:t xml:space="preserve">Step 2</w:t>
             </w:r>
@@ -3584,8 +3662,8 @@
               <w:rPr>
                 <w:rFonts w:ascii="Avenir Next" w:hAnsi="Avenir Next" w:cs="Avenir Next" w:eastAsia="Avenir Next"/>
                 <w:color w:val="1A1A1A"/>
-                <w:sz w:val="18"/>
-                <w:szCs w:val="18"/>
+                <w:sz w:val="21"/>
+                <w:szCs w:val="21"/>
               </w:rPr>
               <w:tab/>
             </w:r>
@@ -3593,8 +3671,8 @@
               <w:rPr>
                 <w:rFonts w:ascii="Avenir Next" w:hAnsi="Avenir Next" w:cs="Avenir Next" w:eastAsia="Avenir Next"/>
                 <w:color w:val="1A1A1A"/>
-                <w:sz w:val="21"/>
-                <w:szCs w:val="21"/>
+                <w:sz w:val="22"/>
+                <w:szCs w:val="22"/>
               </w:rPr>
               <w:t xml:space="preserve">Check: decimal × </w:t>
             </w:r>
@@ -3603,8 +3681,8 @@
                 <w:rFonts w:ascii="Avenir Next" w:hAnsi="Avenir Next" w:cs="Avenir Next" w:eastAsia="Avenir Next"/>
                 <w:i/>
                 <w:color w:val="1A1A1A"/>
-                <w:sz w:val="21"/>
-                <w:szCs w:val="21"/>
+                <w:sz w:val="22"/>
+                <w:szCs w:val="22"/>
               </w:rPr>
               <w:t xml:space="preserve">w</w:t>
             </w:r>
@@ -3612,8 +3690,8 @@
               <w:rPr>
                 <w:rFonts w:ascii="Avenir Next" w:hAnsi="Avenir Next" w:cs="Avenir Next" w:eastAsia="Avenir Next"/>
                 <w:color w:val="1A1A1A"/>
-                <w:sz w:val="21"/>
-                <w:szCs w:val="21"/>
+                <w:sz w:val="22"/>
+                <w:szCs w:val="22"/>
               </w:rPr>
               <w:t xml:space="preserve"> gives the number.</w:t>
             </w:r>
@@ -3668,8 +3746,8 @@
                       <w:rFonts w:ascii="Avenir Next" w:hAnsi="Avenir Next" w:cs="Avenir Next" w:eastAsia="Avenir Next"/>
                       <w:b/>
                       <w:color w:val="003A70"/>
-                      <w:sz w:val="22"/>
-                      <w:szCs w:val="22"/>
+                      <w:sz w:val="24"/>
+                      <w:szCs w:val="24"/>
                     </w:rPr>
                     <w:t xml:space="preserve">a.</w:t>
                   </w:r>
@@ -3677,8 +3755,8 @@
                     <w:rPr>
                       <w:rFonts w:ascii="Avenir Next" w:hAnsi="Avenir Next" w:cs="Avenir Next" w:eastAsia="Avenir Next"/>
                       <w:color w:val="1A1A1A"/>
-                      <w:sz w:val="22"/>
-                      <w:szCs w:val="22"/>
+                      <w:sz w:val="24"/>
+                      <w:szCs w:val="24"/>
                     </w:rPr>
                     <w:tab/>
                   </w:r>
@@ -3686,8 +3764,8 @@
                     <w:rPr>
                       <w:rFonts w:ascii="Avenir Next" w:hAnsi="Avenir Next" w:cs="Avenir Next" w:eastAsia="Avenir Next"/>
                       <w:color w:val="1A1A1A"/>
-                      <w:sz w:val="22"/>
-                      <w:szCs w:val="22"/>
+                      <w:sz w:val="24"/>
+                      <w:szCs w:val="24"/>
                     </w:rPr>
                     <w:t xml:space="preserve">0.2 × </w:t>
                   </w:r>
@@ -3696,8 +3774,8 @@
                       <w:rFonts w:ascii="Avenir Next" w:hAnsi="Avenir Next" w:cs="Avenir Next" w:eastAsia="Avenir Next"/>
                       <w:i/>
                       <w:color w:val="1A1A1A"/>
-                      <w:sz w:val="22"/>
-                      <w:szCs w:val="22"/>
+                      <w:sz w:val="24"/>
+                      <w:szCs w:val="24"/>
                     </w:rPr>
                     <w:t xml:space="preserve">w</w:t>
                   </w:r>
@@ -3705,8 +3783,8 @@
                     <w:rPr>
                       <w:rFonts w:ascii="Avenir Next" w:hAnsi="Avenir Next" w:cs="Avenir Next" w:eastAsia="Avenir Next"/>
                       <w:color w:val="1A1A1A"/>
-                      <w:sz w:val="22"/>
-                      <w:szCs w:val="22"/>
+                      <w:sz w:val="24"/>
+                      <w:szCs w:val="24"/>
                     </w:rPr>
                     <w:t xml:space="preserve"> = 14</w:t>
                   </w:r>
@@ -3714,8 +3792,8 @@
                     <w:rPr>
                       <w:rFonts w:ascii="Avenir Next" w:hAnsi="Avenir Next" w:cs="Avenir Next" w:eastAsia="Avenir Next"/>
                       <w:color w:val="1A1A1A"/>
-                      <w:sz w:val="22"/>
-                      <w:szCs w:val="22"/>
+                      <w:sz w:val="24"/>
+                      <w:szCs w:val="24"/>
                     </w:rPr>
                     <w:t xml:space="preserve">  </w:t>
                   </w:r>
@@ -3723,8 +3801,8 @@
                     <w:rPr>
                       <w:rFonts w:ascii="Avenir Next" w:hAnsi="Avenir Next" w:cs="Avenir Next" w:eastAsia="Avenir Next"/>
                       <w:color w:val="1A1A1A"/>
-                      <w:sz w:val="22"/>
-                      <w:szCs w:val="22"/>
+                      <w:sz w:val="24"/>
+                      <w:szCs w:val="24"/>
                       <w:u w:val="single"/>
                     </w:rPr>
                     <w:t xml:space="preserve">        </w:t>
@@ -3749,8 +3827,8 @@
                       <w:rFonts w:ascii="Avenir Next" w:hAnsi="Avenir Next" w:cs="Avenir Next" w:eastAsia="Avenir Next"/>
                       <w:b/>
                       <w:color w:val="003A70"/>
-                      <w:sz w:val="22"/>
-                      <w:szCs w:val="22"/>
+                      <w:sz w:val="24"/>
+                      <w:szCs w:val="24"/>
                     </w:rPr>
                     <w:t xml:space="preserve">b.</w:t>
                   </w:r>
@@ -3758,8 +3836,8 @@
                     <w:rPr>
                       <w:rFonts w:ascii="Avenir Next" w:hAnsi="Avenir Next" w:cs="Avenir Next" w:eastAsia="Avenir Next"/>
                       <w:color w:val="1A1A1A"/>
-                      <w:sz w:val="22"/>
-                      <w:szCs w:val="22"/>
+                      <w:sz w:val="24"/>
+                      <w:szCs w:val="24"/>
                     </w:rPr>
                     <w:tab/>
                   </w:r>
@@ -3767,8 +3845,8 @@
                     <w:rPr>
                       <w:rFonts w:ascii="Avenir Next" w:hAnsi="Avenir Next" w:cs="Avenir Next" w:eastAsia="Avenir Next"/>
                       <w:color w:val="1A1A1A"/>
-                      <w:sz w:val="22"/>
-                      <w:szCs w:val="22"/>
+                      <w:sz w:val="24"/>
+                      <w:szCs w:val="24"/>
                     </w:rPr>
                     <w:t xml:space="preserve">0.25 × </w:t>
                   </w:r>
@@ -3777,8 +3855,8 @@
                       <w:rFonts w:ascii="Avenir Next" w:hAnsi="Avenir Next" w:cs="Avenir Next" w:eastAsia="Avenir Next"/>
                       <w:i/>
                       <w:color w:val="1A1A1A"/>
-                      <w:sz w:val="22"/>
-                      <w:szCs w:val="22"/>
+                      <w:sz w:val="24"/>
+                      <w:szCs w:val="24"/>
                     </w:rPr>
                     <w:t xml:space="preserve">w</w:t>
                   </w:r>
@@ -3786,8 +3864,8 @@
                     <w:rPr>
                       <w:rFonts w:ascii="Avenir Next" w:hAnsi="Avenir Next" w:cs="Avenir Next" w:eastAsia="Avenir Next"/>
                       <w:color w:val="1A1A1A"/>
-                      <w:sz w:val="22"/>
-                      <w:szCs w:val="22"/>
+                      <w:sz w:val="24"/>
+                      <w:szCs w:val="24"/>
                     </w:rPr>
                     <w:t xml:space="preserve"> = 12</w:t>
                   </w:r>
@@ -3795,8 +3873,8 @@
                     <w:rPr>
                       <w:rFonts w:ascii="Avenir Next" w:hAnsi="Avenir Next" w:cs="Avenir Next" w:eastAsia="Avenir Next"/>
                       <w:color w:val="1A1A1A"/>
-                      <w:sz w:val="22"/>
-                      <w:szCs w:val="22"/>
+                      <w:sz w:val="24"/>
+                      <w:szCs w:val="24"/>
                     </w:rPr>
                     <w:t xml:space="preserve">  </w:t>
                   </w:r>
@@ -3804,8 +3882,8 @@
                     <w:rPr>
                       <w:rFonts w:ascii="Avenir Next" w:hAnsi="Avenir Next" w:cs="Avenir Next" w:eastAsia="Avenir Next"/>
                       <w:color w:val="1A1A1A"/>
-                      <w:sz w:val="22"/>
-                      <w:szCs w:val="22"/>
+                      <w:sz w:val="24"/>
+                      <w:szCs w:val="24"/>
                       <w:u w:val="single"/>
                     </w:rPr>
                     <w:t xml:space="preserve">        </w:t>
@@ -3830,8 +3908,8 @@
                       <w:rFonts w:ascii="Avenir Next" w:hAnsi="Avenir Next" w:cs="Avenir Next" w:eastAsia="Avenir Next"/>
                       <w:b/>
                       <w:color w:val="003A70"/>
-                      <w:sz w:val="22"/>
-                      <w:szCs w:val="22"/>
+                      <w:sz w:val="24"/>
+                      <w:szCs w:val="24"/>
                     </w:rPr>
                     <w:t xml:space="preserve">c.</w:t>
                   </w:r>
@@ -3839,8 +3917,8 @@
                     <w:rPr>
                       <w:rFonts w:ascii="Avenir Next" w:hAnsi="Avenir Next" w:cs="Avenir Next" w:eastAsia="Avenir Next"/>
                       <w:color w:val="1A1A1A"/>
-                      <w:sz w:val="22"/>
-                      <w:szCs w:val="22"/>
+                      <w:sz w:val="24"/>
+                      <w:szCs w:val="24"/>
                     </w:rPr>
                     <w:tab/>
                   </w:r>
@@ -3848,8 +3926,8 @@
                     <w:rPr>
                       <w:rFonts w:ascii="Avenir Next" w:hAnsi="Avenir Next" w:cs="Avenir Next" w:eastAsia="Avenir Next"/>
                       <w:color w:val="1A1A1A"/>
-                      <w:sz w:val="22"/>
-                      <w:szCs w:val="22"/>
+                      <w:sz w:val="24"/>
+                      <w:szCs w:val="24"/>
                     </w:rPr>
                     <w:t xml:space="preserve">0.8 × </w:t>
                   </w:r>
@@ -3858,8 +3936,8 @@
                       <w:rFonts w:ascii="Avenir Next" w:hAnsi="Avenir Next" w:cs="Avenir Next" w:eastAsia="Avenir Next"/>
                       <w:i/>
                       <w:color w:val="1A1A1A"/>
-                      <w:sz w:val="22"/>
-                      <w:szCs w:val="22"/>
+                      <w:sz w:val="24"/>
+                      <w:szCs w:val="24"/>
                     </w:rPr>
                     <w:t xml:space="preserve">w</w:t>
                   </w:r>
@@ -3867,8 +3945,8 @@
                     <w:rPr>
                       <w:rFonts w:ascii="Avenir Next" w:hAnsi="Avenir Next" w:cs="Avenir Next" w:eastAsia="Avenir Next"/>
                       <w:color w:val="1A1A1A"/>
-                      <w:sz w:val="22"/>
-                      <w:szCs w:val="22"/>
+                      <w:sz w:val="24"/>
+                      <w:szCs w:val="24"/>
                     </w:rPr>
                     <w:t xml:space="preserve"> = 64</w:t>
                   </w:r>
@@ -3876,8 +3954,8 @@
                     <w:rPr>
                       <w:rFonts w:ascii="Avenir Next" w:hAnsi="Avenir Next" w:cs="Avenir Next" w:eastAsia="Avenir Next"/>
                       <w:color w:val="1A1A1A"/>
-                      <w:sz w:val="22"/>
-                      <w:szCs w:val="22"/>
+                      <w:sz w:val="24"/>
+                      <w:szCs w:val="24"/>
                     </w:rPr>
                     <w:t xml:space="preserve">  </w:t>
                   </w:r>
@@ -3885,8 +3963,8 @@
                     <w:rPr>
                       <w:rFonts w:ascii="Avenir Next" w:hAnsi="Avenir Next" w:cs="Avenir Next" w:eastAsia="Avenir Next"/>
                       <w:color w:val="1A1A1A"/>
-                      <w:sz w:val="22"/>
-                      <w:szCs w:val="22"/>
+                      <w:sz w:val="24"/>
+                      <w:szCs w:val="24"/>
                       <w:u w:val="single"/>
                     </w:rPr>
                     <w:t xml:space="preserve">        </w:t>
@@ -3960,8 +4038,8 @@
                 <w:rFonts w:ascii="Avenir Next" w:hAnsi="Avenir Next" w:cs="Avenir Next" w:eastAsia="Avenir Next"/>
                 <w:b/>
                 <w:color w:val="1A1A1A"/>
-                <w:sz w:val="22"/>
-                <w:szCs w:val="22"/>
+                <w:sz w:val="24"/>
+                <w:szCs w:val="24"/>
               </w:rPr>
               <w:t xml:space="preserve">2.</w:t>
             </w:r>
@@ -3969,8 +4047,8 @@
               <w:rPr>
                 <w:rFonts w:ascii="Avenir Next" w:hAnsi="Avenir Next" w:cs="Avenir Next" w:eastAsia="Avenir Next"/>
                 <w:color w:val="1A1A1A"/>
-                <w:sz w:val="22"/>
-                <w:szCs w:val="22"/>
+                <w:sz w:val="24"/>
+                <w:szCs w:val="24"/>
               </w:rPr>
               <w:tab/>
             </w:r>
@@ -3978,8 +4056,8 @@
               <w:rPr>
                 <w:rFonts w:ascii="Avenir Next" w:hAnsi="Avenir Next" w:cs="Avenir Next" w:eastAsia="Avenir Next"/>
                 <w:color w:val="1A1A1A"/>
-                <w:sz w:val="22"/>
-                <w:szCs w:val="22"/>
+                <w:sz w:val="24"/>
+                <w:szCs w:val="24"/>
               </w:rPr>
               <w:t xml:space="preserve">33 is 55% of what number? Write an equation and solve it.</w:t>
             </w:r>
@@ -3998,8 +4076,8 @@
                 <w:rFonts w:ascii="Avenir Next" w:hAnsi="Avenir Next" w:cs="Avenir Next" w:eastAsia="Avenir Next"/>
                 <w:b/>
                 <w:color w:val="003A70"/>
-                <w:sz w:val="18"/>
-                <w:szCs w:val="18"/>
+                <w:sz w:val="21"/>
+                <w:szCs w:val="21"/>
               </w:rPr>
               <w:t xml:space="preserve">Step 1</w:t>
             </w:r>
@@ -4007,8 +4085,8 @@
               <w:rPr>
                 <w:rFonts w:ascii="Avenir Next" w:hAnsi="Avenir Next" w:cs="Avenir Next" w:eastAsia="Avenir Next"/>
                 <w:color w:val="1A1A1A"/>
-                <w:sz w:val="18"/>
-                <w:szCs w:val="18"/>
+                <w:sz w:val="21"/>
+                <w:szCs w:val="21"/>
               </w:rPr>
               <w:tab/>
             </w:r>
@@ -4016,8 +4094,8 @@
               <w:rPr>
                 <w:rFonts w:ascii="Avenir Next" w:hAnsi="Avenir Next" w:cs="Avenir Next" w:eastAsia="Avenir Next"/>
                 <w:color w:val="1A1A1A"/>
-                <w:sz w:val="21"/>
-                <w:szCs w:val="21"/>
+                <w:sz w:val="22"/>
+                <w:szCs w:val="22"/>
               </w:rPr>
               <w:t xml:space="preserve">Change 55% to a decimal.</w:t>
             </w:r>
@@ -4036,8 +4114,8 @@
                 <w:rFonts w:ascii="Avenir Next" w:hAnsi="Avenir Next" w:cs="Avenir Next" w:eastAsia="Avenir Next"/>
                 <w:b/>
                 <w:color w:val="003A70"/>
-                <w:sz w:val="18"/>
-                <w:szCs w:val="18"/>
+                <w:sz w:val="21"/>
+                <w:szCs w:val="21"/>
               </w:rPr>
               <w:t xml:space="preserve">Step 2</w:t>
             </w:r>
@@ -4045,8 +4123,8 @@
               <w:rPr>
                 <w:rFonts w:ascii="Avenir Next" w:hAnsi="Avenir Next" w:cs="Avenir Next" w:eastAsia="Avenir Next"/>
                 <w:color w:val="1A1A1A"/>
-                <w:sz w:val="18"/>
-                <w:szCs w:val="18"/>
+                <w:sz w:val="21"/>
+                <w:szCs w:val="21"/>
               </w:rPr>
               <w:tab/>
             </w:r>
@@ -4054,8 +4132,8 @@
               <w:rPr>
                 <w:rFonts w:ascii="Avenir Next" w:hAnsi="Avenir Next" w:cs="Avenir Next" w:eastAsia="Avenir Next"/>
                 <w:color w:val="1A1A1A"/>
-                <w:sz w:val="21"/>
-                <w:szCs w:val="21"/>
+                <w:sz w:val="22"/>
+                <w:szCs w:val="22"/>
               </w:rPr>
               <w:t xml:space="preserve">Use decimal × </w:t>
             </w:r>
@@ -4064,8 +4142,8 @@
                 <w:rFonts w:ascii="Avenir Next" w:hAnsi="Avenir Next" w:cs="Avenir Next" w:eastAsia="Avenir Next"/>
                 <w:i/>
                 <w:color w:val="1A1A1A"/>
-                <w:sz w:val="21"/>
-                <w:szCs w:val="21"/>
+                <w:sz w:val="22"/>
+                <w:szCs w:val="22"/>
               </w:rPr>
               <w:t xml:space="preserve">w</w:t>
             </w:r>
@@ -4073,8 +4151,8 @@
               <w:rPr>
                 <w:rFonts w:ascii="Avenir Next" w:hAnsi="Avenir Next" w:cs="Avenir Next" w:eastAsia="Avenir Next"/>
                 <w:color w:val="1A1A1A"/>
-                <w:sz w:val="21"/>
-                <w:szCs w:val="21"/>
+                <w:sz w:val="22"/>
+                <w:szCs w:val="22"/>
               </w:rPr>
               <w:t xml:space="preserve"> = part. The part is the number you know.</w:t>
             </w:r>
@@ -4093,8 +4171,8 @@
                 <w:rFonts w:ascii="Avenir Next" w:hAnsi="Avenir Next" w:cs="Avenir Next" w:eastAsia="Avenir Next"/>
                 <w:b/>
                 <w:color w:val="003A70"/>
-                <w:sz w:val="18"/>
-                <w:szCs w:val="18"/>
+                <w:sz w:val="21"/>
+                <w:szCs w:val="21"/>
               </w:rPr>
               <w:t xml:space="preserve">Step 3</w:t>
             </w:r>
@@ -4102,8 +4180,8 @@
               <w:rPr>
                 <w:rFonts w:ascii="Avenir Next" w:hAnsi="Avenir Next" w:cs="Avenir Next" w:eastAsia="Avenir Next"/>
                 <w:color w:val="1A1A1A"/>
-                <w:sz w:val="18"/>
-                <w:szCs w:val="18"/>
+                <w:sz w:val="21"/>
+                <w:szCs w:val="21"/>
               </w:rPr>
               <w:tab/>
             </w:r>
@@ -4111,8 +4189,8 @@
               <w:rPr>
                 <w:rFonts w:ascii="Avenir Next" w:hAnsi="Avenir Next" w:cs="Avenir Next" w:eastAsia="Avenir Next"/>
                 <w:color w:val="1A1A1A"/>
-                <w:sz w:val="21"/>
-                <w:szCs w:val="21"/>
+                <w:sz w:val="22"/>
+                <w:szCs w:val="22"/>
               </w:rPr>
               <w:t xml:space="preserve">Divide the part by the decimal.</w:t>
             </w:r>
@@ -4131,8 +4209,8 @@
                 <w:rFonts w:ascii="Avenir Next" w:hAnsi="Avenir Next" w:cs="Avenir Next" w:eastAsia="Avenir Next"/>
                 <w:b/>
                 <w:color w:val="003A70"/>
-                <w:sz w:val="22"/>
-                <w:szCs w:val="22"/>
+                <w:sz w:val="24"/>
+                <w:szCs w:val="24"/>
               </w:rPr>
               <w:t xml:space="preserve">a.</w:t>
             </w:r>
@@ -4140,8 +4218,8 @@
               <w:rPr>
                 <w:rFonts w:ascii="Avenir Next" w:hAnsi="Avenir Next" w:cs="Avenir Next" w:eastAsia="Avenir Next"/>
                 <w:color w:val="1A1A1A"/>
-                <w:sz w:val="22"/>
-                <w:szCs w:val="22"/>
+                <w:sz w:val="24"/>
+                <w:szCs w:val="24"/>
               </w:rPr>
               <w:tab/>
             </w:r>
@@ -4149,8 +4227,8 @@
               <w:rPr>
                 <w:rFonts w:ascii="Avenir Next" w:hAnsi="Avenir Next" w:cs="Avenir Next" w:eastAsia="Avenir Next"/>
                 <w:color w:val="1A1A1A"/>
-                <w:sz w:val="22"/>
-                <w:szCs w:val="22"/>
+                <w:sz w:val="24"/>
+                <w:szCs w:val="24"/>
               </w:rPr>
               <w:t xml:space="preserve">Equation:</w:t>
             </w:r>
@@ -4158,8 +4236,8 @@
               <w:rPr>
                 <w:rFonts w:ascii="Avenir Next" w:hAnsi="Avenir Next" w:cs="Avenir Next" w:eastAsia="Avenir Next"/>
                 <w:color w:val="1A1A1A"/>
-                <w:sz w:val="22"/>
-                <w:szCs w:val="22"/>
+                <w:sz w:val="24"/>
+                <w:szCs w:val="24"/>
               </w:rPr>
               <w:t xml:space="preserve">  </w:t>
             </w:r>
@@ -4167,8 +4245,8 @@
               <w:rPr>
                 <w:rFonts w:ascii="Avenir Next" w:hAnsi="Avenir Next" w:cs="Avenir Next" w:eastAsia="Avenir Next"/>
                 <w:color w:val="1A1A1A"/>
-                <w:sz w:val="22"/>
-                <w:szCs w:val="22"/>
+                <w:sz w:val="24"/>
+                <w:szCs w:val="24"/>
                 <w:u w:val="single"/>
               </w:rPr>
               <w:t xml:space="preserve">                      </w:t>
@@ -4188,8 +4266,8 @@
                 <w:rFonts w:ascii="Avenir Next" w:hAnsi="Avenir Next" w:cs="Avenir Next" w:eastAsia="Avenir Next"/>
                 <w:b/>
                 <w:color w:val="003A70"/>
-                <w:sz w:val="22"/>
-                <w:szCs w:val="22"/>
+                <w:sz w:val="24"/>
+                <w:szCs w:val="24"/>
               </w:rPr>
               <w:t xml:space="preserve">b.</w:t>
             </w:r>
@@ -4197,8 +4275,8 @@
               <w:rPr>
                 <w:rFonts w:ascii="Avenir Next" w:hAnsi="Avenir Next" w:cs="Avenir Next" w:eastAsia="Avenir Next"/>
                 <w:color w:val="1A1A1A"/>
-                <w:sz w:val="22"/>
-                <w:szCs w:val="22"/>
+                <w:sz w:val="24"/>
+                <w:szCs w:val="24"/>
               </w:rPr>
               <w:tab/>
             </w:r>
@@ -4207,8 +4285,8 @@
                 <w:rFonts w:ascii="Avenir Next" w:hAnsi="Avenir Next" w:cs="Avenir Next" w:eastAsia="Avenir Next"/>
                 <w:i/>
                 <w:color w:val="1A1A1A"/>
-                <w:sz w:val="22"/>
-                <w:szCs w:val="22"/>
+                <w:sz w:val="24"/>
+                <w:szCs w:val="24"/>
               </w:rPr>
               <w:t xml:space="preserve">w</w:t>
             </w:r>
@@ -4216,8 +4294,8 @@
               <w:rPr>
                 <w:rFonts w:ascii="Avenir Next" w:hAnsi="Avenir Next" w:cs="Avenir Next" w:eastAsia="Avenir Next"/>
                 <w:color w:val="1A1A1A"/>
-                <w:sz w:val="22"/>
-                <w:szCs w:val="22"/>
+                <w:sz w:val="24"/>
+                <w:szCs w:val="24"/>
               </w:rPr>
               <w:t xml:space="preserve"> =</w:t>
             </w:r>
@@ -4225,8 +4303,8 @@
               <w:rPr>
                 <w:rFonts w:ascii="Avenir Next" w:hAnsi="Avenir Next" w:cs="Avenir Next" w:eastAsia="Avenir Next"/>
                 <w:color w:val="1A1A1A"/>
-                <w:sz w:val="22"/>
-                <w:szCs w:val="22"/>
+                <w:sz w:val="24"/>
+                <w:szCs w:val="24"/>
               </w:rPr>
               <w:t xml:space="preserve">  </w:t>
             </w:r>
@@ -4234,8 +4312,8 @@
               <w:rPr>
                 <w:rFonts w:ascii="Avenir Next" w:hAnsi="Avenir Next" w:cs="Avenir Next" w:eastAsia="Avenir Next"/>
                 <w:color w:val="1A1A1A"/>
-                <w:sz w:val="22"/>
-                <w:szCs w:val="22"/>
+                <w:sz w:val="24"/>
+                <w:szCs w:val="24"/>
                 <w:u w:val="single"/>
               </w:rPr>
               <w:t xml:space="preserve">                      </w:t>
@@ -4301,8 +4379,8 @@
                 <w:rFonts w:ascii="Avenir Next" w:hAnsi="Avenir Next" w:cs="Avenir Next" w:eastAsia="Avenir Next"/>
                 <w:b/>
                 <w:color w:val="1A1A1A"/>
-                <w:sz w:val="22"/>
-                <w:szCs w:val="22"/>
+                <w:sz w:val="24"/>
+                <w:szCs w:val="24"/>
               </w:rPr>
               <w:t xml:space="preserve">3.</w:t>
             </w:r>
@@ -4310,8 +4388,8 @@
               <w:rPr>
                 <w:rFonts w:ascii="Avenir Next" w:hAnsi="Avenir Next" w:cs="Avenir Next" w:eastAsia="Avenir Next"/>
                 <w:color w:val="1A1A1A"/>
-                <w:sz w:val="22"/>
-                <w:szCs w:val="22"/>
+                <w:sz w:val="24"/>
+                <w:szCs w:val="24"/>
               </w:rPr>
               <w:tab/>
             </w:r>
@@ -4320,8 +4398,8 @@
                 <w:rFonts w:ascii="Avenir Next" w:hAnsi="Avenir Next" w:cs="Avenir Next" w:eastAsia="Avenir Next"/>
                 <w:b/>
                 <w:color w:val="1A1A1A"/>
-                <w:sz w:val="22"/>
-                <w:szCs w:val="22"/>
+                <w:sz w:val="24"/>
+                <w:szCs w:val="24"/>
               </w:rPr>
               <w:t xml:space="preserve">Field Trip.  </w:t>
             </w:r>
@@ -4329,8 +4407,8 @@
               <w:rPr>
                 <w:rFonts w:ascii="Avenir Next" w:hAnsi="Avenir Next" w:cs="Avenir Next" w:eastAsia="Avenir Next"/>
                 <w:color w:val="1A1A1A"/>
-                <w:sz w:val="22"/>
-                <w:szCs w:val="22"/>
+                <w:sz w:val="24"/>
+                <w:szCs w:val="24"/>
               </w:rPr>
               <w:t xml:space="preserve">A class has $315. That is </w:t>
             </w:r>
@@ -4339,8 +4417,8 @@
                 <w:rFonts w:ascii="Avenir Next" w:hAnsi="Avenir Next" w:cs="Avenir Next" w:eastAsia="Avenir Next"/>
                 <w:b/>
                 <w:color w:val="1A1A1A"/>
-                <w:sz w:val="22"/>
-                <w:szCs w:val="22"/>
+                <w:sz w:val="24"/>
+                <w:szCs w:val="24"/>
               </w:rPr>
               <w:t xml:space="preserve">75%</w:t>
             </w:r>
@@ -4348,8 +4426,8 @@
               <w:rPr>
                 <w:rFonts w:ascii="Avenir Next" w:hAnsi="Avenir Next" w:cs="Avenir Next" w:eastAsia="Avenir Next"/>
                 <w:color w:val="1A1A1A"/>
-                <w:sz w:val="22"/>
-                <w:szCs w:val="22"/>
+                <w:sz w:val="24"/>
+                <w:szCs w:val="24"/>
               </w:rPr>
               <w:t xml:space="preserve"> of the trip cost. Find the total cost. How much </w:t>
             </w:r>
@@ -4358,8 +4436,8 @@
                 <w:rFonts w:ascii="Avenir Next" w:hAnsi="Avenir Next" w:cs="Avenir Next" w:eastAsia="Avenir Next"/>
                 <w:b/>
                 <w:color w:val="1A1A1A"/>
-                <w:sz w:val="22"/>
-                <w:szCs w:val="22"/>
+                <w:sz w:val="24"/>
+                <w:szCs w:val="24"/>
               </w:rPr>
               <w:t xml:space="preserve">more</w:t>
             </w:r>
@@ -4367,8 +4445,8 @@
               <w:rPr>
                 <w:rFonts w:ascii="Avenir Next" w:hAnsi="Avenir Next" w:cs="Avenir Next" w:eastAsia="Avenir Next"/>
                 <w:color w:val="1A1A1A"/>
-                <w:sz w:val="22"/>
-                <w:szCs w:val="22"/>
+                <w:sz w:val="24"/>
+                <w:szCs w:val="24"/>
               </w:rPr>
               <w:t xml:space="preserve"> does the class need?</w:t>
             </w:r>
@@ -4387,8 +4465,8 @@
                 <w:rFonts w:ascii="Avenir Next" w:hAnsi="Avenir Next" w:cs="Avenir Next" w:eastAsia="Avenir Next"/>
                 <w:b/>
                 <w:color w:val="003A70"/>
-                <w:sz w:val="18"/>
-                <w:szCs w:val="18"/>
+                <w:sz w:val="21"/>
+                <w:szCs w:val="21"/>
               </w:rPr>
               <w:t xml:space="preserve">Step 1</w:t>
             </w:r>
@@ -4396,8 +4474,8 @@
               <w:rPr>
                 <w:rFonts w:ascii="Avenir Next" w:hAnsi="Avenir Next" w:cs="Avenir Next" w:eastAsia="Avenir Next"/>
                 <w:color w:val="1A1A1A"/>
-                <w:sz w:val="18"/>
-                <w:szCs w:val="18"/>
+                <w:sz w:val="21"/>
+                <w:szCs w:val="21"/>
               </w:rPr>
               <w:tab/>
             </w:r>
@@ -4405,8 +4483,8 @@
               <w:rPr>
                 <w:rFonts w:ascii="Avenir Next" w:hAnsi="Avenir Next" w:cs="Avenir Next" w:eastAsia="Avenir Next"/>
                 <w:color w:val="1A1A1A"/>
-                <w:sz w:val="21"/>
-                <w:szCs w:val="21"/>
+                <w:sz w:val="22"/>
+                <w:szCs w:val="22"/>
               </w:rPr>
               <w:t xml:space="preserve">Write 0.75 × </w:t>
             </w:r>
@@ -4415,8 +4493,8 @@
                 <w:rFonts w:ascii="Avenir Next" w:hAnsi="Avenir Next" w:cs="Avenir Next" w:eastAsia="Avenir Next"/>
                 <w:i/>
                 <w:color w:val="1A1A1A"/>
-                <w:sz w:val="21"/>
-                <w:szCs w:val="21"/>
+                <w:sz w:val="22"/>
+                <w:szCs w:val="22"/>
               </w:rPr>
               <w:t xml:space="preserve">w</w:t>
             </w:r>
@@ -4424,8 +4502,8 @@
               <w:rPr>
                 <w:rFonts w:ascii="Avenir Next" w:hAnsi="Avenir Next" w:cs="Avenir Next" w:eastAsia="Avenir Next"/>
                 <w:color w:val="1A1A1A"/>
-                <w:sz w:val="21"/>
-                <w:szCs w:val="21"/>
+                <w:sz w:val="22"/>
+                <w:szCs w:val="22"/>
               </w:rPr>
               <w:t xml:space="preserve"> = 315 and divide.</w:t>
             </w:r>
@@ -4444,8 +4522,8 @@
                 <w:rFonts w:ascii="Avenir Next" w:hAnsi="Avenir Next" w:cs="Avenir Next" w:eastAsia="Avenir Next"/>
                 <w:b/>
                 <w:color w:val="003A70"/>
-                <w:sz w:val="18"/>
-                <w:szCs w:val="18"/>
+                <w:sz w:val="21"/>
+                <w:szCs w:val="21"/>
               </w:rPr>
               <w:t xml:space="preserve">Step 2</w:t>
             </w:r>
@@ -4453,8 +4531,8 @@
               <w:rPr>
                 <w:rFonts w:ascii="Avenir Next" w:hAnsi="Avenir Next" w:cs="Avenir Next" w:eastAsia="Avenir Next"/>
                 <w:color w:val="1A1A1A"/>
-                <w:sz w:val="18"/>
-                <w:szCs w:val="18"/>
+                <w:sz w:val="21"/>
+                <w:szCs w:val="21"/>
               </w:rPr>
               <w:tab/>
             </w:r>
@@ -4462,8 +4540,8 @@
               <w:rPr>
                 <w:rFonts w:ascii="Avenir Next" w:hAnsi="Avenir Next" w:cs="Avenir Next" w:eastAsia="Avenir Next"/>
                 <w:color w:val="1A1A1A"/>
-                <w:sz w:val="21"/>
-                <w:szCs w:val="21"/>
+                <w:sz w:val="22"/>
+                <w:szCs w:val="22"/>
               </w:rPr>
               <w:t xml:space="preserve">Subtract $315 from the total.</w:t>
             </w:r>
@@ -4501,7 +4579,7 @@
             <w:tr>
               <w:trPr>
                 <w:cantSplit/>
-                <w:trHeight w:val="1107" w:hRule="atLeast"/>
+                <w:trHeight w:val="1350" w:hRule="atLeast"/>
               </w:trPr>
               <w:tc>
                 <w:tcPr>
@@ -4539,8 +4617,8 @@
                 <w:rFonts w:ascii="Avenir Next" w:hAnsi="Avenir Next" w:cs="Avenir Next" w:eastAsia="Avenir Next"/>
                 <w:b/>
                 <w:color w:val="1A1A1A"/>
-                <w:sz w:val="18"/>
-                <w:szCs w:val="18"/>
+                <w:sz w:val="21"/>
+                <w:szCs w:val="21"/>
               </w:rPr>
               <w:t xml:space="preserve">Total and still needed</w:t>
             </w:r>
@@ -4548,8 +4626,8 @@
               <w:rPr>
                 <w:rFonts w:ascii="Avenir Next" w:hAnsi="Avenir Next" w:cs="Avenir Next" w:eastAsia="Avenir Next"/>
                 <w:color w:val="1A1A1A"/>
-                <w:sz w:val="18"/>
-                <w:szCs w:val="18"/>
+                <w:sz w:val="21"/>
+                <w:szCs w:val="21"/>
               </w:rPr>
               <w:tab/>
             </w:r>
@@ -4614,8 +4692,8 @@
                 <w:rFonts w:ascii="Avenir Next" w:hAnsi="Avenir Next" w:cs="Avenir Next" w:eastAsia="Avenir Next"/>
                 <w:b/>
                 <w:color w:val="1A1A1A"/>
-                <w:sz w:val="22"/>
-                <w:szCs w:val="22"/>
+                <w:sz w:val="24"/>
+                <w:szCs w:val="24"/>
               </w:rPr>
               <w:t xml:space="preserve">4.</w:t>
             </w:r>
@@ -4623,8 +4701,8 @@
               <w:rPr>
                 <w:rFonts w:ascii="Avenir Next" w:hAnsi="Avenir Next" w:cs="Avenir Next" w:eastAsia="Avenir Next"/>
                 <w:color w:val="1A1A1A"/>
-                <w:sz w:val="22"/>
-                <w:szCs w:val="22"/>
+                <w:sz w:val="24"/>
+                <w:szCs w:val="24"/>
               </w:rPr>
               <w:tab/>
             </w:r>
@@ -4633,8 +4711,8 @@
                 <w:rFonts w:ascii="Avenir Next" w:hAnsi="Avenir Next" w:cs="Avenir Next" w:eastAsia="Avenir Next"/>
                 <w:b/>
                 <w:color w:val="1A1A1A"/>
-                <w:sz w:val="22"/>
-                <w:szCs w:val="22"/>
+                <w:sz w:val="24"/>
+                <w:szCs w:val="24"/>
               </w:rPr>
               <w:t xml:space="preserve">Savings Goal.  </w:t>
             </w:r>
@@ -4642,10 +4720,310 @@
               <w:rPr>
                 <w:rFonts w:ascii="Avenir Next" w:hAnsi="Avenir Next" w:cs="Avenir Next" w:eastAsia="Avenir Next"/>
                 <w:color w:val="1A1A1A"/>
-                <w:sz w:val="22"/>
-                <w:szCs w:val="22"/>
+                <w:sz w:val="24"/>
+                <w:szCs w:val="24"/>
               </w:rPr>
               <w:t xml:space="preserve">Tasha has saved $42. That is 35% of her goal. Write an equation and find her goal.</w:t>
+            </w:r>
+          </w:p>
+          <w:p>
+            <w:pPr>
+              <w:keepNext/>
+              <w:spacing w:before="0" w:after="40" w:line="252" w:lineRule="auto"/>
+              <w:ind w:left="432"/>
+            </w:pPr>
+            <w:r>
+              <w:rPr>
+                <w:rFonts w:ascii="Avenir Next" w:hAnsi="Avenir Next" w:cs="Avenir Next" w:eastAsia="Avenir Next"/>
+                <w:b/>
+                <w:color w:val="003A70"/>
+                <w:sz w:val="17"/>
+                <w:szCs w:val="17"/>
+              </w:rPr>
+              <w:t xml:space="preserve">Frame  </w:t>
+            </w:r>
+            <w:r>
+              <w:rPr>
+                <w:rFonts w:ascii="Avenir Next" w:hAnsi="Avenir Next" w:cs="Avenir Next" w:eastAsia="Avenir Next"/>
+                <w:i/>
+                <w:color w:val="1A1A1A"/>
+                <w:sz w:val="21"/>
+                <w:szCs w:val="21"/>
+              </w:rPr>
+              <w:t xml:space="preserve">Equation: </w:t>
+            </w:r>
+            <w:r>
+              <w:rPr>
+                <w:rFonts w:ascii="Avenir Next" w:hAnsi="Avenir Next" w:cs="Avenir Next" w:eastAsia="Avenir Next"/>
+                <w:color w:val="1A1A1A"/>
+                <w:sz w:val="21"/>
+                <w:szCs w:val="21"/>
+                <w:u w:val="single"/>
+              </w:rPr>
+              <w:t xml:space="preserve">      </w:t>
+            </w:r>
+            <w:r>
+              <w:rPr>
+                <w:rFonts w:ascii="Avenir Next" w:hAnsi="Avenir Next" w:cs="Avenir Next" w:eastAsia="Avenir Next"/>
+                <w:i/>
+                <w:color w:val="1A1A1A"/>
+                <w:sz w:val="21"/>
+                <w:szCs w:val="21"/>
+              </w:rPr>
+              <w:t xml:space="preserve"> × </w:t>
+            </w:r>
+            <w:r>
+              <w:rPr>
+                <w:rFonts w:ascii="Avenir Next" w:hAnsi="Avenir Next" w:cs="Avenir Next" w:eastAsia="Avenir Next"/>
+                <w:i/>
+                <w:color w:val="1A1A1A"/>
+                <w:sz w:val="21"/>
+                <w:szCs w:val="21"/>
+              </w:rPr>
+              <w:t xml:space="preserve">w</w:t>
+            </w:r>
+            <w:r>
+              <w:rPr>
+                <w:rFonts w:ascii="Avenir Next" w:hAnsi="Avenir Next" w:cs="Avenir Next" w:eastAsia="Avenir Next"/>
+                <w:i/>
+                <w:color w:val="1A1A1A"/>
+                <w:sz w:val="21"/>
+                <w:szCs w:val="21"/>
+              </w:rPr>
+              <w:t xml:space="preserve"> = </w:t>
+            </w:r>
+            <w:r>
+              <w:rPr>
+                <w:rFonts w:ascii="Avenir Next" w:hAnsi="Avenir Next" w:cs="Avenir Next" w:eastAsia="Avenir Next"/>
+                <w:color w:val="1A1A1A"/>
+                <w:sz w:val="21"/>
+                <w:szCs w:val="21"/>
+                <w:u w:val="single"/>
+              </w:rPr>
+              <w:t xml:space="preserve">      </w:t>
+            </w:r>
+            <w:r>
+              <w:rPr>
+                <w:rFonts w:ascii="Avenir Next" w:hAnsi="Avenir Next" w:cs="Avenir Next" w:eastAsia="Avenir Next"/>
+                <w:i/>
+                <w:color w:val="1A1A1A"/>
+                <w:sz w:val="21"/>
+                <w:szCs w:val="21"/>
+              </w:rPr>
+              <w:t xml:space="preserve">. Goal: </w:t>
+            </w:r>
+            <w:r>
+              <w:rPr>
+                <w:rFonts w:ascii="Avenir Next" w:hAnsi="Avenir Next" w:cs="Avenir Next" w:eastAsia="Avenir Next"/>
+                <w:i/>
+                <w:color w:val="1A1A1A"/>
+                <w:sz w:val="21"/>
+                <w:szCs w:val="21"/>
+              </w:rPr>
+              <w:t xml:space="preserve">w</w:t>
+            </w:r>
+            <w:r>
+              <w:rPr>
+                <w:rFonts w:ascii="Avenir Next" w:hAnsi="Avenir Next" w:cs="Avenir Next" w:eastAsia="Avenir Next"/>
+                <w:i/>
+                <w:color w:val="1A1A1A"/>
+                <w:sz w:val="21"/>
+                <w:szCs w:val="21"/>
+              </w:rPr>
+              <w:t xml:space="preserve"> = </w:t>
+            </w:r>
+            <w:r>
+              <w:rPr>
+                <w:rFonts w:ascii="Avenir Next" w:hAnsi="Avenir Next" w:cs="Avenir Next" w:eastAsia="Avenir Next"/>
+                <w:color w:val="1A1A1A"/>
+                <w:sz w:val="21"/>
+                <w:szCs w:val="21"/>
+                <w:u w:val="single"/>
+              </w:rPr>
+              <w:t xml:space="preserve">      </w:t>
+            </w:r>
+            <w:r>
+              <w:rPr>
+                <w:rFonts w:ascii="Avenir Next" w:hAnsi="Avenir Next" w:cs="Avenir Next" w:eastAsia="Avenir Next"/>
+                <w:i/>
+                <w:color w:val="1A1A1A"/>
+                <w:sz w:val="21"/>
+                <w:szCs w:val="21"/>
+              </w:rPr>
+              <w:t xml:space="preserve"> ÷ </w:t>
+            </w:r>
+            <w:r>
+              <w:rPr>
+                <w:rFonts w:ascii="Avenir Next" w:hAnsi="Avenir Next" w:cs="Avenir Next" w:eastAsia="Avenir Next"/>
+                <w:color w:val="1A1A1A"/>
+                <w:sz w:val="21"/>
+                <w:szCs w:val="21"/>
+                <w:u w:val="single"/>
+              </w:rPr>
+              <w:t xml:space="preserve">      </w:t>
+            </w:r>
+            <w:r>
+              <w:rPr>
+                <w:rFonts w:ascii="Avenir Next" w:hAnsi="Avenir Next" w:cs="Avenir Next" w:eastAsia="Avenir Next"/>
+                <w:i/>
+                <w:color w:val="1A1A1A"/>
+                <w:sz w:val="21"/>
+                <w:szCs w:val="21"/>
+              </w:rPr>
+              <w:t xml:space="preserve"> = $</w:t>
+            </w:r>
+            <w:r>
+              <w:rPr>
+                <w:rFonts w:ascii="Avenir Next" w:hAnsi="Avenir Next" w:cs="Avenir Next" w:eastAsia="Avenir Next"/>
+                <w:color w:val="1A1A1A"/>
+                <w:sz w:val="21"/>
+                <w:szCs w:val="21"/>
+                <w:u w:val="single"/>
+              </w:rPr>
+              <w:t xml:space="preserve">      </w:t>
+            </w:r>
+            <w:r>
+              <w:rPr>
+                <w:rFonts w:ascii="Avenir Next" w:hAnsi="Avenir Next" w:cs="Avenir Next" w:eastAsia="Avenir Next"/>
+                <w:i/>
+                <w:color w:val="1A1A1A"/>
+                <w:sz w:val="21"/>
+                <w:szCs w:val="21"/>
+              </w:rPr>
+              <w:t xml:space="preserve">.</w:t>
+            </w:r>
+          </w:p>
+          <w:p>
+            <w:pPr>
+              <w:keepNext/>
+              <w:tabs>
+                <w:tab w:val="left" w:pos="1300"/>
+              </w:tabs>
+              <w:spacing w:before="0" w:after="30" w:line="264" w:lineRule="auto"/>
+              <w:ind w:left="1300" w:hanging="868"/>
+            </w:pPr>
+            <w:r>
+              <w:rPr>
+                <w:rFonts w:ascii="Avenir Next" w:hAnsi="Avenir Next" w:cs="Avenir Next" w:eastAsia="Avenir Next"/>
+                <w:b/>
+                <w:color w:val="003A70"/>
+                <w:sz w:val="21"/>
+                <w:szCs w:val="21"/>
+              </w:rPr>
+              <w:t xml:space="preserve">Step 1</w:t>
+            </w:r>
+            <w:r>
+              <w:rPr>
+                <w:rFonts w:ascii="Avenir Next" w:hAnsi="Avenir Next" w:cs="Avenir Next" w:eastAsia="Avenir Next"/>
+                <w:color w:val="1A1A1A"/>
+                <w:sz w:val="21"/>
+                <w:szCs w:val="21"/>
+              </w:rPr>
+              <w:tab/>
+            </w:r>
+            <w:r>
+              <w:rPr>
+                <w:rFonts w:ascii="Avenir Next" w:hAnsi="Avenir Next" w:cs="Avenir Next" w:eastAsia="Avenir Next"/>
+                <w:color w:val="1A1A1A"/>
+                <w:sz w:val="22"/>
+                <w:szCs w:val="22"/>
+              </w:rPr>
+              <w:t xml:space="preserve">Change 35% to a decimal.</w:t>
+            </w:r>
+          </w:p>
+          <w:p>
+            <w:pPr>
+              <w:keepNext/>
+              <w:tabs>
+                <w:tab w:val="left" w:pos="1300"/>
+              </w:tabs>
+              <w:spacing w:before="0" w:after="30" w:line="264" w:lineRule="auto"/>
+              <w:ind w:left="1300" w:hanging="868"/>
+            </w:pPr>
+            <w:r>
+              <w:rPr>
+                <w:rFonts w:ascii="Avenir Next" w:hAnsi="Avenir Next" w:cs="Avenir Next" w:eastAsia="Avenir Next"/>
+                <w:b/>
+                <w:color w:val="003A70"/>
+                <w:sz w:val="21"/>
+                <w:szCs w:val="21"/>
+              </w:rPr>
+              <w:t xml:space="preserve">Step 2</w:t>
+            </w:r>
+            <w:r>
+              <w:rPr>
+                <w:rFonts w:ascii="Avenir Next" w:hAnsi="Avenir Next" w:cs="Avenir Next" w:eastAsia="Avenir Next"/>
+                <w:color w:val="1A1A1A"/>
+                <w:sz w:val="21"/>
+                <w:szCs w:val="21"/>
+              </w:rPr>
+              <w:tab/>
+            </w:r>
+            <w:r>
+              <w:rPr>
+                <w:rFonts w:ascii="Avenir Next" w:hAnsi="Avenir Next" w:cs="Avenir Next" w:eastAsia="Avenir Next"/>
+                <w:color w:val="1A1A1A"/>
+                <w:sz w:val="22"/>
+                <w:szCs w:val="22"/>
+              </w:rPr>
+              <w:t xml:space="preserve">Write decimal × </w:t>
+            </w:r>
+            <w:r>
+              <w:rPr>
+                <w:rFonts w:ascii="Avenir Next" w:hAnsi="Avenir Next" w:cs="Avenir Next" w:eastAsia="Avenir Next"/>
+                <w:i/>
+                <w:color w:val="1A1A1A"/>
+                <w:sz w:val="22"/>
+                <w:szCs w:val="22"/>
+              </w:rPr>
+              <w:t xml:space="preserve">w</w:t>
+            </w:r>
+            <w:r>
+              <w:rPr>
+                <w:rFonts w:ascii="Avenir Next" w:hAnsi="Avenir Next" w:cs="Avenir Next" w:eastAsia="Avenir Next"/>
+                <w:color w:val="1A1A1A"/>
+                <w:sz w:val="22"/>
+                <w:szCs w:val="22"/>
+              </w:rPr>
+              <w:t xml:space="preserve"> = the part you know.</w:t>
+            </w:r>
+          </w:p>
+          <w:p>
+            <w:pPr>
+              <w:keepNext/>
+              <w:tabs>
+                <w:tab w:val="left" w:pos="1300"/>
+              </w:tabs>
+              <w:spacing w:before="0" w:after="30" w:line="264" w:lineRule="auto"/>
+              <w:ind w:left="1300" w:hanging="868"/>
+            </w:pPr>
+            <w:r>
+              <w:rPr>
+                <w:rFonts w:ascii="Avenir Next" w:hAnsi="Avenir Next" w:cs="Avenir Next" w:eastAsia="Avenir Next"/>
+                <w:b/>
+                <w:color w:val="003A70"/>
+                <w:sz w:val="21"/>
+                <w:szCs w:val="21"/>
+              </w:rPr>
+              <w:t xml:space="preserve">Step 3</w:t>
+            </w:r>
+            <w:r>
+              <w:rPr>
+                <w:rFonts w:ascii="Avenir Next" w:hAnsi="Avenir Next" w:cs="Avenir Next" w:eastAsia="Avenir Next"/>
+                <w:color w:val="1A1A1A"/>
+                <w:sz w:val="21"/>
+                <w:szCs w:val="21"/>
+              </w:rPr>
+              <w:tab/>
+            </w:r>
+            <w:r>
+              <w:rPr>
+                <w:rFonts w:ascii="Avenir Next" w:hAnsi="Avenir Next" w:cs="Avenir Next" w:eastAsia="Avenir Next"/>
+                <w:color w:val="1A1A1A"/>
+                <w:sz w:val="22"/>
+                <w:szCs w:val="22"/>
+              </w:rPr>
+              <w:t xml:space="preserve">Divide the part by the decimal.</w:t>
             </w:r>
           </w:p>
           <w:p>
@@ -4661,8 +5039,8 @@
                 <w:rFonts w:ascii="Avenir Next" w:hAnsi="Avenir Next" w:cs="Avenir Next" w:eastAsia="Avenir Next"/>
                 <w:b/>
                 <w:color w:val="1A1A1A"/>
-                <w:sz w:val="18"/>
-                <w:szCs w:val="18"/>
+                <w:sz w:val="21"/>
+                <w:szCs w:val="21"/>
               </w:rPr>
               <w:t xml:space="preserve">Equation and goal</w:t>
             </w:r>
@@ -4670,8 +5048,8 @@
               <w:rPr>
                 <w:rFonts w:ascii="Avenir Next" w:hAnsi="Avenir Next" w:cs="Avenir Next" w:eastAsia="Avenir Next"/>
                 <w:color w:val="1A1A1A"/>
-                <w:sz w:val="18"/>
-                <w:szCs w:val="18"/>
+                <w:sz w:val="21"/>
+                <w:szCs w:val="21"/>
               </w:rPr>
               <w:tab/>
             </w:r>
@@ -4736,8 +5114,8 @@
                 <w:rFonts w:ascii="Avenir Next" w:hAnsi="Avenir Next" w:cs="Avenir Next" w:eastAsia="Avenir Next"/>
                 <w:b/>
                 <w:color w:val="1A1A1A"/>
-                <w:sz w:val="22"/>
-                <w:szCs w:val="22"/>
+                <w:sz w:val="24"/>
+                <w:szCs w:val="24"/>
               </w:rPr>
               <w:t xml:space="preserve">5.</w:t>
             </w:r>
@@ -4745,8 +5123,8 @@
               <w:rPr>
                 <w:rFonts w:ascii="Avenir Next" w:hAnsi="Avenir Next" w:cs="Avenir Next" w:eastAsia="Avenir Next"/>
                 <w:color w:val="1A1A1A"/>
-                <w:sz w:val="22"/>
-                <w:szCs w:val="22"/>
+                <w:sz w:val="24"/>
+                <w:szCs w:val="24"/>
               </w:rPr>
               <w:tab/>
             </w:r>
@@ -4755,8 +5133,8 @@
                 <w:rFonts w:ascii="Avenir Next" w:hAnsi="Avenir Next" w:cs="Avenir Next" w:eastAsia="Avenir Next"/>
                 <w:b/>
                 <w:color w:val="1A1A1A"/>
-                <w:sz w:val="22"/>
-                <w:szCs w:val="22"/>
+                <w:sz w:val="24"/>
+                <w:szCs w:val="24"/>
               </w:rPr>
               <w:t xml:space="preserve">Find the Error.  </w:t>
             </w:r>
@@ -4764,8 +5142,8 @@
               <w:rPr>
                 <w:rFonts w:ascii="Avenir Next" w:hAnsi="Avenir Next" w:cs="Avenir Next" w:eastAsia="Avenir Next"/>
                 <w:color w:val="1A1A1A"/>
-                <w:sz w:val="22"/>
-                <w:szCs w:val="22"/>
+                <w:sz w:val="24"/>
+                <w:szCs w:val="24"/>
               </w:rPr>
               <w:t xml:space="preserve">Jamal solved “28 is 35% of </w:t>
             </w:r>
@@ -4774,8 +5152,8 @@
                 <w:rFonts w:ascii="Avenir Next" w:hAnsi="Avenir Next" w:cs="Avenir Next" w:eastAsia="Avenir Next"/>
                 <w:i/>
                 <w:color w:val="1A1A1A"/>
-                <w:sz w:val="22"/>
-                <w:szCs w:val="22"/>
+                <w:sz w:val="24"/>
+                <w:szCs w:val="24"/>
               </w:rPr>
               <w:t xml:space="preserve">w</w:t>
             </w:r>
@@ -4783,8 +5161,8 @@
               <w:rPr>
                 <w:rFonts w:ascii="Avenir Next" w:hAnsi="Avenir Next" w:cs="Avenir Next" w:eastAsia="Avenir Next"/>
                 <w:color w:val="1A1A1A"/>
-                <w:sz w:val="22"/>
-                <w:szCs w:val="22"/>
+                <w:sz w:val="24"/>
+                <w:szCs w:val="24"/>
               </w:rPr>
               <w:t xml:space="preserve">” as </w:t>
             </w:r>
@@ -4793,8 +5171,8 @@
                 <w:rFonts w:ascii="Avenir Next" w:hAnsi="Avenir Next" w:cs="Avenir Next" w:eastAsia="Avenir Next"/>
                 <w:i/>
                 <w:color w:val="1A1A1A"/>
-                <w:sz w:val="22"/>
-                <w:szCs w:val="22"/>
+                <w:sz w:val="24"/>
+                <w:szCs w:val="24"/>
               </w:rPr>
               <w:t xml:space="preserve">w</w:t>
             </w:r>
@@ -4802,8 +5180,8 @@
               <w:rPr>
                 <w:rFonts w:ascii="Avenir Next" w:hAnsi="Avenir Next" w:cs="Avenir Next" w:eastAsia="Avenir Next"/>
                 <w:color w:val="1A1A1A"/>
-                <w:sz w:val="22"/>
-                <w:szCs w:val="22"/>
+                <w:sz w:val="24"/>
+                <w:szCs w:val="24"/>
               </w:rPr>
               <w:t xml:space="preserve"> = 28 ÷ 35 = 0.8. Explain his mistake. Solve and check.</w:t>
             </w:r>
@@ -4829,8 +5207,8 @@
                 <w:rFonts w:ascii="Avenir Next" w:hAnsi="Avenir Next" w:cs="Avenir Next" w:eastAsia="Avenir Next"/>
                 <w:i/>
                 <w:color w:val="1A1A1A"/>
-                <w:sz w:val="18"/>
-                <w:szCs w:val="18"/>
+                <w:sz w:val="21"/>
+                <w:szCs w:val="21"/>
               </w:rPr>
               <w:t xml:space="preserve">Jamal’s mistake is </w:t>
             </w:r>
@@ -4838,8 +5216,8 @@
               <w:rPr>
                 <w:rFonts w:ascii="Avenir Next" w:hAnsi="Avenir Next" w:cs="Avenir Next" w:eastAsia="Avenir Next"/>
                 <w:color w:val="1A1A1A"/>
-                <w:sz w:val="18"/>
-                <w:szCs w:val="18"/>
+                <w:sz w:val="21"/>
+                <w:szCs w:val="21"/>
                 <w:u w:val="single"/>
               </w:rPr>
               <w:t xml:space="preserve">      </w:t>
@@ -4849,8 +5227,8 @@
                 <w:rFonts w:ascii="Avenir Next" w:hAnsi="Avenir Next" w:cs="Avenir Next" w:eastAsia="Avenir Next"/>
                 <w:i/>
                 <w:color w:val="1A1A1A"/>
-                <w:sz w:val="18"/>
-                <w:szCs w:val="18"/>
+                <w:sz w:val="21"/>
+                <w:szCs w:val="21"/>
               </w:rPr>
               <w:t xml:space="preserve">. 35% = </w:t>
             </w:r>
@@ -4858,8 +5236,8 @@
               <w:rPr>
                 <w:rFonts w:ascii="Avenir Next" w:hAnsi="Avenir Next" w:cs="Avenir Next" w:eastAsia="Avenir Next"/>
                 <w:color w:val="1A1A1A"/>
-                <w:sz w:val="18"/>
-                <w:szCs w:val="18"/>
+                <w:sz w:val="21"/>
+                <w:szCs w:val="21"/>
                 <w:u w:val="single"/>
               </w:rPr>
               <w:t xml:space="preserve">      </w:t>
@@ -4869,8 +5247,8 @@
                 <w:rFonts w:ascii="Avenir Next" w:hAnsi="Avenir Next" w:cs="Avenir Next" w:eastAsia="Avenir Next"/>
                 <w:i/>
                 <w:color w:val="1A1A1A"/>
-                <w:sz w:val="18"/>
-                <w:szCs w:val="18"/>
+                <w:sz w:val="21"/>
+                <w:szCs w:val="21"/>
               </w:rPr>
               <w:t xml:space="preserve">, so </w:t>
             </w:r>
@@ -4879,8 +5257,8 @@
                 <w:rFonts w:ascii="Avenir Next" w:hAnsi="Avenir Next" w:cs="Avenir Next" w:eastAsia="Avenir Next"/>
                 <w:i/>
                 <w:color w:val="1A1A1A"/>
-                <w:sz w:val="18"/>
-                <w:szCs w:val="18"/>
+                <w:sz w:val="21"/>
+                <w:szCs w:val="21"/>
               </w:rPr>
               <w:t xml:space="preserve">w</w:t>
             </w:r>
@@ -4889,8 +5267,8 @@
                 <w:rFonts w:ascii="Avenir Next" w:hAnsi="Avenir Next" w:cs="Avenir Next" w:eastAsia="Avenir Next"/>
                 <w:i/>
                 <w:color w:val="1A1A1A"/>
-                <w:sz w:val="18"/>
-                <w:szCs w:val="18"/>
+                <w:sz w:val="21"/>
+                <w:szCs w:val="21"/>
               </w:rPr>
               <w:t xml:space="preserve"> = 28 ÷ </w:t>
             </w:r>
@@ -4898,8 +5276,8 @@
               <w:rPr>
                 <w:rFonts w:ascii="Avenir Next" w:hAnsi="Avenir Next" w:cs="Avenir Next" w:eastAsia="Avenir Next"/>
                 <w:color w:val="1A1A1A"/>
-                <w:sz w:val="18"/>
-                <w:szCs w:val="18"/>
+                <w:sz w:val="21"/>
+                <w:szCs w:val="21"/>
                 <w:u w:val="single"/>
               </w:rPr>
               <w:t xml:space="preserve">      </w:t>
@@ -4909,8 +5287,8 @@
                 <w:rFonts w:ascii="Avenir Next" w:hAnsi="Avenir Next" w:cs="Avenir Next" w:eastAsia="Avenir Next"/>
                 <w:i/>
                 <w:color w:val="1A1A1A"/>
-                <w:sz w:val="18"/>
-                <w:szCs w:val="18"/>
+                <w:sz w:val="21"/>
+                <w:szCs w:val="21"/>
               </w:rPr>
               <w:t xml:space="preserve"> = </w:t>
             </w:r>
@@ -4918,8 +5296,8 @@
               <w:rPr>
                 <w:rFonts w:ascii="Avenir Next" w:hAnsi="Avenir Next" w:cs="Avenir Next" w:eastAsia="Avenir Next"/>
                 <w:color w:val="1A1A1A"/>
-                <w:sz w:val="18"/>
-                <w:szCs w:val="18"/>
+                <w:sz w:val="21"/>
+                <w:szCs w:val="21"/>
                 <w:u w:val="single"/>
               </w:rPr>
               <w:t xml:space="preserve">      </w:t>
@@ -4929,8 +5307,8 @@
                 <w:rFonts w:ascii="Avenir Next" w:hAnsi="Avenir Next" w:cs="Avenir Next" w:eastAsia="Avenir Next"/>
                 <w:i/>
                 <w:color w:val="1A1A1A"/>
-                <w:sz w:val="18"/>
-                <w:szCs w:val="18"/>
+                <w:sz w:val="21"/>
+                <w:szCs w:val="21"/>
               </w:rPr>
               <w:t xml:space="preserve">.</w:t>
             </w:r>
@@ -5024,6 +5402,7 @@
           <w:tab w:val="right" w:pos="9504"/>
         </w:tabs>
         <w:spacing w:before="90" w:after="50" w:line="240" w:lineRule="auto"/>
+        <w:outlineLvl w:val="1"/>
       </w:pPr>
       <w:r>
         <w:rPr>
@@ -5031,8 +5410,8 @@
           <w:b/>
           <w:color w:val="003A70"/>
           <w:spacing w:val="14"/>
-          <w:sz w:val="21"/>
-          <w:szCs w:val="21"/>
+          <w:sz w:val="22"/>
+          <w:szCs w:val="22"/>
         </w:rPr>
         <w:t xml:space="preserve">TEST PRACTICE</w:t>
       </w:r>
@@ -5108,8 +5487,8 @@
                 <w:rFonts w:ascii="Avenir Next" w:hAnsi="Avenir Next" w:cs="Avenir Next" w:eastAsia="Avenir Next"/>
                 <w:b/>
                 <w:color w:val="1A1A1A"/>
-                <w:sz w:val="22"/>
-                <w:szCs w:val="22"/>
+                <w:sz w:val="24"/>
+                <w:szCs w:val="24"/>
               </w:rPr>
               <w:t xml:space="preserve">6.</w:t>
             </w:r>
@@ -5117,8 +5496,8 @@
               <w:rPr>
                 <w:rFonts w:ascii="Avenir Next" w:hAnsi="Avenir Next" w:cs="Avenir Next" w:eastAsia="Avenir Next"/>
                 <w:color w:val="1A1A1A"/>
-                <w:sz w:val="22"/>
-                <w:szCs w:val="22"/>
+                <w:sz w:val="24"/>
+                <w:szCs w:val="24"/>
               </w:rPr>
               <w:tab/>
             </w:r>
@@ -5126,8 +5505,8 @@
               <w:rPr>
                 <w:rFonts w:ascii="Avenir Next" w:hAnsi="Avenir Next" w:cs="Avenir Next" w:eastAsia="Avenir Next"/>
                 <w:color w:val="1A1A1A"/>
-                <w:sz w:val="22"/>
-                <w:szCs w:val="22"/>
+                <w:sz w:val="24"/>
+                <w:szCs w:val="24"/>
               </w:rPr>
               <w:t xml:space="preserve">45 is 30% of a number </w:t>
             </w:r>
@@ -5136,8 +5515,8 @@
                 <w:rFonts w:ascii="Avenir Next" w:hAnsi="Avenir Next" w:cs="Avenir Next" w:eastAsia="Avenir Next"/>
                 <w:i/>
                 <w:color w:val="1A1A1A"/>
-                <w:sz w:val="22"/>
-                <w:szCs w:val="22"/>
+                <w:sz w:val="24"/>
+                <w:szCs w:val="24"/>
               </w:rPr>
               <w:t xml:space="preserve">w</w:t>
             </w:r>
@@ -5145,8 +5524,8 @@
               <w:rPr>
                 <w:rFonts w:ascii="Avenir Next" w:hAnsi="Avenir Next" w:cs="Avenir Next" w:eastAsia="Avenir Next"/>
                 <w:color w:val="1A1A1A"/>
-                <w:sz w:val="22"/>
-                <w:szCs w:val="22"/>
+                <w:sz w:val="24"/>
+                <w:szCs w:val="24"/>
               </w:rPr>
               <w:t xml:space="preserve">. Which equation can you use to find </w:t>
             </w:r>
@@ -5155,8 +5534,8 @@
                 <w:rFonts w:ascii="Avenir Next" w:hAnsi="Avenir Next" w:cs="Avenir Next" w:eastAsia="Avenir Next"/>
                 <w:i/>
                 <w:color w:val="1A1A1A"/>
-                <w:sz w:val="22"/>
-                <w:szCs w:val="22"/>
+                <w:sz w:val="24"/>
+                <w:szCs w:val="24"/>
               </w:rPr>
               <w:t xml:space="preserve">w</w:t>
             </w:r>
@@ -5164,10 +5543,105 @@
               <w:rPr>
                 <w:rFonts w:ascii="Avenir Next" w:hAnsi="Avenir Next" w:cs="Avenir Next" w:eastAsia="Avenir Next"/>
                 <w:color w:val="1A1A1A"/>
-                <w:sz w:val="22"/>
-                <w:szCs w:val="22"/>
+                <w:sz w:val="24"/>
+                <w:szCs w:val="24"/>
               </w:rPr>
               <w:t xml:space="preserve">?</w:t>
+            </w:r>
+          </w:p>
+          <w:p>
+            <w:pPr>
+              <w:keepNext/>
+              <w:tabs>
+                <w:tab w:val="left" w:pos="1300"/>
+              </w:tabs>
+              <w:spacing w:before="0" w:after="30" w:line="264" w:lineRule="auto"/>
+              <w:ind w:left="1300" w:hanging="868"/>
+            </w:pPr>
+            <w:r>
+              <w:rPr>
+                <w:rFonts w:ascii="Avenir Next" w:hAnsi="Avenir Next" w:cs="Avenir Next" w:eastAsia="Avenir Next"/>
+                <w:b/>
+                <w:color w:val="003A70"/>
+                <w:sz w:val="21"/>
+                <w:szCs w:val="21"/>
+              </w:rPr>
+              <w:t xml:space="preserve">Step 1</w:t>
+            </w:r>
+            <w:r>
+              <w:rPr>
+                <w:rFonts w:ascii="Avenir Next" w:hAnsi="Avenir Next" w:cs="Avenir Next" w:eastAsia="Avenir Next"/>
+                <w:color w:val="1A1A1A"/>
+                <w:sz w:val="21"/>
+                <w:szCs w:val="21"/>
+              </w:rPr>
+              <w:tab/>
+            </w:r>
+            <w:r>
+              <w:rPr>
+                <w:rFonts w:ascii="Avenir Next" w:hAnsi="Avenir Next" w:cs="Avenir Next" w:eastAsia="Avenir Next"/>
+                <w:color w:val="1A1A1A"/>
+                <w:sz w:val="22"/>
+                <w:szCs w:val="22"/>
+              </w:rPr>
+              <w:t xml:space="preserve">Find the part (the number you know) and the decimal for 30%.</w:t>
+            </w:r>
+          </w:p>
+          <w:p>
+            <w:pPr>
+              <w:keepNext/>
+              <w:tabs>
+                <w:tab w:val="left" w:pos="1300"/>
+              </w:tabs>
+              <w:spacing w:before="0" w:after="30" w:line="264" w:lineRule="auto"/>
+              <w:ind w:left="1300" w:hanging="868"/>
+            </w:pPr>
+            <w:r>
+              <w:rPr>
+                <w:rFonts w:ascii="Avenir Next" w:hAnsi="Avenir Next" w:cs="Avenir Next" w:eastAsia="Avenir Next"/>
+                <w:b/>
+                <w:color w:val="003A70"/>
+                <w:sz w:val="21"/>
+                <w:szCs w:val="21"/>
+              </w:rPr>
+              <w:t xml:space="preserve">Step 2</w:t>
+            </w:r>
+            <w:r>
+              <w:rPr>
+                <w:rFonts w:ascii="Avenir Next" w:hAnsi="Avenir Next" w:cs="Avenir Next" w:eastAsia="Avenir Next"/>
+                <w:color w:val="1A1A1A"/>
+                <w:sz w:val="21"/>
+                <w:szCs w:val="21"/>
+              </w:rPr>
+              <w:tab/>
+            </w:r>
+            <w:r>
+              <w:rPr>
+                <w:rFonts w:ascii="Avenir Next" w:hAnsi="Avenir Next" w:cs="Avenir Next" w:eastAsia="Avenir Next"/>
+                <w:color w:val="1A1A1A"/>
+                <w:sz w:val="22"/>
+                <w:szCs w:val="22"/>
+              </w:rPr>
+              <w:t xml:space="preserve">The whole </w:t>
+            </w:r>
+            <w:r>
+              <w:rPr>
+                <w:rFonts w:ascii="Avenir Next" w:hAnsi="Avenir Next" w:cs="Avenir Next" w:eastAsia="Avenir Next"/>
+                <w:i/>
+                <w:color w:val="1A1A1A"/>
+                <w:sz w:val="22"/>
+                <w:szCs w:val="22"/>
+              </w:rPr>
+              <w:t xml:space="preserve">w</w:t>
+            </w:r>
+            <w:r>
+              <w:rPr>
+                <w:rFonts w:ascii="Avenir Next" w:hAnsi="Avenir Next" w:cs="Avenir Next" w:eastAsia="Avenir Next"/>
+                <w:color w:val="1A1A1A"/>
+                <w:sz w:val="22"/>
+                <w:szCs w:val="22"/>
+              </w:rPr>
+              <w:t xml:space="preserve"> is the number you do not know. Put it next to the decimal.</w:t>
             </w:r>
           </w:p>
           <w:tbl>
@@ -5220,8 +5694,8 @@
                       <w:rFonts w:ascii="Avenir Next" w:hAnsi="Avenir Next" w:cs="Avenir Next" w:eastAsia="Avenir Next"/>
                       <w:b/>
                       <w:color w:val="003A70"/>
-                      <w:sz w:val="21"/>
-                      <w:szCs w:val="21"/>
+                      <w:sz w:val="23"/>
+                      <w:szCs w:val="23"/>
                     </w:rPr>
                     <w:t xml:space="preserve">A</w:t>
                   </w:r>
@@ -5229,8 +5703,8 @@
                     <w:rPr>
                       <w:rFonts w:ascii="Avenir Next" w:hAnsi="Avenir Next" w:cs="Avenir Next" w:eastAsia="Avenir Next"/>
                       <w:color w:val="1A1A1A"/>
-                      <w:sz w:val="21"/>
-                      <w:szCs w:val="21"/>
+                      <w:sz w:val="23"/>
+                      <w:szCs w:val="23"/>
                     </w:rPr>
                     <w:tab/>
                   </w:r>
@@ -5238,8 +5712,8 @@
                     <w:rPr>
                       <w:rFonts w:ascii="Avenir Next" w:hAnsi="Avenir Next" w:cs="Avenir Next" w:eastAsia="Avenir Next"/>
                       <w:color w:val="1A1A1A"/>
-                      <w:sz w:val="21"/>
-                      <w:szCs w:val="21"/>
+                      <w:sz w:val="23"/>
+                      <w:szCs w:val="23"/>
                     </w:rPr>
                     <w:t xml:space="preserve">0.3 × 45 = </w:t>
                   </w:r>
@@ -5248,8 +5722,8 @@
                       <w:rFonts w:ascii="Avenir Next" w:hAnsi="Avenir Next" w:cs="Avenir Next" w:eastAsia="Avenir Next"/>
                       <w:i/>
                       <w:color w:val="1A1A1A"/>
-                      <w:sz w:val="21"/>
-                      <w:szCs w:val="21"/>
+                      <w:sz w:val="23"/>
+                      <w:szCs w:val="23"/>
                     </w:rPr>
                     <w:t xml:space="preserve">w</w:t>
                   </w:r>
@@ -5273,8 +5747,8 @@
                       <w:rFonts w:ascii="Avenir Next" w:hAnsi="Avenir Next" w:cs="Avenir Next" w:eastAsia="Avenir Next"/>
                       <w:b/>
                       <w:color w:val="003A70"/>
-                      <w:sz w:val="21"/>
-                      <w:szCs w:val="21"/>
+                      <w:sz w:val="23"/>
+                      <w:szCs w:val="23"/>
                     </w:rPr>
                     <w:t xml:space="preserve">B</w:t>
                   </w:r>
@@ -5282,8 +5756,8 @@
                     <w:rPr>
                       <w:rFonts w:ascii="Avenir Next" w:hAnsi="Avenir Next" w:cs="Avenir Next" w:eastAsia="Avenir Next"/>
                       <w:color w:val="1A1A1A"/>
-                      <w:sz w:val="21"/>
-                      <w:szCs w:val="21"/>
+                      <w:sz w:val="23"/>
+                      <w:szCs w:val="23"/>
                     </w:rPr>
                     <w:tab/>
                   </w:r>
@@ -5291,8 +5765,8 @@
                     <w:rPr>
                       <w:rFonts w:ascii="Avenir Next" w:hAnsi="Avenir Next" w:cs="Avenir Next" w:eastAsia="Avenir Next"/>
                       <w:color w:val="1A1A1A"/>
-                      <w:sz w:val="21"/>
-                      <w:szCs w:val="21"/>
+                      <w:sz w:val="23"/>
+                      <w:szCs w:val="23"/>
                     </w:rPr>
                     <w:t xml:space="preserve">0.3 × </w:t>
                   </w:r>
@@ -5301,8 +5775,8 @@
                       <w:rFonts w:ascii="Avenir Next" w:hAnsi="Avenir Next" w:cs="Avenir Next" w:eastAsia="Avenir Next"/>
                       <w:i/>
                       <w:color w:val="1A1A1A"/>
-                      <w:sz w:val="21"/>
-                      <w:szCs w:val="21"/>
+                      <w:sz w:val="23"/>
+                      <w:szCs w:val="23"/>
                     </w:rPr>
                     <w:t xml:space="preserve">w</w:t>
                   </w:r>
@@ -5310,8 +5784,8 @@
                     <w:rPr>
                       <w:rFonts w:ascii="Avenir Next" w:hAnsi="Avenir Next" w:cs="Avenir Next" w:eastAsia="Avenir Next"/>
                       <w:color w:val="1A1A1A"/>
-                      <w:sz w:val="21"/>
-                      <w:szCs w:val="21"/>
+                      <w:sz w:val="23"/>
+                      <w:szCs w:val="23"/>
                     </w:rPr>
                     <w:t xml:space="preserve"> = 45</w:t>
                   </w:r>
@@ -5335,8 +5809,8 @@
                       <w:rFonts w:ascii="Avenir Next" w:hAnsi="Avenir Next" w:cs="Avenir Next" w:eastAsia="Avenir Next"/>
                       <w:b/>
                       <w:color w:val="003A70"/>
-                      <w:sz w:val="21"/>
-                      <w:szCs w:val="21"/>
+                      <w:sz w:val="23"/>
+                      <w:szCs w:val="23"/>
                     </w:rPr>
                     <w:t xml:space="preserve">C</w:t>
                   </w:r>
@@ -5344,8 +5818,8 @@
                     <w:rPr>
                       <w:rFonts w:ascii="Avenir Next" w:hAnsi="Avenir Next" w:cs="Avenir Next" w:eastAsia="Avenir Next"/>
                       <w:color w:val="1A1A1A"/>
-                      <w:sz w:val="21"/>
-                      <w:szCs w:val="21"/>
+                      <w:sz w:val="23"/>
+                      <w:szCs w:val="23"/>
                     </w:rPr>
                     <w:tab/>
                   </w:r>
@@ -5353,8 +5827,8 @@
                     <w:rPr>
                       <w:rFonts w:ascii="Avenir Next" w:hAnsi="Avenir Next" w:cs="Avenir Next" w:eastAsia="Avenir Next"/>
                       <w:color w:val="1A1A1A"/>
-                      <w:sz w:val="21"/>
-                      <w:szCs w:val="21"/>
+                      <w:sz w:val="23"/>
+                      <w:szCs w:val="23"/>
                     </w:rPr>
                     <w:t xml:space="preserve">45 × </w:t>
                   </w:r>
@@ -5363,8 +5837,8 @@
                       <w:rFonts w:ascii="Avenir Next" w:hAnsi="Avenir Next" w:cs="Avenir Next" w:eastAsia="Avenir Next"/>
                       <w:i/>
                       <w:color w:val="1A1A1A"/>
-                      <w:sz w:val="21"/>
-                      <w:szCs w:val="21"/>
+                      <w:sz w:val="23"/>
+                      <w:szCs w:val="23"/>
                     </w:rPr>
                     <w:t xml:space="preserve">w</w:t>
                   </w:r>
@@ -5372,8 +5846,8 @@
                     <w:rPr>
                       <w:rFonts w:ascii="Avenir Next" w:hAnsi="Avenir Next" w:cs="Avenir Next" w:eastAsia="Avenir Next"/>
                       <w:color w:val="1A1A1A"/>
-                      <w:sz w:val="21"/>
-                      <w:szCs w:val="21"/>
+                      <w:sz w:val="23"/>
+                      <w:szCs w:val="23"/>
                     </w:rPr>
                     <w:t xml:space="preserve"> = 30</w:t>
                   </w:r>
@@ -5397,8 +5871,8 @@
                       <w:rFonts w:ascii="Avenir Next" w:hAnsi="Avenir Next" w:cs="Avenir Next" w:eastAsia="Avenir Next"/>
                       <w:b/>
                       <w:color w:val="003A70"/>
-                      <w:sz w:val="21"/>
-                      <w:szCs w:val="21"/>
+                      <w:sz w:val="23"/>
+                      <w:szCs w:val="23"/>
                     </w:rPr>
                     <w:t xml:space="preserve">D</w:t>
                   </w:r>
@@ -5406,8 +5880,8 @@
                     <w:rPr>
                       <w:rFonts w:ascii="Avenir Next" w:hAnsi="Avenir Next" w:cs="Avenir Next" w:eastAsia="Avenir Next"/>
                       <w:color w:val="1A1A1A"/>
-                      <w:sz w:val="21"/>
-                      <w:szCs w:val="21"/>
+                      <w:sz w:val="23"/>
+                      <w:szCs w:val="23"/>
                     </w:rPr>
                     <w:tab/>
                   </w:r>
@@ -5416,8 +5890,8 @@
                       <w:rFonts w:ascii="Avenir Next" w:hAnsi="Avenir Next" w:cs="Avenir Next" w:eastAsia="Avenir Next"/>
                       <w:i/>
                       <w:color w:val="1A1A1A"/>
-                      <w:sz w:val="21"/>
-                      <w:szCs w:val="21"/>
+                      <w:sz w:val="23"/>
+                      <w:szCs w:val="23"/>
                     </w:rPr>
                     <w:t xml:space="preserve">w</w:t>
                   </w:r>
@@ -5425,8 +5899,8 @@
                     <w:rPr>
                       <w:rFonts w:ascii="Avenir Next" w:hAnsi="Avenir Next" w:cs="Avenir Next" w:eastAsia="Avenir Next"/>
                       <w:color w:val="1A1A1A"/>
-                      <w:sz w:val="21"/>
-                      <w:szCs w:val="21"/>
+                      <w:sz w:val="23"/>
+                      <w:szCs w:val="23"/>
                     </w:rPr>
                     <w:t xml:space="preserve"> ÷ 45 = 0.3</w:t>
                   </w:r>
@@ -5499,8 +5973,8 @@
                 <w:rFonts w:ascii="Avenir Next" w:hAnsi="Avenir Next" w:cs="Avenir Next" w:eastAsia="Avenir Next"/>
                 <w:b/>
                 <w:color w:val="1A1A1A"/>
-                <w:sz w:val="22"/>
-                <w:szCs w:val="22"/>
+                <w:sz w:val="24"/>
+                <w:szCs w:val="24"/>
               </w:rPr>
               <w:t xml:space="preserve">7.</w:t>
             </w:r>
@@ -5508,8 +5982,8 @@
               <w:rPr>
                 <w:rFonts w:ascii="Avenir Next" w:hAnsi="Avenir Next" w:cs="Avenir Next" w:eastAsia="Avenir Next"/>
                 <w:color w:val="1A1A1A"/>
-                <w:sz w:val="22"/>
-                <w:szCs w:val="22"/>
+                <w:sz w:val="24"/>
+                <w:szCs w:val="24"/>
               </w:rPr>
               <w:tab/>
             </w:r>
@@ -5517,8 +5991,8 @@
               <w:rPr>
                 <w:rFonts w:ascii="Avenir Next" w:hAnsi="Avenir Next" w:cs="Avenir Next" w:eastAsia="Avenir Next"/>
                 <w:color w:val="1A1A1A"/>
-                <w:sz w:val="22"/>
-                <w:szCs w:val="22"/>
+                <w:sz w:val="24"/>
+                <w:szCs w:val="24"/>
               </w:rPr>
               <w:t xml:space="preserve">A team won 18 games. That is 60% of its games. How many games did it play?</w:t>
             </w:r>
@@ -5537,8 +6011,8 @@
                 <w:rFonts w:ascii="Avenir Next" w:hAnsi="Avenir Next" w:cs="Avenir Next" w:eastAsia="Avenir Next"/>
                 <w:b/>
                 <w:color w:val="003A70"/>
-                <w:sz w:val="18"/>
-                <w:szCs w:val="18"/>
+                <w:sz w:val="21"/>
+                <w:szCs w:val="21"/>
               </w:rPr>
               <w:t xml:space="preserve">Step 1</w:t>
             </w:r>
@@ -5546,8 +6020,8 @@
               <w:rPr>
                 <w:rFonts w:ascii="Avenir Next" w:hAnsi="Avenir Next" w:cs="Avenir Next" w:eastAsia="Avenir Next"/>
                 <w:color w:val="1A1A1A"/>
-                <w:sz w:val="18"/>
-                <w:szCs w:val="18"/>
+                <w:sz w:val="21"/>
+                <w:szCs w:val="21"/>
               </w:rPr>
               <w:tab/>
             </w:r>
@@ -5555,8 +6029,8 @@
               <w:rPr>
                 <w:rFonts w:ascii="Avenir Next" w:hAnsi="Avenir Next" w:cs="Avenir Next" w:eastAsia="Avenir Next"/>
                 <w:color w:val="1A1A1A"/>
-                <w:sz w:val="21"/>
-                <w:szCs w:val="21"/>
+                <w:sz w:val="22"/>
+                <w:szCs w:val="22"/>
               </w:rPr>
               <w:t xml:space="preserve">60% = 0.6. Write 0.6 × </w:t>
             </w:r>
@@ -5565,8 +6039,8 @@
                 <w:rFonts w:ascii="Avenir Next" w:hAnsi="Avenir Next" w:cs="Avenir Next" w:eastAsia="Avenir Next"/>
                 <w:i/>
                 <w:color w:val="1A1A1A"/>
-                <w:sz w:val="21"/>
-                <w:szCs w:val="21"/>
+                <w:sz w:val="22"/>
+                <w:szCs w:val="22"/>
               </w:rPr>
               <w:t xml:space="preserve">w</w:t>
             </w:r>
@@ -5574,8 +6048,8 @@
               <w:rPr>
                 <w:rFonts w:ascii="Avenir Next" w:hAnsi="Avenir Next" w:cs="Avenir Next" w:eastAsia="Avenir Next"/>
                 <w:color w:val="1A1A1A"/>
-                <w:sz w:val="21"/>
-                <w:szCs w:val="21"/>
+                <w:sz w:val="22"/>
+                <w:szCs w:val="22"/>
               </w:rPr>
               <w:t xml:space="preserve"> = 18.</w:t>
             </w:r>
@@ -5594,8 +6068,8 @@
                 <w:rFonts w:ascii="Avenir Next" w:hAnsi="Avenir Next" w:cs="Avenir Next" w:eastAsia="Avenir Next"/>
                 <w:b/>
                 <w:color w:val="003A70"/>
-                <w:sz w:val="18"/>
-                <w:szCs w:val="18"/>
+                <w:sz w:val="21"/>
+                <w:szCs w:val="21"/>
               </w:rPr>
               <w:t xml:space="preserve">Step 2</w:t>
             </w:r>
@@ -5603,8 +6077,8 @@
               <w:rPr>
                 <w:rFonts w:ascii="Avenir Next" w:hAnsi="Avenir Next" w:cs="Avenir Next" w:eastAsia="Avenir Next"/>
                 <w:color w:val="1A1A1A"/>
-                <w:sz w:val="18"/>
-                <w:szCs w:val="18"/>
+                <w:sz w:val="21"/>
+                <w:szCs w:val="21"/>
               </w:rPr>
               <w:tab/>
             </w:r>
@@ -5612,8 +6086,8 @@
               <w:rPr>
                 <w:rFonts w:ascii="Avenir Next" w:hAnsi="Avenir Next" w:cs="Avenir Next" w:eastAsia="Avenir Next"/>
                 <w:color w:val="1A1A1A"/>
-                <w:sz w:val="21"/>
-                <w:szCs w:val="21"/>
+                <w:sz w:val="22"/>
+                <w:szCs w:val="22"/>
               </w:rPr>
               <w:t xml:space="preserve">Divide: 18 ÷ 0.6.</w:t>
             </w:r>
@@ -5668,8 +6142,8 @@
                       <w:rFonts w:ascii="Avenir Next" w:hAnsi="Avenir Next" w:cs="Avenir Next" w:eastAsia="Avenir Next"/>
                       <w:b/>
                       <w:color w:val="003A70"/>
-                      <w:sz w:val="21"/>
-                      <w:szCs w:val="21"/>
+                      <w:sz w:val="23"/>
+                      <w:szCs w:val="23"/>
                     </w:rPr>
                     <w:t xml:space="preserve">A</w:t>
                   </w:r>
@@ -5677,8 +6151,8 @@
                     <w:rPr>
                       <w:rFonts w:ascii="Avenir Next" w:hAnsi="Avenir Next" w:cs="Avenir Next" w:eastAsia="Avenir Next"/>
                       <w:color w:val="1A1A1A"/>
-                      <w:sz w:val="21"/>
-                      <w:szCs w:val="21"/>
+                      <w:sz w:val="23"/>
+                      <w:szCs w:val="23"/>
                     </w:rPr>
                     <w:tab/>
                   </w:r>
@@ -5686,8 +6160,8 @@
                     <w:rPr>
                       <w:rFonts w:ascii="Avenir Next" w:hAnsi="Avenir Next" w:cs="Avenir Next" w:eastAsia="Avenir Next"/>
                       <w:color w:val="1A1A1A"/>
-                      <w:sz w:val="21"/>
-                      <w:szCs w:val="21"/>
+                      <w:sz w:val="23"/>
+                      <w:szCs w:val="23"/>
                     </w:rPr>
                     <w:t xml:space="preserve">10.8</w:t>
                   </w:r>
@@ -5711,8 +6185,8 @@
                       <w:rFonts w:ascii="Avenir Next" w:hAnsi="Avenir Next" w:cs="Avenir Next" w:eastAsia="Avenir Next"/>
                       <w:b/>
                       <w:color w:val="003A70"/>
-                      <w:sz w:val="21"/>
-                      <w:szCs w:val="21"/>
+                      <w:sz w:val="23"/>
+                      <w:szCs w:val="23"/>
                     </w:rPr>
                     <w:t xml:space="preserve">B</w:t>
                   </w:r>
@@ -5720,8 +6194,8 @@
                     <w:rPr>
                       <w:rFonts w:ascii="Avenir Next" w:hAnsi="Avenir Next" w:cs="Avenir Next" w:eastAsia="Avenir Next"/>
                       <w:color w:val="1A1A1A"/>
-                      <w:sz w:val="21"/>
-                      <w:szCs w:val="21"/>
+                      <w:sz w:val="23"/>
+                      <w:szCs w:val="23"/>
                     </w:rPr>
                     <w:tab/>
                   </w:r>
@@ -5729,8 +6203,8 @@
                     <w:rPr>
                       <w:rFonts w:ascii="Avenir Next" w:hAnsi="Avenir Next" w:cs="Avenir Next" w:eastAsia="Avenir Next"/>
                       <w:color w:val="1A1A1A"/>
-                      <w:sz w:val="21"/>
-                      <w:szCs w:val="21"/>
+                      <w:sz w:val="23"/>
+                      <w:szCs w:val="23"/>
                     </w:rPr>
                     <w:t xml:space="preserve">24</w:t>
                   </w:r>
@@ -5754,8 +6228,8 @@
                       <w:rFonts w:ascii="Avenir Next" w:hAnsi="Avenir Next" w:cs="Avenir Next" w:eastAsia="Avenir Next"/>
                       <w:b/>
                       <w:color w:val="003A70"/>
-                      <w:sz w:val="21"/>
-                      <w:szCs w:val="21"/>
+                      <w:sz w:val="23"/>
+                      <w:szCs w:val="23"/>
                     </w:rPr>
                     <w:t xml:space="preserve">C</w:t>
                   </w:r>
@@ -5763,8 +6237,8 @@
                     <w:rPr>
                       <w:rFonts w:ascii="Avenir Next" w:hAnsi="Avenir Next" w:cs="Avenir Next" w:eastAsia="Avenir Next"/>
                       <w:color w:val="1A1A1A"/>
-                      <w:sz w:val="21"/>
-                      <w:szCs w:val="21"/>
+                      <w:sz w:val="23"/>
+                      <w:szCs w:val="23"/>
                     </w:rPr>
                     <w:tab/>
                   </w:r>
@@ -5772,8 +6246,8 @@
                     <w:rPr>
                       <w:rFonts w:ascii="Avenir Next" w:hAnsi="Avenir Next" w:cs="Avenir Next" w:eastAsia="Avenir Next"/>
                       <w:color w:val="1A1A1A"/>
-                      <w:sz w:val="21"/>
-                      <w:szCs w:val="21"/>
+                      <w:sz w:val="23"/>
+                      <w:szCs w:val="23"/>
                     </w:rPr>
                     <w:t xml:space="preserve">30</w:t>
                   </w:r>
@@ -5797,8 +6271,8 @@
                       <w:rFonts w:ascii="Avenir Next" w:hAnsi="Avenir Next" w:cs="Avenir Next" w:eastAsia="Avenir Next"/>
                       <w:b/>
                       <w:color w:val="003A70"/>
-                      <w:sz w:val="21"/>
-                      <w:szCs w:val="21"/>
+                      <w:sz w:val="23"/>
+                      <w:szCs w:val="23"/>
                     </w:rPr>
                     <w:t xml:space="preserve">D</w:t>
                   </w:r>
@@ -5806,8 +6280,8 @@
                     <w:rPr>
                       <w:rFonts w:ascii="Avenir Next" w:hAnsi="Avenir Next" w:cs="Avenir Next" w:eastAsia="Avenir Next"/>
                       <w:color w:val="1A1A1A"/>
-                      <w:sz w:val="21"/>
-                      <w:szCs w:val="21"/>
+                      <w:sz w:val="23"/>
+                      <w:szCs w:val="23"/>
                     </w:rPr>
                     <w:tab/>
                   </w:r>
@@ -5815,8 +6289,8 @@
                     <w:rPr>
                       <w:rFonts w:ascii="Avenir Next" w:hAnsi="Avenir Next" w:cs="Avenir Next" w:eastAsia="Avenir Next"/>
                       <w:color w:val="1A1A1A"/>
-                      <w:sz w:val="21"/>
-                      <w:szCs w:val="21"/>
+                      <w:sz w:val="23"/>
+                      <w:szCs w:val="23"/>
                     </w:rPr>
                     <w:t xml:space="preserve">78</w:t>
                   </w:r>
